--- a/resume/RESUME.docx
+++ b/resume/RESUME.docx
@@ -1,6 +1,6 @@
 
 <file path=word/document.xml><?xml version="1.0" encoding="utf-8"?>
-<w:document xmlns:wpc="http://schemas.microsoft.com/office/word/2010/wordprocessingCanvas" xmlns:cx="http://schemas.microsoft.com/office/drawing/2014/chartex" xmlns:cx1="http://schemas.microsoft.com/office/drawing/2015/9/8/chartex" xmlns:cx2="http://schemas.microsoft.com/office/drawing/2015/10/21/chartex" xmlns:cx3="http://schemas.microsoft.com/office/drawing/2016/5/9/chartex" xmlns:cx4="http://schemas.microsoft.com/office/drawing/2016/5/10/chartex" xmlns:cx5="http://schemas.microsoft.com/office/drawing/2016/5/11/chartex" xmlns:cx6="http://schemas.microsoft.com/office/drawing/2016/5/12/chartex" xmlns:cx7="http://schemas.microsoft.com/office/drawing/2016/5/13/chartex" xmlns:cx8="http://schemas.microsoft.com/office/drawing/2016/5/14/chartex" xmlns:mc="http://schemas.openxmlformats.org/markup-compatibility/2006" xmlns:aink="http://schemas.microsoft.com/office/drawing/2016/ink" xmlns:am3d="http://schemas.microsoft.com/office/drawing/2017/model3d" xmlns:o="urn:schemas-microsoft-com:office:office" xmlns:oel="http://schemas.microsoft.com/office/2019/extlst" xmlns:r="http://schemas.openxmlformats.org/officeDocument/2006/relationships" xmlns:m="http://schemas.openxmlformats.org/officeDocument/2006/math" xmlns:v="urn:schemas-microsoft-com:vml" xmlns:wp14="http://schemas.microsoft.com/office/word/2010/wordprocessingDrawing" xmlns:wp="http://schemas.openxmlformats.org/drawingml/2006/wordprocessingDrawing" xmlns:w10="urn:schemas-microsoft-com:office:word" xmlns:w="http://schemas.openxmlformats.org/wordprocessingml/2006/main" xmlns:w14="http://schemas.microsoft.com/office/word/2010/wordml" xmlns:w15="http://schemas.microsoft.com/office/word/2012/wordml" xmlns:w16cex="http://schemas.microsoft.com/office/word/2018/wordml/cex" xmlns:w16cid="http://schemas.microsoft.com/office/word/2016/wordml/cid" xmlns:w16="http://schemas.microsoft.com/office/word/2018/wordml" xmlns:w16du="http://schemas.microsoft.com/office/word/2023/wordml/word16du" xmlns:w16sdtdh="http://schemas.microsoft.com/office/word/2020/wordml/sdtdatahash" xmlns:w16sdtfl="http://schemas.microsoft.com/office/word/2024/wordml/sdtformatlock" xmlns:w16se="http://schemas.microsoft.com/office/word/2015/wordml/symex" xmlns:wpg="http://schemas.microsoft.com/office/word/2010/wordprocessingGroup" xmlns:wpi="http://schemas.microsoft.com/office/word/2010/wordprocessingInk" xmlns:wne="http://schemas.microsoft.com/office/word/2006/wordml" xmlns:wps="http://schemas.microsoft.com/office/word/2010/wordprocessingShape" mc:Ignorable="w14 w15 w16se w16cid w16 w16cex w16sdtdh w16sdtfl w16du wp14">
+<w:document xmlns:wpc="http://schemas.microsoft.com/office/word/2010/wordprocessingCanvas" xmlns:cx="http://schemas.microsoft.com/office/drawing/2014/chartex" xmlns:cx1="http://schemas.microsoft.com/office/drawing/2015/9/8/chartex" xmlns:cx2="http://schemas.microsoft.com/office/drawing/2015/10/21/chartex" xmlns:cx3="http://schemas.microsoft.com/office/drawing/2016/5/9/chartex" xmlns:cx4="http://schemas.microsoft.com/office/drawing/2016/5/10/chartex" xmlns:cx5="http://schemas.microsoft.com/office/drawing/2016/5/11/chartex" xmlns:cx6="http://schemas.microsoft.com/office/drawing/2016/5/12/chartex" xmlns:cx7="http://schemas.microsoft.com/office/drawing/2016/5/13/chartex" xmlns:cx8="http://schemas.microsoft.com/office/drawing/2016/5/14/chartex" xmlns:mc="http://schemas.openxmlformats.org/markup-compatibility/2006" xmlns:m="http://schemas.openxmlformats.org/officeDocument/2006/math" xmlns:aink="http://schemas.microsoft.com/office/drawing/2016/ink" xmlns:am3d="http://schemas.microsoft.com/office/drawing/2017/model3d" xmlns:oel="http://schemas.microsoft.com/office/2019/extlst" xmlns:r="http://schemas.openxmlformats.org/officeDocument/2006/relationships" xmlns:wp14="http://schemas.microsoft.com/office/word/2010/wordprocessingDrawing" xmlns:wp="http://schemas.openxmlformats.org/drawingml/2006/wordprocessingDrawing" xmlns:wpg="http://schemas.microsoft.com/office/word/2010/wordprocessingGroup" xmlns:wpi="http://schemas.microsoft.com/office/word/2010/wordprocessingInk" xmlns:wps="http://schemas.microsoft.com/office/word/2010/wordprocessingShape" xmlns:o="urn:schemas-microsoft-com:office:office" xmlns:v="urn:schemas-microsoft-com:vml" xmlns:w10="urn:schemas-microsoft-com:office:word" xmlns:w="http://schemas.openxmlformats.org/wordprocessingml/2006/main" xmlns:w14="http://schemas.microsoft.com/office/word/2010/wordml" xmlns:w15="http://schemas.microsoft.com/office/word/2012/wordml" xmlns:w16cex="http://schemas.microsoft.com/office/word/2018/wordml/cex" xmlns:w16cid="http://schemas.microsoft.com/office/word/2016/wordml/cid" xmlns:w16="http://schemas.microsoft.com/office/word/2018/wordml" xmlns:w16sdtdh="http://schemas.microsoft.com/office/word/2020/wordml/sdtdatahash" xmlns:w16sdtfl="http://schemas.microsoft.com/office/word/2024/wordml/sdtformatlock" xmlns:w16se="http://schemas.microsoft.com/office/word/2015/wordml/symex" xmlns:w16du="http://schemas.microsoft.com/office/word/2023/wordml/word16du" xmlns:wne="http://schemas.microsoft.com/office/word/2006/wordml" mc:Ignorable="w14 w15 w16se w16cid w16 w16cex w16sdtdh w16sdtfl w16du wp14">
   <w:body>
     <w:p>
       <w:pPr>
@@ -423,23 +423,13 @@
         </w:rPr>
         <w:t xml:space="preserve">Concurrent/Parallel programming, </w:t>
       </w:r>
-      <w:proofErr w:type="spellStart"/>
-      <w:r>
-        <w:rPr>
-          <w:rFonts w:ascii="Arial" w:eastAsia="Times New Roman" w:hAnsi="Arial" w:cs="Arial"/>
-          <w:sz w:val="20"/>
-          <w:szCs w:val="20"/>
-        </w:rPr>
-        <w:t>gRPC</w:t>
-      </w:r>
-      <w:proofErr w:type="spellEnd"/>
-      <w:r>
-        <w:rPr>
-          <w:rFonts w:ascii="Arial" w:eastAsia="Times New Roman" w:hAnsi="Arial" w:cs="Arial"/>
-          <w:sz w:val="20"/>
-          <w:szCs w:val="20"/>
-        </w:rPr>
-        <w:t xml:space="preserve">, Folly, </w:t>
+      <w:r>
+        <w:rPr>
+          <w:rFonts w:ascii="Arial" w:eastAsia="Times New Roman" w:hAnsi="Arial" w:cs="Arial"/>
+          <w:sz w:val="20"/>
+          <w:szCs w:val="20"/>
+        </w:rPr>
+        <w:t xml:space="preserve">gRPC, Folly, </w:t>
       </w:r>
       <w:r>
         <w:rPr>
@@ -565,7 +555,15 @@
           <w:sz w:val="20"/>
           <w:szCs w:val="20"/>
         </w:rPr>
-        <w:t xml:space="preserve">June-2016 – till date </w:t>
+        <w:t xml:space="preserve">June-2016 – </w:t>
+      </w:r>
+      <w:r>
+        <w:rPr>
+          <w:rFonts w:ascii="Arial" w:eastAsia="Times New Roman" w:hAnsi="Arial" w:cs="Arial"/>
+          <w:sz w:val="20"/>
+          <w:szCs w:val="20"/>
+        </w:rPr>
+        <w:t>Sept 2022</w:t>
       </w:r>
     </w:p>
     <w:p>
@@ -953,25 +951,7 @@
           <w:sz w:val="20"/>
           <w:szCs w:val="20"/>
         </w:rPr>
-        <w:t xml:space="preserve">Scaling </w:t>
-      </w:r>
-      <w:proofErr w:type="spellStart"/>
-      <w:r>
-        <w:rPr>
-          <w:rFonts w:ascii="Arial" w:eastAsia="Times New Roman" w:hAnsi="Arial" w:cs="Arial"/>
-          <w:sz w:val="20"/>
-          <w:szCs w:val="20"/>
-        </w:rPr>
-        <w:t>backup</w:t>
-      </w:r>
-      <w:proofErr w:type="spellEnd"/>
-      <w:r>
-        <w:rPr>
-          <w:rFonts w:ascii="Arial" w:eastAsia="Times New Roman" w:hAnsi="Arial" w:cs="Arial"/>
-          <w:sz w:val="20"/>
-          <w:szCs w:val="20"/>
-        </w:rPr>
-        <w:t xml:space="preserve"> backend with growth of our service</w:t>
+        <w:t>Scaling backup backend with growth of our service</w:t>
       </w:r>
     </w:p>
     <w:p>
@@ -1105,16 +1085,7 @@
           <w:sz w:val="20"/>
           <w:szCs w:val="20"/>
         </w:rPr>
-        <w:t xml:space="preserve">Optimize backend capacity for idle </w:t>
-      </w:r>
-      <w:proofErr w:type="gramStart"/>
-      <w:r>
-        <w:rPr>
-          <w:rFonts w:ascii="Arial" w:eastAsia="Times New Roman" w:hAnsi="Arial" w:cs="Arial"/>
-          <w:sz w:val="20"/>
-          <w:szCs w:val="20"/>
-        </w:rPr>
-        <w:t>volumes</w:t>
+        <w:t>Optimize backend capacity for idle volumes</w:t>
       </w:r>
       <w:r>
         <w:rPr>
@@ -1124,7 +1095,6 @@
         </w:rPr>
         <w:t>(</w:t>
       </w:r>
-      <w:proofErr w:type="gramEnd"/>
       <w:r>
         <w:rPr>
           <w:rFonts w:ascii="Arial" w:eastAsia="Times New Roman" w:hAnsi="Arial" w:cs="Arial"/>
@@ -1314,7 +1284,6 @@
           <w:szCs w:val="20"/>
         </w:rPr>
       </w:pPr>
-      <w:proofErr w:type="spellStart"/>
       <w:r>
         <w:rPr>
           <w:rFonts w:ascii="Arial" w:eastAsia="Times New Roman" w:hAnsi="Arial" w:cs="Arial"/>
@@ -1323,7 +1292,6 @@
         </w:rPr>
         <w:t>Misc</w:t>
       </w:r>
-      <w:proofErr w:type="spellEnd"/>
     </w:p>
     <w:p>
       <w:pPr>
@@ -1390,18 +1358,8 @@
           <w:sz w:val="20"/>
           <w:szCs w:val="20"/>
         </w:rPr>
-        <w:t xml:space="preserve">Single click region </w:t>
-      </w:r>
-      <w:proofErr w:type="gramStart"/>
-      <w:r>
-        <w:rPr>
-          <w:rFonts w:ascii="Arial" w:eastAsia="Times New Roman" w:hAnsi="Arial" w:cs="Arial"/>
-          <w:sz w:val="20"/>
-          <w:szCs w:val="20"/>
-        </w:rPr>
-        <w:t>build</w:t>
-      </w:r>
-      <w:proofErr w:type="gramEnd"/>
+        <w:t>Single click region build</w:t>
+      </w:r>
       <w:r>
         <w:rPr>
           <w:rFonts w:ascii="Arial" w:eastAsia="Times New Roman" w:hAnsi="Arial" w:cs="Arial"/>
@@ -2095,11 +2053,9 @@
     </w:p>
     <w:sectPr>
       <w:headerReference w:type="even" r:id="rId8"/>
-      <w:headerReference w:type="default" r:id="rId9"/>
-      <w:footerReference w:type="even" r:id="rId10"/>
-      <w:footerReference w:type="default" r:id="rId11"/>
-      <w:headerReference w:type="first" r:id="rId12"/>
-      <w:footerReference w:type="first" r:id="rId13"/>
+      <w:footerReference w:type="even" r:id="rId9"/>
+      <w:headerReference w:type="first" r:id="rId10"/>
+      <w:footerReference w:type="first" r:id="rId11"/>
       <w:pgSz w:w="12240" w:h="15840"/>
       <w:pgMar w:top="1053" w:right="990" w:bottom="1440" w:left="1170" w:header="720" w:footer="720" w:gutter="0"/>
       <w:cols w:space="720"/>
@@ -2110,7 +2066,7 @@
 </file>
 
 <file path=word/endnotes.xml><?xml version="1.0" encoding="utf-8"?>
-<w:endnotes xmlns:wpc="http://schemas.microsoft.com/office/word/2010/wordprocessingCanvas" xmlns:cx="http://schemas.microsoft.com/office/drawing/2014/chartex" xmlns:cx1="http://schemas.microsoft.com/office/drawing/2015/9/8/chartex" xmlns:cx2="http://schemas.microsoft.com/office/drawing/2015/10/21/chartex" xmlns:cx3="http://schemas.microsoft.com/office/drawing/2016/5/9/chartex" xmlns:cx4="http://schemas.microsoft.com/office/drawing/2016/5/10/chartex" xmlns:cx5="http://schemas.microsoft.com/office/drawing/2016/5/11/chartex" xmlns:cx6="http://schemas.microsoft.com/office/drawing/2016/5/12/chartex" xmlns:cx7="http://schemas.microsoft.com/office/drawing/2016/5/13/chartex" xmlns:cx8="http://schemas.microsoft.com/office/drawing/2016/5/14/chartex" xmlns:mc="http://schemas.openxmlformats.org/markup-compatibility/2006" xmlns:aink="http://schemas.microsoft.com/office/drawing/2016/ink" xmlns:am3d="http://schemas.microsoft.com/office/drawing/2017/model3d" xmlns:o="urn:schemas-microsoft-com:office:office" xmlns:oel="http://schemas.microsoft.com/office/2019/extlst" xmlns:r="http://schemas.openxmlformats.org/officeDocument/2006/relationships" xmlns:m="http://schemas.openxmlformats.org/officeDocument/2006/math" xmlns:v="urn:schemas-microsoft-com:vml" xmlns:wp14="http://schemas.microsoft.com/office/word/2010/wordprocessingDrawing" xmlns:wp="http://schemas.openxmlformats.org/drawingml/2006/wordprocessingDrawing" xmlns:w10="urn:schemas-microsoft-com:office:word" xmlns:w="http://schemas.openxmlformats.org/wordprocessingml/2006/main" xmlns:w14="http://schemas.microsoft.com/office/word/2010/wordml" xmlns:w15="http://schemas.microsoft.com/office/word/2012/wordml" xmlns:w16cex="http://schemas.microsoft.com/office/word/2018/wordml/cex" xmlns:w16cid="http://schemas.microsoft.com/office/word/2016/wordml/cid" xmlns:w16="http://schemas.microsoft.com/office/word/2018/wordml" xmlns:w16du="http://schemas.microsoft.com/office/word/2023/wordml/word16du" xmlns:w16sdtdh="http://schemas.microsoft.com/office/word/2020/wordml/sdtdatahash" xmlns:w16sdtfl="http://schemas.microsoft.com/office/word/2024/wordml/sdtformatlock" xmlns:w16se="http://schemas.microsoft.com/office/word/2015/wordml/symex" xmlns:wpg="http://schemas.microsoft.com/office/word/2010/wordprocessingGroup" xmlns:wpi="http://schemas.microsoft.com/office/word/2010/wordprocessingInk" xmlns:wne="http://schemas.microsoft.com/office/word/2006/wordml" xmlns:wps="http://schemas.microsoft.com/office/word/2010/wordprocessingShape" mc:Ignorable="w14 w15 w16se w16cid w16 w16cex w16sdtdh w16sdtfl w16du wp14">
+<w:endnotes xmlns:wpc="http://schemas.microsoft.com/office/word/2010/wordprocessingCanvas" xmlns:cx="http://schemas.microsoft.com/office/drawing/2014/chartex" xmlns:cx1="http://schemas.microsoft.com/office/drawing/2015/9/8/chartex" xmlns:cx2="http://schemas.microsoft.com/office/drawing/2015/10/21/chartex" xmlns:cx3="http://schemas.microsoft.com/office/drawing/2016/5/9/chartex" xmlns:cx4="http://schemas.microsoft.com/office/drawing/2016/5/10/chartex" xmlns:cx5="http://schemas.microsoft.com/office/drawing/2016/5/11/chartex" xmlns:cx6="http://schemas.microsoft.com/office/drawing/2016/5/12/chartex" xmlns:cx7="http://schemas.microsoft.com/office/drawing/2016/5/13/chartex" xmlns:cx8="http://schemas.microsoft.com/office/drawing/2016/5/14/chartex" xmlns:mc="http://schemas.openxmlformats.org/markup-compatibility/2006" xmlns:m="http://schemas.openxmlformats.org/officeDocument/2006/math" xmlns:aink="http://schemas.microsoft.com/office/drawing/2016/ink" xmlns:am3d="http://schemas.microsoft.com/office/drawing/2017/model3d" xmlns:oel="http://schemas.microsoft.com/office/2019/extlst" xmlns:r="http://schemas.openxmlformats.org/officeDocument/2006/relationships" xmlns:wp14="http://schemas.microsoft.com/office/word/2010/wordprocessingDrawing" xmlns:wp="http://schemas.openxmlformats.org/drawingml/2006/wordprocessingDrawing" xmlns:wpg="http://schemas.microsoft.com/office/word/2010/wordprocessingGroup" xmlns:wpi="http://schemas.microsoft.com/office/word/2010/wordprocessingInk" xmlns:wps="http://schemas.microsoft.com/office/word/2010/wordprocessingShape" xmlns:o="urn:schemas-microsoft-com:office:office" xmlns:v="urn:schemas-microsoft-com:vml" xmlns:w10="urn:schemas-microsoft-com:office:word" xmlns:w="http://schemas.openxmlformats.org/wordprocessingml/2006/main" xmlns:w14="http://schemas.microsoft.com/office/word/2010/wordml" xmlns:w15="http://schemas.microsoft.com/office/word/2012/wordml" xmlns:w16cex="http://schemas.microsoft.com/office/word/2018/wordml/cex" xmlns:w16cid="http://schemas.microsoft.com/office/word/2016/wordml/cid" xmlns:w16="http://schemas.microsoft.com/office/word/2018/wordml" xmlns:w16sdtdh="http://schemas.microsoft.com/office/word/2020/wordml/sdtdatahash" xmlns:w16sdtfl="http://schemas.microsoft.com/office/word/2024/wordml/sdtformatlock" xmlns:w16se="http://schemas.microsoft.com/office/word/2015/wordml/symex" xmlns:w16du="http://schemas.microsoft.com/office/word/2023/wordml/word16du" xmlns:wne="http://schemas.microsoft.com/office/word/2006/wordml" mc:Ignorable="w14 w15 w16se w16cid w16 w16cex w16sdtdh w16sdtfl w16du wp14">
   <w:endnote w:type="separator" w:id="-1">
     <w:p>
       <w:r>
@@ -2129,394 +2085,27 @@
 </file>
 
 <file path=word/footer1.xml><?xml version="1.0" encoding="utf-8"?>
-<w:ftr xmlns:wpc="http://schemas.microsoft.com/office/word/2010/wordprocessingCanvas" xmlns:cx="http://schemas.microsoft.com/office/drawing/2014/chartex" xmlns:cx1="http://schemas.microsoft.com/office/drawing/2015/9/8/chartex" xmlns:cx2="http://schemas.microsoft.com/office/drawing/2015/10/21/chartex" xmlns:cx3="http://schemas.microsoft.com/office/drawing/2016/5/9/chartex" xmlns:cx4="http://schemas.microsoft.com/office/drawing/2016/5/10/chartex" xmlns:cx5="http://schemas.microsoft.com/office/drawing/2016/5/11/chartex" xmlns:cx6="http://schemas.microsoft.com/office/drawing/2016/5/12/chartex" xmlns:cx7="http://schemas.microsoft.com/office/drawing/2016/5/13/chartex" xmlns:cx8="http://schemas.microsoft.com/office/drawing/2016/5/14/chartex" xmlns:mc="http://schemas.openxmlformats.org/markup-compatibility/2006" xmlns:aink="http://schemas.microsoft.com/office/drawing/2016/ink" xmlns:am3d="http://schemas.microsoft.com/office/drawing/2017/model3d" xmlns:o="urn:schemas-microsoft-com:office:office" xmlns:oel="http://schemas.microsoft.com/office/2019/extlst" xmlns:r="http://schemas.openxmlformats.org/officeDocument/2006/relationships" xmlns:m="http://schemas.openxmlformats.org/officeDocument/2006/math" xmlns:v="urn:schemas-microsoft-com:vml" xmlns:wp14="http://schemas.microsoft.com/office/word/2010/wordprocessingDrawing" xmlns:wp="http://schemas.openxmlformats.org/drawingml/2006/wordprocessingDrawing" xmlns:w10="urn:schemas-microsoft-com:office:word" xmlns:w="http://schemas.openxmlformats.org/wordprocessingml/2006/main" xmlns:w14="http://schemas.microsoft.com/office/word/2010/wordml" xmlns:w15="http://schemas.microsoft.com/office/word/2012/wordml" xmlns:w16cex="http://schemas.microsoft.com/office/word/2018/wordml/cex" xmlns:w16cid="http://schemas.microsoft.com/office/word/2016/wordml/cid" xmlns:w16="http://schemas.microsoft.com/office/word/2018/wordml" xmlns:w16du="http://schemas.microsoft.com/office/word/2023/wordml/word16du" xmlns:w16sdtdh="http://schemas.microsoft.com/office/word/2020/wordml/sdtdatahash" xmlns:w16sdtfl="http://schemas.microsoft.com/office/word/2024/wordml/sdtformatlock" xmlns:w16se="http://schemas.microsoft.com/office/word/2015/wordml/symex" xmlns:wpg="http://schemas.microsoft.com/office/word/2010/wordprocessingGroup" xmlns:wpi="http://schemas.microsoft.com/office/word/2010/wordprocessingInk" xmlns:wne="http://schemas.microsoft.com/office/word/2006/wordml" xmlns:wps="http://schemas.microsoft.com/office/word/2010/wordprocessingShape" mc:Ignorable="w14 w15 w16se w16cid w16 w16cex w16sdtdh w16sdtfl w16du wp14">
+<w:ftr xmlns:wpc="http://schemas.microsoft.com/office/word/2010/wordprocessingCanvas" xmlns:cx="http://schemas.microsoft.com/office/drawing/2014/chartex" xmlns:cx1="http://schemas.microsoft.com/office/drawing/2015/9/8/chartex" xmlns:cx2="http://schemas.microsoft.com/office/drawing/2015/10/21/chartex" xmlns:cx3="http://schemas.microsoft.com/office/drawing/2016/5/9/chartex" xmlns:cx4="http://schemas.microsoft.com/office/drawing/2016/5/10/chartex" xmlns:cx5="http://schemas.microsoft.com/office/drawing/2016/5/11/chartex" xmlns:cx6="http://schemas.microsoft.com/office/drawing/2016/5/12/chartex" xmlns:cx7="http://schemas.microsoft.com/office/drawing/2016/5/13/chartex" xmlns:cx8="http://schemas.microsoft.com/office/drawing/2016/5/14/chartex" xmlns:mc="http://schemas.openxmlformats.org/markup-compatibility/2006" xmlns:m="http://schemas.openxmlformats.org/officeDocument/2006/math" xmlns:aink="http://schemas.microsoft.com/office/drawing/2016/ink" xmlns:am3d="http://schemas.microsoft.com/office/drawing/2017/model3d" xmlns:oel="http://schemas.microsoft.com/office/2019/extlst" xmlns:r="http://schemas.openxmlformats.org/officeDocument/2006/relationships" xmlns:wp14="http://schemas.microsoft.com/office/word/2010/wordprocessingDrawing" xmlns:wp="http://schemas.openxmlformats.org/drawingml/2006/wordprocessingDrawing" xmlns:wpg="http://schemas.microsoft.com/office/word/2010/wordprocessingGroup" xmlns:wpi="http://schemas.microsoft.com/office/word/2010/wordprocessingInk" xmlns:wps="http://schemas.microsoft.com/office/word/2010/wordprocessingShape" xmlns:o="urn:schemas-microsoft-com:office:office" xmlns:v="urn:schemas-microsoft-com:vml" xmlns:w10="urn:schemas-microsoft-com:office:word" xmlns:w="http://schemas.openxmlformats.org/wordprocessingml/2006/main" xmlns:w14="http://schemas.microsoft.com/office/word/2010/wordml" xmlns:w15="http://schemas.microsoft.com/office/word/2012/wordml" xmlns:w16cex="http://schemas.microsoft.com/office/word/2018/wordml/cex" xmlns:w16cid="http://schemas.microsoft.com/office/word/2016/wordml/cid" xmlns:w16="http://schemas.microsoft.com/office/word/2018/wordml" xmlns:w16sdtdh="http://schemas.microsoft.com/office/word/2020/wordml/sdtdatahash" xmlns:w16sdtfl="http://schemas.microsoft.com/office/word/2024/wordml/sdtformatlock" xmlns:w16se="http://schemas.microsoft.com/office/word/2015/wordml/symex" xmlns:w16du="http://schemas.microsoft.com/office/word/2023/wordml/word16du" xmlns:wne="http://schemas.microsoft.com/office/word/2006/wordml" mc:Ignorable="w14 w15 w16se w16cid w16 w16cex w16sdtdh w16sdtfl w16du wp14">
   <w:p>
     <w:pPr>
       <w:pStyle w:val="Footer"/>
     </w:pPr>
-    <w:r>
-      <w:rPr>
-        <w:noProof/>
-      </w:rPr>
-      <mc:AlternateContent>
-        <mc:Choice Requires="wps">
-          <w:drawing>
-            <wp:anchor distT="0" distB="0" distL="0" distR="0" simplePos="0" relativeHeight="251662336" behindDoc="0" locked="0" layoutInCell="1" allowOverlap="1" wp14:anchorId="3CD87F98" wp14:editId="749E5757">
-              <wp:simplePos x="635" y="635"/>
-              <wp:positionH relativeFrom="page">
-                <wp:align>left</wp:align>
-              </wp:positionH>
-              <wp:positionV relativeFrom="page">
-                <wp:align>bottom</wp:align>
-              </wp:positionV>
-              <wp:extent cx="2940685" cy="345440"/>
-              <wp:effectExtent l="0" t="0" r="5715" b="0"/>
-              <wp:wrapNone/>
-              <wp:docPr id="363497230" name="Text Box 5" descr="Confidential - Oracle Restricted \Employees Only">
-                <a:extLst xmlns:a="http://schemas.openxmlformats.org/drawingml/2006/main">
-                  <a:ext uri="{5AE41FA2-C0FF-4470-9BD4-5FADCA87CBE2}">
-                    <aclsh:classification xmlns:aclsh="http://schemas.microsoft.com/office/drawing/2020/classificationShape" classificationOutcomeType="ftr"/>
-                  </a:ext>
-                </a:extLst>
-              </wp:docPr>
-              <wp:cNvGraphicFramePr/>
-              <a:graphic xmlns:a="http://schemas.openxmlformats.org/drawingml/2006/main">
-                <a:graphicData uri="http://schemas.microsoft.com/office/word/2010/wordprocessingShape">
-                  <wps:wsp>
-                    <wps:cNvSpPr txBox="1"/>
-                    <wps:spPr>
-                      <a:xfrm>
-                        <a:off x="0" y="0"/>
-                        <a:ext cx="2940685" cy="345440"/>
-                      </a:xfrm>
-                      <a:prstGeom prst="rect">
-                        <a:avLst/>
-                      </a:prstGeom>
-                      <a:noFill/>
-                      <a:ln>
-                        <a:noFill/>
-                      </a:ln>
-                    </wps:spPr>
-                    <wps:txbx>
-                      <w:txbxContent>
-                        <w:p>
-                          <w:pPr>
-                            <w:rPr>
-                              <w:rFonts w:ascii="Aptos" w:eastAsia="Aptos" w:hAnsi="Aptos" w:cs="Aptos"/>
-                              <w:noProof/>
-                              <w:color w:val="000000"/>
-                              <w:sz w:val="20"/>
-                              <w:szCs w:val="20"/>
-                            </w:rPr>
-                          </w:pPr>
-                          <w:r>
-                            <w:rPr>
-                              <w:rFonts w:ascii="Aptos" w:eastAsia="Aptos" w:hAnsi="Aptos" w:cs="Aptos"/>
-                              <w:noProof/>
-                              <w:color w:val="000000"/>
-                              <w:sz w:val="20"/>
-                              <w:szCs w:val="20"/>
-                            </w:rPr>
-                            <w:t>Confidential - Oracle Restricted \Employees Only</w:t>
-                          </w:r>
-                        </w:p>
-                      </w:txbxContent>
-                    </wps:txbx>
-                    <wps:bodyPr rot="0" spcFirstLastPara="0" vertOverflow="overflow" horzOverflow="overflow" vert="horz" wrap="none" lIns="254000" tIns="0" rIns="0" bIns="190500" numCol="1" spcCol="0" rtlCol="0" fromWordArt="0" anchor="b" anchorCtr="0" forceAA="0" compatLnSpc="1">
-                      <a:prstTxWarp prst="textNoShape">
-                        <a:avLst/>
-                      </a:prstTxWarp>
-                      <a:spAutoFit/>
-                    </wps:bodyPr>
-                  </wps:wsp>
-                </a:graphicData>
-              </a:graphic>
-            </wp:anchor>
-          </w:drawing>
-        </mc:Choice>
-        <mc:Fallback>
-          <w:pict>
-            <v:shapetype w14:anchorId="3CD87F98" id="_x0000_t202" coordsize="21600,21600" o:spt="202" path="m,l,21600r21600,l21600,xe">
-              <v:stroke joinstyle="miter"/>
-              <v:path gradientshapeok="t" o:connecttype="rect"/>
-            </v:shapetype>
-            <v:shape id="Text Box 5" o:spid="_x0000_s1028" type="#_x0000_t202" alt="Confidential - Oracle Restricted \Employees Only" style="position:absolute;margin-left:0;margin-top:0;width:231.55pt;height:27.2pt;z-index:251662336;visibility:visible;mso-wrap-style:none;mso-wrap-distance-left:0;mso-wrap-distance-top:0;mso-wrap-distance-right:0;mso-wrap-distance-bottom:0;mso-position-horizontal:left;mso-position-horizontal-relative:page;mso-position-vertical:bottom;mso-position-vertical-relative:page;v-text-anchor:bottom" o:gfxdata="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" filled="f" stroked="f">
-              <v:fill o:detectmouseclick="t"/>
-              <v:textbox style="mso-fit-shape-to-text:t" inset="20pt,0,0,15pt">
-                <w:txbxContent>
-                  <w:p>
-                    <w:pPr>
-                      <w:rPr>
-                        <w:rFonts w:ascii="Aptos" w:eastAsia="Aptos" w:hAnsi="Aptos" w:cs="Aptos"/>
-                        <w:noProof/>
-                        <w:color w:val="000000"/>
-                        <w:sz w:val="20"/>
-                        <w:szCs w:val="20"/>
-                      </w:rPr>
-                    </w:pPr>
-                    <w:r>
-                      <w:rPr>
-                        <w:rFonts w:ascii="Aptos" w:eastAsia="Aptos" w:hAnsi="Aptos" w:cs="Aptos"/>
-                        <w:noProof/>
-                        <w:color w:val="000000"/>
-                        <w:sz w:val="20"/>
-                        <w:szCs w:val="20"/>
-                      </w:rPr>
-                      <w:t>Confidential - Oracle Restricted \Employees Only</w:t>
-                    </w:r>
-                  </w:p>
-                </w:txbxContent>
-              </v:textbox>
-              <w10:wrap anchorx="page" anchory="page"/>
-            </v:shape>
-          </w:pict>
-        </mc:Fallback>
-      </mc:AlternateContent>
-    </w:r>
   </w:p>
 </w:ftr>
 </file>
 
 <file path=word/footer2.xml><?xml version="1.0" encoding="utf-8"?>
-<w:ftr xmlns:wpc="http://schemas.microsoft.com/office/word/2010/wordprocessingCanvas" xmlns:cx="http://schemas.microsoft.com/office/drawing/2014/chartex" xmlns:cx1="http://schemas.microsoft.com/office/drawing/2015/9/8/chartex" xmlns:cx2="http://schemas.microsoft.com/office/drawing/2015/10/21/chartex" xmlns:cx3="http://schemas.microsoft.com/office/drawing/2016/5/9/chartex" xmlns:cx4="http://schemas.microsoft.com/office/drawing/2016/5/10/chartex" xmlns:cx5="http://schemas.microsoft.com/office/drawing/2016/5/11/chartex" xmlns:cx6="http://schemas.microsoft.com/office/drawing/2016/5/12/chartex" xmlns:cx7="http://schemas.microsoft.com/office/drawing/2016/5/13/chartex" xmlns:cx8="http://schemas.microsoft.com/office/drawing/2016/5/14/chartex" xmlns:mc="http://schemas.openxmlformats.org/markup-compatibility/2006" xmlns:aink="http://schemas.microsoft.com/office/drawing/2016/ink" xmlns:am3d="http://schemas.microsoft.com/office/drawing/2017/model3d" xmlns:o="urn:schemas-microsoft-com:office:office" xmlns:oel="http://schemas.microsoft.com/office/2019/extlst" xmlns:r="http://schemas.openxmlformats.org/officeDocument/2006/relationships" xmlns:m="http://schemas.openxmlformats.org/officeDocument/2006/math" xmlns:v="urn:schemas-microsoft-com:vml" xmlns:wp14="http://schemas.microsoft.com/office/word/2010/wordprocessingDrawing" xmlns:wp="http://schemas.openxmlformats.org/drawingml/2006/wordprocessingDrawing" xmlns:w10="urn:schemas-microsoft-com:office:word" xmlns:w="http://schemas.openxmlformats.org/wordprocessingml/2006/main" xmlns:w14="http://schemas.microsoft.com/office/word/2010/wordml" xmlns:w15="http://schemas.microsoft.com/office/word/2012/wordml" xmlns:w16cex="http://schemas.microsoft.com/office/word/2018/wordml/cex" xmlns:w16cid="http://schemas.microsoft.com/office/word/2016/wordml/cid" xmlns:w16="http://schemas.microsoft.com/office/word/2018/wordml" xmlns:w16du="http://schemas.microsoft.com/office/word/2023/wordml/word16du" xmlns:w16sdtdh="http://schemas.microsoft.com/office/word/2020/wordml/sdtdatahash" xmlns:w16sdtfl="http://schemas.microsoft.com/office/word/2024/wordml/sdtformatlock" xmlns:w16se="http://schemas.microsoft.com/office/word/2015/wordml/symex" xmlns:wpg="http://schemas.microsoft.com/office/word/2010/wordprocessingGroup" xmlns:wpi="http://schemas.microsoft.com/office/word/2010/wordprocessingInk" xmlns:wne="http://schemas.microsoft.com/office/word/2006/wordml" xmlns:wps="http://schemas.microsoft.com/office/word/2010/wordprocessingShape" mc:Ignorable="w14 w15 w16se w16cid w16 w16cex w16sdtdh w16sdtfl w16du wp14">
+<w:ftr xmlns:wpc="http://schemas.microsoft.com/office/word/2010/wordprocessingCanvas" xmlns:cx="http://schemas.microsoft.com/office/drawing/2014/chartex" xmlns:cx1="http://schemas.microsoft.com/office/drawing/2015/9/8/chartex" xmlns:cx2="http://schemas.microsoft.com/office/drawing/2015/10/21/chartex" xmlns:cx3="http://schemas.microsoft.com/office/drawing/2016/5/9/chartex" xmlns:cx4="http://schemas.microsoft.com/office/drawing/2016/5/10/chartex" xmlns:cx5="http://schemas.microsoft.com/office/drawing/2016/5/11/chartex" xmlns:cx6="http://schemas.microsoft.com/office/drawing/2016/5/12/chartex" xmlns:cx7="http://schemas.microsoft.com/office/drawing/2016/5/13/chartex" xmlns:cx8="http://schemas.microsoft.com/office/drawing/2016/5/14/chartex" xmlns:mc="http://schemas.openxmlformats.org/markup-compatibility/2006" xmlns:m="http://schemas.openxmlformats.org/officeDocument/2006/math" xmlns:aink="http://schemas.microsoft.com/office/drawing/2016/ink" xmlns:am3d="http://schemas.microsoft.com/office/drawing/2017/model3d" xmlns:oel="http://schemas.microsoft.com/office/2019/extlst" xmlns:r="http://schemas.openxmlformats.org/officeDocument/2006/relationships" xmlns:wp14="http://schemas.microsoft.com/office/word/2010/wordprocessingDrawing" xmlns:wp="http://schemas.openxmlformats.org/drawingml/2006/wordprocessingDrawing" xmlns:wpg="http://schemas.microsoft.com/office/word/2010/wordprocessingGroup" xmlns:wpi="http://schemas.microsoft.com/office/word/2010/wordprocessingInk" xmlns:wps="http://schemas.microsoft.com/office/word/2010/wordprocessingShape" xmlns:o="urn:schemas-microsoft-com:office:office" xmlns:v="urn:schemas-microsoft-com:vml" xmlns:w10="urn:schemas-microsoft-com:office:word" xmlns:w="http://schemas.openxmlformats.org/wordprocessingml/2006/main" xmlns:w14="http://schemas.microsoft.com/office/word/2010/wordml" xmlns:w15="http://schemas.microsoft.com/office/word/2012/wordml" xmlns:w16cex="http://schemas.microsoft.com/office/word/2018/wordml/cex" xmlns:w16cid="http://schemas.microsoft.com/office/word/2016/wordml/cid" xmlns:w16="http://schemas.microsoft.com/office/word/2018/wordml" xmlns:w16sdtdh="http://schemas.microsoft.com/office/word/2020/wordml/sdtdatahash" xmlns:w16sdtfl="http://schemas.microsoft.com/office/word/2024/wordml/sdtformatlock" xmlns:w16se="http://schemas.microsoft.com/office/word/2015/wordml/symex" xmlns:w16du="http://schemas.microsoft.com/office/word/2023/wordml/word16du" xmlns:wne="http://schemas.microsoft.com/office/word/2006/wordml" mc:Ignorable="w14 w15 w16se w16cid w16 w16cex w16sdtdh w16sdtfl w16du wp14">
   <w:p>
     <w:pPr>
       <w:pStyle w:val="Footer"/>
     </w:pPr>
-    <w:r>
-      <w:rPr>
-        <w:noProof/>
-      </w:rPr>
-      <mc:AlternateContent>
-        <mc:Choice Requires="wps">
-          <w:drawing>
-            <wp:anchor distT="0" distB="0" distL="0" distR="0" simplePos="0" relativeHeight="251663360" behindDoc="0" locked="0" layoutInCell="1" allowOverlap="1" wp14:anchorId="5EFBA401" wp14:editId="114D6D3D">
-              <wp:simplePos x="0" y="0"/>
-              <wp:positionH relativeFrom="page">
-                <wp:align>left</wp:align>
-              </wp:positionH>
-              <wp:positionV relativeFrom="page">
-                <wp:align>bottom</wp:align>
-              </wp:positionV>
-              <wp:extent cx="2940685" cy="345440"/>
-              <wp:effectExtent l="0" t="0" r="5715" b="0"/>
-              <wp:wrapNone/>
-              <wp:docPr id="2124693448" name="Text Box 6" descr="Confidential - Oracle Restricted \Employees Only">
-                <a:extLst xmlns:a="http://schemas.openxmlformats.org/drawingml/2006/main">
-                  <a:ext uri="{5AE41FA2-C0FF-4470-9BD4-5FADCA87CBE2}">
-                    <aclsh:classification xmlns:aclsh="http://schemas.microsoft.com/office/drawing/2020/classificationShape" classificationOutcomeType="ftr"/>
-                  </a:ext>
-                </a:extLst>
-              </wp:docPr>
-              <wp:cNvGraphicFramePr/>
-              <a:graphic xmlns:a="http://schemas.openxmlformats.org/drawingml/2006/main">
-                <a:graphicData uri="http://schemas.microsoft.com/office/word/2010/wordprocessingShape">
-                  <wps:wsp>
-                    <wps:cNvSpPr txBox="1"/>
-                    <wps:spPr>
-                      <a:xfrm>
-                        <a:off x="0" y="0"/>
-                        <a:ext cx="2940685" cy="345440"/>
-                      </a:xfrm>
-                      <a:prstGeom prst="rect">
-                        <a:avLst/>
-                      </a:prstGeom>
-                      <a:noFill/>
-                      <a:ln>
-                        <a:noFill/>
-                      </a:ln>
-                    </wps:spPr>
-                    <wps:txbx>
-                      <w:txbxContent>
-                        <w:p>
-                          <w:pPr>
-                            <w:rPr>
-                              <w:rFonts w:ascii="Aptos" w:eastAsia="Aptos" w:hAnsi="Aptos" w:cs="Aptos"/>
-                              <w:noProof/>
-                              <w:color w:val="000000"/>
-                              <w:sz w:val="20"/>
-                              <w:szCs w:val="20"/>
-                            </w:rPr>
-                          </w:pPr>
-                          <w:r>
-                            <w:rPr>
-                              <w:rFonts w:ascii="Aptos" w:eastAsia="Aptos" w:hAnsi="Aptos" w:cs="Aptos"/>
-                              <w:noProof/>
-                              <w:color w:val="000000"/>
-                              <w:sz w:val="20"/>
-                              <w:szCs w:val="20"/>
-                            </w:rPr>
-                            <w:t>Confidential - Oracle Restricted \Employees Only</w:t>
-                          </w:r>
-                        </w:p>
-                      </w:txbxContent>
-                    </wps:txbx>
-                    <wps:bodyPr rot="0" spcFirstLastPara="0" vertOverflow="overflow" horzOverflow="overflow" vert="horz" wrap="none" lIns="254000" tIns="0" rIns="0" bIns="190500" numCol="1" spcCol="0" rtlCol="0" fromWordArt="0" anchor="b" anchorCtr="0" forceAA="0" compatLnSpc="1">
-                      <a:prstTxWarp prst="textNoShape">
-                        <a:avLst/>
-                      </a:prstTxWarp>
-                      <a:spAutoFit/>
-                    </wps:bodyPr>
-                  </wps:wsp>
-                </a:graphicData>
-              </a:graphic>
-            </wp:anchor>
-          </w:drawing>
-        </mc:Choice>
-        <mc:Fallback>
-          <w:pict>
-            <v:shapetype w14:anchorId="5EFBA401" id="_x0000_t202" coordsize="21600,21600" o:spt="202" path="m,l,21600r21600,l21600,xe">
-              <v:stroke joinstyle="miter"/>
-              <v:path gradientshapeok="t" o:connecttype="rect"/>
-            </v:shapetype>
-            <v:shape id="Text Box 6" o:spid="_x0000_s1029" type="#_x0000_t202" alt="Confidential - Oracle Restricted \Employees Only" style="position:absolute;margin-left:0;margin-top:0;width:231.55pt;height:27.2pt;z-index:251663360;visibility:visible;mso-wrap-style:none;mso-wrap-distance-left:0;mso-wrap-distance-top:0;mso-wrap-distance-right:0;mso-wrap-distance-bottom:0;mso-position-horizontal:left;mso-position-horizontal-relative:page;mso-position-vertical:bottom;mso-position-vertical-relative:page;v-text-anchor:bottom" o:gfxdata="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" filled="f" stroked="f">
-              <v:fill o:detectmouseclick="t"/>
-              <v:textbox style="mso-fit-shape-to-text:t" inset="20pt,0,0,15pt">
-                <w:txbxContent>
-                  <w:p>
-                    <w:pPr>
-                      <w:rPr>
-                        <w:rFonts w:ascii="Aptos" w:eastAsia="Aptos" w:hAnsi="Aptos" w:cs="Aptos"/>
-                        <w:noProof/>
-                        <w:color w:val="000000"/>
-                        <w:sz w:val="20"/>
-                        <w:szCs w:val="20"/>
-                      </w:rPr>
-                    </w:pPr>
-                    <w:r>
-                      <w:rPr>
-                        <w:rFonts w:ascii="Aptos" w:eastAsia="Aptos" w:hAnsi="Aptos" w:cs="Aptos"/>
-                        <w:noProof/>
-                        <w:color w:val="000000"/>
-                        <w:sz w:val="20"/>
-                        <w:szCs w:val="20"/>
-                      </w:rPr>
-                      <w:t>Confidential - Oracle Restricted \Employees Only</w:t>
-                    </w:r>
-                  </w:p>
-                </w:txbxContent>
-              </v:textbox>
-              <w10:wrap anchorx="page" anchory="page"/>
-            </v:shape>
-          </w:pict>
-        </mc:Fallback>
-      </mc:AlternateContent>
-    </w:r>
-  </w:p>
-</w:ftr>
-</file>
-
-<file path=word/footer3.xml><?xml version="1.0" encoding="utf-8"?>
-<w:ftr xmlns:wpc="http://schemas.microsoft.com/office/word/2010/wordprocessingCanvas" xmlns:cx="http://schemas.microsoft.com/office/drawing/2014/chartex" xmlns:cx1="http://schemas.microsoft.com/office/drawing/2015/9/8/chartex" xmlns:cx2="http://schemas.microsoft.com/office/drawing/2015/10/21/chartex" xmlns:cx3="http://schemas.microsoft.com/office/drawing/2016/5/9/chartex" xmlns:cx4="http://schemas.microsoft.com/office/drawing/2016/5/10/chartex" xmlns:cx5="http://schemas.microsoft.com/office/drawing/2016/5/11/chartex" xmlns:cx6="http://schemas.microsoft.com/office/drawing/2016/5/12/chartex" xmlns:cx7="http://schemas.microsoft.com/office/drawing/2016/5/13/chartex" xmlns:cx8="http://schemas.microsoft.com/office/drawing/2016/5/14/chartex" xmlns:mc="http://schemas.openxmlformats.org/markup-compatibility/2006" xmlns:aink="http://schemas.microsoft.com/office/drawing/2016/ink" xmlns:am3d="http://schemas.microsoft.com/office/drawing/2017/model3d" xmlns:o="urn:schemas-microsoft-com:office:office" xmlns:oel="http://schemas.microsoft.com/office/2019/extlst" xmlns:r="http://schemas.openxmlformats.org/officeDocument/2006/relationships" xmlns:m="http://schemas.openxmlformats.org/officeDocument/2006/math" xmlns:v="urn:schemas-microsoft-com:vml" xmlns:wp14="http://schemas.microsoft.com/office/word/2010/wordprocessingDrawing" xmlns:wp="http://schemas.openxmlformats.org/drawingml/2006/wordprocessingDrawing" xmlns:w10="urn:schemas-microsoft-com:office:word" xmlns:w="http://schemas.openxmlformats.org/wordprocessingml/2006/main" xmlns:w14="http://schemas.microsoft.com/office/word/2010/wordml" xmlns:w15="http://schemas.microsoft.com/office/word/2012/wordml" xmlns:w16cex="http://schemas.microsoft.com/office/word/2018/wordml/cex" xmlns:w16cid="http://schemas.microsoft.com/office/word/2016/wordml/cid" xmlns:w16="http://schemas.microsoft.com/office/word/2018/wordml" xmlns:w16du="http://schemas.microsoft.com/office/word/2023/wordml/word16du" xmlns:w16sdtdh="http://schemas.microsoft.com/office/word/2020/wordml/sdtdatahash" xmlns:w16sdtfl="http://schemas.microsoft.com/office/word/2024/wordml/sdtformatlock" xmlns:w16se="http://schemas.microsoft.com/office/word/2015/wordml/symex" xmlns:wpg="http://schemas.microsoft.com/office/word/2010/wordprocessingGroup" xmlns:wpi="http://schemas.microsoft.com/office/word/2010/wordprocessingInk" xmlns:wne="http://schemas.microsoft.com/office/word/2006/wordml" xmlns:wps="http://schemas.microsoft.com/office/word/2010/wordprocessingShape" mc:Ignorable="w14 w15 w16se w16cid w16 w16cex w16sdtdh w16sdtfl w16du wp14">
-  <w:p>
-    <w:pPr>
-      <w:pStyle w:val="Footer"/>
-    </w:pPr>
-    <w:r>
-      <w:rPr>
-        <w:noProof/>
-      </w:rPr>
-      <mc:AlternateContent>
-        <mc:Choice Requires="wps">
-          <w:drawing>
-            <wp:anchor distT="0" distB="0" distL="0" distR="0" simplePos="0" relativeHeight="251661312" behindDoc="0" locked="0" layoutInCell="1" allowOverlap="1" wp14:anchorId="5332E34B" wp14:editId="77109862">
-              <wp:simplePos x="635" y="635"/>
-              <wp:positionH relativeFrom="page">
-                <wp:align>left</wp:align>
-              </wp:positionH>
-              <wp:positionV relativeFrom="page">
-                <wp:align>bottom</wp:align>
-              </wp:positionV>
-              <wp:extent cx="2940685" cy="345440"/>
-              <wp:effectExtent l="0" t="0" r="5715" b="0"/>
-              <wp:wrapNone/>
-              <wp:docPr id="395780691" name="Text Box 4" descr="Confidential - Oracle Restricted \Employees Only">
-                <a:extLst xmlns:a="http://schemas.openxmlformats.org/drawingml/2006/main">
-                  <a:ext uri="{5AE41FA2-C0FF-4470-9BD4-5FADCA87CBE2}">
-                    <aclsh:classification xmlns:aclsh="http://schemas.microsoft.com/office/drawing/2020/classificationShape" classificationOutcomeType="ftr"/>
-                  </a:ext>
-                </a:extLst>
-              </wp:docPr>
-              <wp:cNvGraphicFramePr/>
-              <a:graphic xmlns:a="http://schemas.openxmlformats.org/drawingml/2006/main">
-                <a:graphicData uri="http://schemas.microsoft.com/office/word/2010/wordprocessingShape">
-                  <wps:wsp>
-                    <wps:cNvSpPr txBox="1"/>
-                    <wps:spPr>
-                      <a:xfrm>
-                        <a:off x="0" y="0"/>
-                        <a:ext cx="2940685" cy="345440"/>
-                      </a:xfrm>
-                      <a:prstGeom prst="rect">
-                        <a:avLst/>
-                      </a:prstGeom>
-                      <a:noFill/>
-                      <a:ln>
-                        <a:noFill/>
-                      </a:ln>
-                    </wps:spPr>
-                    <wps:txbx>
-                      <w:txbxContent>
-                        <w:p>
-                          <w:pPr>
-                            <w:rPr>
-                              <w:rFonts w:ascii="Aptos" w:eastAsia="Aptos" w:hAnsi="Aptos" w:cs="Aptos"/>
-                              <w:noProof/>
-                              <w:color w:val="000000"/>
-                              <w:sz w:val="20"/>
-                              <w:szCs w:val="20"/>
-                            </w:rPr>
-                          </w:pPr>
-                          <w:r>
-                            <w:rPr>
-                              <w:rFonts w:ascii="Aptos" w:eastAsia="Aptos" w:hAnsi="Aptos" w:cs="Aptos"/>
-                              <w:noProof/>
-                              <w:color w:val="000000"/>
-                              <w:sz w:val="20"/>
-                              <w:szCs w:val="20"/>
-                            </w:rPr>
-                            <w:t>Confidential - Oracle Restricted \Employees Only</w:t>
-                          </w:r>
-                        </w:p>
-                      </w:txbxContent>
-                    </wps:txbx>
-                    <wps:bodyPr rot="0" spcFirstLastPara="0" vertOverflow="overflow" horzOverflow="overflow" vert="horz" wrap="none" lIns="254000" tIns="0" rIns="0" bIns="190500" numCol="1" spcCol="0" rtlCol="0" fromWordArt="0" anchor="b" anchorCtr="0" forceAA="0" compatLnSpc="1">
-                      <a:prstTxWarp prst="textNoShape">
-                        <a:avLst/>
-                      </a:prstTxWarp>
-                      <a:spAutoFit/>
-                    </wps:bodyPr>
-                  </wps:wsp>
-                </a:graphicData>
-              </a:graphic>
-            </wp:anchor>
-          </w:drawing>
-        </mc:Choice>
-        <mc:Fallback>
-          <w:pict>
-            <v:shapetype w14:anchorId="5332E34B" id="_x0000_t202" coordsize="21600,21600" o:spt="202" path="m,l,21600r21600,l21600,xe">
-              <v:stroke joinstyle="miter"/>
-              <v:path gradientshapeok="t" o:connecttype="rect"/>
-            </v:shapetype>
-            <v:shape id="Text Box 4" o:spid="_x0000_s1031" type="#_x0000_t202" alt="Confidential - Oracle Restricted \Employees Only" style="position:absolute;margin-left:0;margin-top:0;width:231.55pt;height:27.2pt;z-index:251661312;visibility:visible;mso-wrap-style:none;mso-wrap-distance-left:0;mso-wrap-distance-top:0;mso-wrap-distance-right:0;mso-wrap-distance-bottom:0;mso-position-horizontal:left;mso-position-horizontal-relative:page;mso-position-vertical:bottom;mso-position-vertical-relative:page;v-text-anchor:bottom" o:gfxdata="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" filled="f" stroked="f">
-              <v:fill o:detectmouseclick="t"/>
-              <v:textbox style="mso-fit-shape-to-text:t" inset="20pt,0,0,15pt">
-                <w:txbxContent>
-                  <w:p>
-                    <w:pPr>
-                      <w:rPr>
-                        <w:rFonts w:ascii="Aptos" w:eastAsia="Aptos" w:hAnsi="Aptos" w:cs="Aptos"/>
-                        <w:noProof/>
-                        <w:color w:val="000000"/>
-                        <w:sz w:val="20"/>
-                        <w:szCs w:val="20"/>
-                      </w:rPr>
-                    </w:pPr>
-                    <w:r>
-                      <w:rPr>
-                        <w:rFonts w:ascii="Aptos" w:eastAsia="Aptos" w:hAnsi="Aptos" w:cs="Aptos"/>
-                        <w:noProof/>
-                        <w:color w:val="000000"/>
-                        <w:sz w:val="20"/>
-                        <w:szCs w:val="20"/>
-                      </w:rPr>
-                      <w:t>Confidential - Oracle Restricted \Employees Only</w:t>
-                    </w:r>
-                  </w:p>
-                </w:txbxContent>
-              </v:textbox>
-              <w10:wrap anchorx="page" anchory="page"/>
-            </v:shape>
-          </w:pict>
-        </mc:Fallback>
-      </mc:AlternateContent>
-    </w:r>
   </w:p>
 </w:ftr>
 </file>
 
 <file path=word/footnotes.xml><?xml version="1.0" encoding="utf-8"?>
-<w:footnotes xmlns:wpc="http://schemas.microsoft.com/office/word/2010/wordprocessingCanvas" xmlns:cx="http://schemas.microsoft.com/office/drawing/2014/chartex" xmlns:cx1="http://schemas.microsoft.com/office/drawing/2015/9/8/chartex" xmlns:cx2="http://schemas.microsoft.com/office/drawing/2015/10/21/chartex" xmlns:cx3="http://schemas.microsoft.com/office/drawing/2016/5/9/chartex" xmlns:cx4="http://schemas.microsoft.com/office/drawing/2016/5/10/chartex" xmlns:cx5="http://schemas.microsoft.com/office/drawing/2016/5/11/chartex" xmlns:cx6="http://schemas.microsoft.com/office/drawing/2016/5/12/chartex" xmlns:cx7="http://schemas.microsoft.com/office/drawing/2016/5/13/chartex" xmlns:cx8="http://schemas.microsoft.com/office/drawing/2016/5/14/chartex" xmlns:mc="http://schemas.openxmlformats.org/markup-compatibility/2006" xmlns:aink="http://schemas.microsoft.com/office/drawing/2016/ink" xmlns:am3d="http://schemas.microsoft.com/office/drawing/2017/model3d" xmlns:o="urn:schemas-microsoft-com:office:office" xmlns:oel="http://schemas.microsoft.com/office/2019/extlst" xmlns:r="http://schemas.openxmlformats.org/officeDocument/2006/relationships" xmlns:m="http://schemas.openxmlformats.org/officeDocument/2006/math" xmlns:v="urn:schemas-microsoft-com:vml" xmlns:wp14="http://schemas.microsoft.com/office/word/2010/wordprocessingDrawing" xmlns:wp="http://schemas.openxmlformats.org/drawingml/2006/wordprocessingDrawing" xmlns:w10="urn:schemas-microsoft-com:office:word" xmlns:w="http://schemas.openxmlformats.org/wordprocessingml/2006/main" xmlns:w14="http://schemas.microsoft.com/office/word/2010/wordml" xmlns:w15="http://schemas.microsoft.com/office/word/2012/wordml" xmlns:w16cex="http://schemas.microsoft.com/office/word/2018/wordml/cex" xmlns:w16cid="http://schemas.microsoft.com/office/word/2016/wordml/cid" xmlns:w16="http://schemas.microsoft.com/office/word/2018/wordml" xmlns:w16du="http://schemas.microsoft.com/office/word/2023/wordml/word16du" xmlns:w16sdtdh="http://schemas.microsoft.com/office/word/2020/wordml/sdtdatahash" xmlns:w16sdtfl="http://schemas.microsoft.com/office/word/2024/wordml/sdtformatlock" xmlns:w16se="http://schemas.microsoft.com/office/word/2015/wordml/symex" xmlns:wpg="http://schemas.microsoft.com/office/word/2010/wordprocessingGroup" xmlns:wpi="http://schemas.microsoft.com/office/word/2010/wordprocessingInk" xmlns:wne="http://schemas.microsoft.com/office/word/2006/wordml" xmlns:wps="http://schemas.microsoft.com/office/word/2010/wordprocessingShape" mc:Ignorable="w14 w15 w16se w16cid w16 w16cex w16sdtdh w16sdtfl w16du wp14">
+<w:footnotes xmlns:wpc="http://schemas.microsoft.com/office/word/2010/wordprocessingCanvas" xmlns:cx="http://schemas.microsoft.com/office/drawing/2014/chartex" xmlns:cx1="http://schemas.microsoft.com/office/drawing/2015/9/8/chartex" xmlns:cx2="http://schemas.microsoft.com/office/drawing/2015/10/21/chartex" xmlns:cx3="http://schemas.microsoft.com/office/drawing/2016/5/9/chartex" xmlns:cx4="http://schemas.microsoft.com/office/drawing/2016/5/10/chartex" xmlns:cx5="http://schemas.microsoft.com/office/drawing/2016/5/11/chartex" xmlns:cx6="http://schemas.microsoft.com/office/drawing/2016/5/12/chartex" xmlns:cx7="http://schemas.microsoft.com/office/drawing/2016/5/13/chartex" xmlns:cx8="http://schemas.microsoft.com/office/drawing/2016/5/14/chartex" xmlns:mc="http://schemas.openxmlformats.org/markup-compatibility/2006" xmlns:m="http://schemas.openxmlformats.org/officeDocument/2006/math" xmlns:aink="http://schemas.microsoft.com/office/drawing/2016/ink" xmlns:am3d="http://schemas.microsoft.com/office/drawing/2017/model3d" xmlns:oel="http://schemas.microsoft.com/office/2019/extlst" xmlns:r="http://schemas.openxmlformats.org/officeDocument/2006/relationships" xmlns:wp14="http://schemas.microsoft.com/office/word/2010/wordprocessingDrawing" xmlns:wp="http://schemas.openxmlformats.org/drawingml/2006/wordprocessingDrawing" xmlns:wpg="http://schemas.microsoft.com/office/word/2010/wordprocessingGroup" xmlns:wpi="http://schemas.microsoft.com/office/word/2010/wordprocessingInk" xmlns:wps="http://schemas.microsoft.com/office/word/2010/wordprocessingShape" xmlns:o="urn:schemas-microsoft-com:office:office" xmlns:v="urn:schemas-microsoft-com:vml" xmlns:w10="urn:schemas-microsoft-com:office:word" xmlns:w="http://schemas.openxmlformats.org/wordprocessingml/2006/main" xmlns:w14="http://schemas.microsoft.com/office/word/2010/wordml" xmlns:w15="http://schemas.microsoft.com/office/word/2012/wordml" xmlns:w16cex="http://schemas.microsoft.com/office/word/2018/wordml/cex" xmlns:w16cid="http://schemas.microsoft.com/office/word/2016/wordml/cid" xmlns:w16="http://schemas.microsoft.com/office/word/2018/wordml" xmlns:w16sdtdh="http://schemas.microsoft.com/office/word/2020/wordml/sdtdatahash" xmlns:w16sdtfl="http://schemas.microsoft.com/office/word/2024/wordml/sdtformatlock" xmlns:w16se="http://schemas.microsoft.com/office/word/2015/wordml/symex" xmlns:w16du="http://schemas.microsoft.com/office/word/2023/wordml/word16du" xmlns:wne="http://schemas.microsoft.com/office/word/2006/wordml" mc:Ignorable="w14 w15 w16se w16cid w16 w16cex w16sdtdh w16sdtfl w16du wp14">
   <w:footnote w:type="separator" w:id="-1">
     <w:p>
       <w:r>
@@ -2535,394 +2124,27 @@
 </file>
 
 <file path=word/header1.xml><?xml version="1.0" encoding="utf-8"?>
-<w:hdr xmlns:wpc="http://schemas.microsoft.com/office/word/2010/wordprocessingCanvas" xmlns:cx="http://schemas.microsoft.com/office/drawing/2014/chartex" xmlns:cx1="http://schemas.microsoft.com/office/drawing/2015/9/8/chartex" xmlns:cx2="http://schemas.microsoft.com/office/drawing/2015/10/21/chartex" xmlns:cx3="http://schemas.microsoft.com/office/drawing/2016/5/9/chartex" xmlns:cx4="http://schemas.microsoft.com/office/drawing/2016/5/10/chartex" xmlns:cx5="http://schemas.microsoft.com/office/drawing/2016/5/11/chartex" xmlns:cx6="http://schemas.microsoft.com/office/drawing/2016/5/12/chartex" xmlns:cx7="http://schemas.microsoft.com/office/drawing/2016/5/13/chartex" xmlns:cx8="http://schemas.microsoft.com/office/drawing/2016/5/14/chartex" xmlns:mc="http://schemas.openxmlformats.org/markup-compatibility/2006" xmlns:aink="http://schemas.microsoft.com/office/drawing/2016/ink" xmlns:am3d="http://schemas.microsoft.com/office/drawing/2017/model3d" xmlns:o="urn:schemas-microsoft-com:office:office" xmlns:oel="http://schemas.microsoft.com/office/2019/extlst" xmlns:r="http://schemas.openxmlformats.org/officeDocument/2006/relationships" xmlns:m="http://schemas.openxmlformats.org/officeDocument/2006/math" xmlns:v="urn:schemas-microsoft-com:vml" xmlns:wp14="http://schemas.microsoft.com/office/word/2010/wordprocessingDrawing" xmlns:wp="http://schemas.openxmlformats.org/drawingml/2006/wordprocessingDrawing" xmlns:w10="urn:schemas-microsoft-com:office:word" xmlns:w="http://schemas.openxmlformats.org/wordprocessingml/2006/main" xmlns:w14="http://schemas.microsoft.com/office/word/2010/wordml" xmlns:w15="http://schemas.microsoft.com/office/word/2012/wordml" xmlns:w16cex="http://schemas.microsoft.com/office/word/2018/wordml/cex" xmlns:w16cid="http://schemas.microsoft.com/office/word/2016/wordml/cid" xmlns:w16="http://schemas.microsoft.com/office/word/2018/wordml" xmlns:w16du="http://schemas.microsoft.com/office/word/2023/wordml/word16du" xmlns:w16sdtdh="http://schemas.microsoft.com/office/word/2020/wordml/sdtdatahash" xmlns:w16sdtfl="http://schemas.microsoft.com/office/word/2024/wordml/sdtformatlock" xmlns:w16se="http://schemas.microsoft.com/office/word/2015/wordml/symex" xmlns:wpg="http://schemas.microsoft.com/office/word/2010/wordprocessingGroup" xmlns:wpi="http://schemas.microsoft.com/office/word/2010/wordprocessingInk" xmlns:wne="http://schemas.microsoft.com/office/word/2006/wordml" xmlns:wps="http://schemas.microsoft.com/office/word/2010/wordprocessingShape" mc:Ignorable="w14 w15 w16se w16cid w16 w16cex w16sdtdh w16sdtfl w16du wp14">
+<w:hdr xmlns:wpc="http://schemas.microsoft.com/office/word/2010/wordprocessingCanvas" xmlns:cx="http://schemas.microsoft.com/office/drawing/2014/chartex" xmlns:cx1="http://schemas.microsoft.com/office/drawing/2015/9/8/chartex" xmlns:cx2="http://schemas.microsoft.com/office/drawing/2015/10/21/chartex" xmlns:cx3="http://schemas.microsoft.com/office/drawing/2016/5/9/chartex" xmlns:cx4="http://schemas.microsoft.com/office/drawing/2016/5/10/chartex" xmlns:cx5="http://schemas.microsoft.com/office/drawing/2016/5/11/chartex" xmlns:cx6="http://schemas.microsoft.com/office/drawing/2016/5/12/chartex" xmlns:cx7="http://schemas.microsoft.com/office/drawing/2016/5/13/chartex" xmlns:cx8="http://schemas.microsoft.com/office/drawing/2016/5/14/chartex" xmlns:mc="http://schemas.openxmlformats.org/markup-compatibility/2006" xmlns:m="http://schemas.openxmlformats.org/officeDocument/2006/math" xmlns:aink="http://schemas.microsoft.com/office/drawing/2016/ink" xmlns:am3d="http://schemas.microsoft.com/office/drawing/2017/model3d" xmlns:oel="http://schemas.microsoft.com/office/2019/extlst" xmlns:r="http://schemas.openxmlformats.org/officeDocument/2006/relationships" xmlns:wp14="http://schemas.microsoft.com/office/word/2010/wordprocessingDrawing" xmlns:wp="http://schemas.openxmlformats.org/drawingml/2006/wordprocessingDrawing" xmlns:wpg="http://schemas.microsoft.com/office/word/2010/wordprocessingGroup" xmlns:wpi="http://schemas.microsoft.com/office/word/2010/wordprocessingInk" xmlns:wps="http://schemas.microsoft.com/office/word/2010/wordprocessingShape" xmlns:o="urn:schemas-microsoft-com:office:office" xmlns:v="urn:schemas-microsoft-com:vml" xmlns:w10="urn:schemas-microsoft-com:office:word" xmlns:w="http://schemas.openxmlformats.org/wordprocessingml/2006/main" xmlns:w14="http://schemas.microsoft.com/office/word/2010/wordml" xmlns:w15="http://schemas.microsoft.com/office/word/2012/wordml" xmlns:w16cex="http://schemas.microsoft.com/office/word/2018/wordml/cex" xmlns:w16cid="http://schemas.microsoft.com/office/word/2016/wordml/cid" xmlns:w16="http://schemas.microsoft.com/office/word/2018/wordml" xmlns:w16sdtdh="http://schemas.microsoft.com/office/word/2020/wordml/sdtdatahash" xmlns:w16sdtfl="http://schemas.microsoft.com/office/word/2024/wordml/sdtformatlock" xmlns:w16se="http://schemas.microsoft.com/office/word/2015/wordml/symex" xmlns:w16du="http://schemas.microsoft.com/office/word/2023/wordml/word16du" xmlns:wne="http://schemas.microsoft.com/office/word/2006/wordml" mc:Ignorable="w14 w15 w16se w16cid w16 w16cex w16sdtdh w16sdtfl w16du wp14">
   <w:p>
     <w:pPr>
       <w:pStyle w:val="Header"/>
     </w:pPr>
-    <w:r>
-      <w:rPr>
-        <w:noProof/>
-      </w:rPr>
-      <mc:AlternateContent>
-        <mc:Choice Requires="wps">
-          <w:drawing>
-            <wp:anchor distT="0" distB="0" distL="0" distR="0" simplePos="0" relativeHeight="251659264" behindDoc="0" locked="0" layoutInCell="1" allowOverlap="1" wp14:anchorId="4E4FB86B" wp14:editId="33D1A983">
-              <wp:simplePos x="635" y="635"/>
-              <wp:positionH relativeFrom="page">
-                <wp:align>left</wp:align>
-              </wp:positionH>
-              <wp:positionV relativeFrom="page">
-                <wp:align>top</wp:align>
-              </wp:positionV>
-              <wp:extent cx="2940685" cy="345440"/>
-              <wp:effectExtent l="0" t="0" r="5715" b="10160"/>
-              <wp:wrapNone/>
-              <wp:docPr id="1879276359" name="Text Box 2" descr="Confidential - Oracle Restricted \Employees Only">
-                <a:extLst xmlns:a="http://schemas.openxmlformats.org/drawingml/2006/main">
-                  <a:ext uri="{5AE41FA2-C0FF-4470-9BD4-5FADCA87CBE2}">
-                    <aclsh:classification xmlns:aclsh="http://schemas.microsoft.com/office/drawing/2020/classificationShape" classificationOutcomeType="hdr"/>
-                  </a:ext>
-                </a:extLst>
-              </wp:docPr>
-              <wp:cNvGraphicFramePr/>
-              <a:graphic xmlns:a="http://schemas.openxmlformats.org/drawingml/2006/main">
-                <a:graphicData uri="http://schemas.microsoft.com/office/word/2010/wordprocessingShape">
-                  <wps:wsp>
-                    <wps:cNvSpPr txBox="1"/>
-                    <wps:spPr>
-                      <a:xfrm>
-                        <a:off x="0" y="0"/>
-                        <a:ext cx="2940685" cy="345440"/>
-                      </a:xfrm>
-                      <a:prstGeom prst="rect">
-                        <a:avLst/>
-                      </a:prstGeom>
-                      <a:noFill/>
-                      <a:ln>
-                        <a:noFill/>
-                      </a:ln>
-                    </wps:spPr>
-                    <wps:txbx>
-                      <w:txbxContent>
-                        <w:p>
-                          <w:pPr>
-                            <w:rPr>
-                              <w:rFonts w:ascii="Aptos" w:eastAsia="Aptos" w:hAnsi="Aptos" w:cs="Aptos"/>
-                              <w:noProof/>
-                              <w:color w:val="000000"/>
-                              <w:sz w:val="20"/>
-                              <w:szCs w:val="20"/>
-                            </w:rPr>
-                          </w:pPr>
-                          <w:r>
-                            <w:rPr>
-                              <w:rFonts w:ascii="Aptos" w:eastAsia="Aptos" w:hAnsi="Aptos" w:cs="Aptos"/>
-                              <w:noProof/>
-                              <w:color w:val="000000"/>
-                              <w:sz w:val="20"/>
-                              <w:szCs w:val="20"/>
-                            </w:rPr>
-                            <w:t>Confidential - Oracle Restricted \Employees Only</w:t>
-                          </w:r>
-                        </w:p>
-                      </w:txbxContent>
-                    </wps:txbx>
-                    <wps:bodyPr rot="0" spcFirstLastPara="0" vertOverflow="overflow" horzOverflow="overflow" vert="horz" wrap="none" lIns="254000" tIns="190500" rIns="0" bIns="0" numCol="1" spcCol="0" rtlCol="0" fromWordArt="0" anchor="t" anchorCtr="0" forceAA="0" compatLnSpc="1">
-                      <a:prstTxWarp prst="textNoShape">
-                        <a:avLst/>
-                      </a:prstTxWarp>
-                      <a:spAutoFit/>
-                    </wps:bodyPr>
-                  </wps:wsp>
-                </a:graphicData>
-              </a:graphic>
-            </wp:anchor>
-          </w:drawing>
-        </mc:Choice>
-        <mc:Fallback>
-          <w:pict>
-            <v:shapetype w14:anchorId="4E4FB86B" id="_x0000_t202" coordsize="21600,21600" o:spt="202" path="m,l,21600r21600,l21600,xe">
-              <v:stroke joinstyle="miter"/>
-              <v:path gradientshapeok="t" o:connecttype="rect"/>
-            </v:shapetype>
-            <v:shape id="Text Box 2" o:spid="_x0000_s1026" type="#_x0000_t202" alt="Confidential - Oracle Restricted \Employees Only" style="position:absolute;margin-left:0;margin-top:0;width:231.55pt;height:27.2pt;z-index:251659264;visibility:visible;mso-wrap-style:none;mso-wrap-distance-left:0;mso-wrap-distance-top:0;mso-wrap-distance-right:0;mso-wrap-distance-bottom:0;mso-position-horizontal:left;mso-position-horizontal-relative:page;mso-position-vertical:top;mso-position-vertical-relative:page;v-text-anchor:top" o:gfxdata="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" filled="f" stroked="f">
-              <v:fill o:detectmouseclick="t"/>
-              <v:textbox style="mso-fit-shape-to-text:t" inset="20pt,15pt,0,0">
-                <w:txbxContent>
-                  <w:p>
-                    <w:pPr>
-                      <w:rPr>
-                        <w:rFonts w:ascii="Aptos" w:eastAsia="Aptos" w:hAnsi="Aptos" w:cs="Aptos"/>
-                        <w:noProof/>
-                        <w:color w:val="000000"/>
-                        <w:sz w:val="20"/>
-                        <w:szCs w:val="20"/>
-                      </w:rPr>
-                    </w:pPr>
-                    <w:r>
-                      <w:rPr>
-                        <w:rFonts w:ascii="Aptos" w:eastAsia="Aptos" w:hAnsi="Aptos" w:cs="Aptos"/>
-                        <w:noProof/>
-                        <w:color w:val="000000"/>
-                        <w:sz w:val="20"/>
-                        <w:szCs w:val="20"/>
-                      </w:rPr>
-                      <w:t>Confidential - Oracle Restricted \Employees Only</w:t>
-                    </w:r>
-                  </w:p>
-                </w:txbxContent>
-              </v:textbox>
-              <w10:wrap anchorx="page" anchory="page"/>
-            </v:shape>
-          </w:pict>
-        </mc:Fallback>
-      </mc:AlternateContent>
-    </w:r>
   </w:p>
 </w:hdr>
 </file>
 
 <file path=word/header2.xml><?xml version="1.0" encoding="utf-8"?>
-<w:hdr xmlns:wpc="http://schemas.microsoft.com/office/word/2010/wordprocessingCanvas" xmlns:cx="http://schemas.microsoft.com/office/drawing/2014/chartex" xmlns:cx1="http://schemas.microsoft.com/office/drawing/2015/9/8/chartex" xmlns:cx2="http://schemas.microsoft.com/office/drawing/2015/10/21/chartex" xmlns:cx3="http://schemas.microsoft.com/office/drawing/2016/5/9/chartex" xmlns:cx4="http://schemas.microsoft.com/office/drawing/2016/5/10/chartex" xmlns:cx5="http://schemas.microsoft.com/office/drawing/2016/5/11/chartex" xmlns:cx6="http://schemas.microsoft.com/office/drawing/2016/5/12/chartex" xmlns:cx7="http://schemas.microsoft.com/office/drawing/2016/5/13/chartex" xmlns:cx8="http://schemas.microsoft.com/office/drawing/2016/5/14/chartex" xmlns:mc="http://schemas.openxmlformats.org/markup-compatibility/2006" xmlns:aink="http://schemas.microsoft.com/office/drawing/2016/ink" xmlns:am3d="http://schemas.microsoft.com/office/drawing/2017/model3d" xmlns:o="urn:schemas-microsoft-com:office:office" xmlns:oel="http://schemas.microsoft.com/office/2019/extlst" xmlns:r="http://schemas.openxmlformats.org/officeDocument/2006/relationships" xmlns:m="http://schemas.openxmlformats.org/officeDocument/2006/math" xmlns:v="urn:schemas-microsoft-com:vml" xmlns:wp14="http://schemas.microsoft.com/office/word/2010/wordprocessingDrawing" xmlns:wp="http://schemas.openxmlformats.org/drawingml/2006/wordprocessingDrawing" xmlns:w10="urn:schemas-microsoft-com:office:word" xmlns:w="http://schemas.openxmlformats.org/wordprocessingml/2006/main" xmlns:w14="http://schemas.microsoft.com/office/word/2010/wordml" xmlns:w15="http://schemas.microsoft.com/office/word/2012/wordml" xmlns:w16cex="http://schemas.microsoft.com/office/word/2018/wordml/cex" xmlns:w16cid="http://schemas.microsoft.com/office/word/2016/wordml/cid" xmlns:w16="http://schemas.microsoft.com/office/word/2018/wordml" xmlns:w16du="http://schemas.microsoft.com/office/word/2023/wordml/word16du" xmlns:w16sdtdh="http://schemas.microsoft.com/office/word/2020/wordml/sdtdatahash" xmlns:w16sdtfl="http://schemas.microsoft.com/office/word/2024/wordml/sdtformatlock" xmlns:w16se="http://schemas.microsoft.com/office/word/2015/wordml/symex" xmlns:wpg="http://schemas.microsoft.com/office/word/2010/wordprocessingGroup" xmlns:wpi="http://schemas.microsoft.com/office/word/2010/wordprocessingInk" xmlns:wne="http://schemas.microsoft.com/office/word/2006/wordml" xmlns:wps="http://schemas.microsoft.com/office/word/2010/wordprocessingShape" mc:Ignorable="w14 w15 w16se w16cid w16 w16cex w16sdtdh w16sdtfl w16du wp14">
+<w:hdr xmlns:wpc="http://schemas.microsoft.com/office/word/2010/wordprocessingCanvas" xmlns:cx="http://schemas.microsoft.com/office/drawing/2014/chartex" xmlns:cx1="http://schemas.microsoft.com/office/drawing/2015/9/8/chartex" xmlns:cx2="http://schemas.microsoft.com/office/drawing/2015/10/21/chartex" xmlns:cx3="http://schemas.microsoft.com/office/drawing/2016/5/9/chartex" xmlns:cx4="http://schemas.microsoft.com/office/drawing/2016/5/10/chartex" xmlns:cx5="http://schemas.microsoft.com/office/drawing/2016/5/11/chartex" xmlns:cx6="http://schemas.microsoft.com/office/drawing/2016/5/12/chartex" xmlns:cx7="http://schemas.microsoft.com/office/drawing/2016/5/13/chartex" xmlns:cx8="http://schemas.microsoft.com/office/drawing/2016/5/14/chartex" xmlns:mc="http://schemas.openxmlformats.org/markup-compatibility/2006" xmlns:m="http://schemas.openxmlformats.org/officeDocument/2006/math" xmlns:aink="http://schemas.microsoft.com/office/drawing/2016/ink" xmlns:am3d="http://schemas.microsoft.com/office/drawing/2017/model3d" xmlns:oel="http://schemas.microsoft.com/office/2019/extlst" xmlns:r="http://schemas.openxmlformats.org/officeDocument/2006/relationships" xmlns:wp14="http://schemas.microsoft.com/office/word/2010/wordprocessingDrawing" xmlns:wp="http://schemas.openxmlformats.org/drawingml/2006/wordprocessingDrawing" xmlns:wpg="http://schemas.microsoft.com/office/word/2010/wordprocessingGroup" xmlns:wpi="http://schemas.microsoft.com/office/word/2010/wordprocessingInk" xmlns:wps="http://schemas.microsoft.com/office/word/2010/wordprocessingShape" xmlns:o="urn:schemas-microsoft-com:office:office" xmlns:v="urn:schemas-microsoft-com:vml" xmlns:w10="urn:schemas-microsoft-com:office:word" xmlns:w="http://schemas.openxmlformats.org/wordprocessingml/2006/main" xmlns:w14="http://schemas.microsoft.com/office/word/2010/wordml" xmlns:w15="http://schemas.microsoft.com/office/word/2012/wordml" xmlns:w16cex="http://schemas.microsoft.com/office/word/2018/wordml/cex" xmlns:w16cid="http://schemas.microsoft.com/office/word/2016/wordml/cid" xmlns:w16="http://schemas.microsoft.com/office/word/2018/wordml" xmlns:w16sdtdh="http://schemas.microsoft.com/office/word/2020/wordml/sdtdatahash" xmlns:w16sdtfl="http://schemas.microsoft.com/office/word/2024/wordml/sdtformatlock" xmlns:w16se="http://schemas.microsoft.com/office/word/2015/wordml/symex" xmlns:w16du="http://schemas.microsoft.com/office/word/2023/wordml/word16du" xmlns:wne="http://schemas.microsoft.com/office/word/2006/wordml" mc:Ignorable="w14 w15 w16se w16cid w16 w16cex w16sdtdh w16sdtfl w16du wp14">
   <w:p>
     <w:pPr>
       <w:pStyle w:val="Header"/>
     </w:pPr>
-    <w:r>
-      <w:rPr>
-        <w:noProof/>
-      </w:rPr>
-      <mc:AlternateContent>
-        <mc:Choice Requires="wps">
-          <w:drawing>
-            <wp:anchor distT="0" distB="0" distL="0" distR="0" simplePos="0" relativeHeight="251660288" behindDoc="0" locked="0" layoutInCell="1" allowOverlap="1" wp14:anchorId="37FEC3C4" wp14:editId="37AF1982">
-              <wp:simplePos x="0" y="0"/>
-              <wp:positionH relativeFrom="page">
-                <wp:align>left</wp:align>
-              </wp:positionH>
-              <wp:positionV relativeFrom="page">
-                <wp:align>top</wp:align>
-              </wp:positionV>
-              <wp:extent cx="2940685" cy="345440"/>
-              <wp:effectExtent l="0" t="0" r="5715" b="10160"/>
-              <wp:wrapNone/>
-              <wp:docPr id="766718108" name="Text Box 3" descr="Confidential - Oracle Restricted \Employees Only">
-                <a:extLst xmlns:a="http://schemas.openxmlformats.org/drawingml/2006/main">
-                  <a:ext uri="{5AE41FA2-C0FF-4470-9BD4-5FADCA87CBE2}">
-                    <aclsh:classification xmlns:aclsh="http://schemas.microsoft.com/office/drawing/2020/classificationShape" classificationOutcomeType="hdr"/>
-                  </a:ext>
-                </a:extLst>
-              </wp:docPr>
-              <wp:cNvGraphicFramePr/>
-              <a:graphic xmlns:a="http://schemas.openxmlformats.org/drawingml/2006/main">
-                <a:graphicData uri="http://schemas.microsoft.com/office/word/2010/wordprocessingShape">
-                  <wps:wsp>
-                    <wps:cNvSpPr txBox="1"/>
-                    <wps:spPr>
-                      <a:xfrm>
-                        <a:off x="0" y="0"/>
-                        <a:ext cx="2940685" cy="345440"/>
-                      </a:xfrm>
-                      <a:prstGeom prst="rect">
-                        <a:avLst/>
-                      </a:prstGeom>
-                      <a:noFill/>
-                      <a:ln>
-                        <a:noFill/>
-                      </a:ln>
-                    </wps:spPr>
-                    <wps:txbx>
-                      <w:txbxContent>
-                        <w:p>
-                          <w:pPr>
-                            <w:rPr>
-                              <w:rFonts w:ascii="Aptos" w:eastAsia="Aptos" w:hAnsi="Aptos" w:cs="Aptos"/>
-                              <w:noProof/>
-                              <w:color w:val="000000"/>
-                              <w:sz w:val="20"/>
-                              <w:szCs w:val="20"/>
-                            </w:rPr>
-                          </w:pPr>
-                          <w:r>
-                            <w:rPr>
-                              <w:rFonts w:ascii="Aptos" w:eastAsia="Aptos" w:hAnsi="Aptos" w:cs="Aptos"/>
-                              <w:noProof/>
-                              <w:color w:val="000000"/>
-                              <w:sz w:val="20"/>
-                              <w:szCs w:val="20"/>
-                            </w:rPr>
-                            <w:t>Confidential - Oracle Restricted \Employees Only</w:t>
-                          </w:r>
-                        </w:p>
-                      </w:txbxContent>
-                    </wps:txbx>
-                    <wps:bodyPr rot="0" spcFirstLastPara="0" vertOverflow="overflow" horzOverflow="overflow" vert="horz" wrap="none" lIns="254000" tIns="190500" rIns="0" bIns="0" numCol="1" spcCol="0" rtlCol="0" fromWordArt="0" anchor="t" anchorCtr="0" forceAA="0" compatLnSpc="1">
-                      <a:prstTxWarp prst="textNoShape">
-                        <a:avLst/>
-                      </a:prstTxWarp>
-                      <a:spAutoFit/>
-                    </wps:bodyPr>
-                  </wps:wsp>
-                </a:graphicData>
-              </a:graphic>
-            </wp:anchor>
-          </w:drawing>
-        </mc:Choice>
-        <mc:Fallback>
-          <w:pict>
-            <v:shapetype w14:anchorId="37FEC3C4" id="_x0000_t202" coordsize="21600,21600" o:spt="202" path="m,l,21600r21600,l21600,xe">
-              <v:stroke joinstyle="miter"/>
-              <v:path gradientshapeok="t" o:connecttype="rect"/>
-            </v:shapetype>
-            <v:shape id="Text Box 3" o:spid="_x0000_s1027" type="#_x0000_t202" alt="Confidential - Oracle Restricted \Employees Only" style="position:absolute;margin-left:0;margin-top:0;width:231.55pt;height:27.2pt;z-index:251660288;visibility:visible;mso-wrap-style:none;mso-wrap-distance-left:0;mso-wrap-distance-top:0;mso-wrap-distance-right:0;mso-wrap-distance-bottom:0;mso-position-horizontal:left;mso-position-horizontal-relative:page;mso-position-vertical:top;mso-position-vertical-relative:page;v-text-anchor:top" o:gfxdata="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" filled="f" stroked="f">
-              <v:fill o:detectmouseclick="t"/>
-              <v:textbox style="mso-fit-shape-to-text:t" inset="20pt,15pt,0,0">
-                <w:txbxContent>
-                  <w:p>
-                    <w:pPr>
-                      <w:rPr>
-                        <w:rFonts w:ascii="Aptos" w:eastAsia="Aptos" w:hAnsi="Aptos" w:cs="Aptos"/>
-                        <w:noProof/>
-                        <w:color w:val="000000"/>
-                        <w:sz w:val="20"/>
-                        <w:szCs w:val="20"/>
-                      </w:rPr>
-                    </w:pPr>
-                    <w:r>
-                      <w:rPr>
-                        <w:rFonts w:ascii="Aptos" w:eastAsia="Aptos" w:hAnsi="Aptos" w:cs="Aptos"/>
-                        <w:noProof/>
-                        <w:color w:val="000000"/>
-                        <w:sz w:val="20"/>
-                        <w:szCs w:val="20"/>
-                      </w:rPr>
-                      <w:t>Confidential - Oracle Restricted \Employees Only</w:t>
-                    </w:r>
-                  </w:p>
-                </w:txbxContent>
-              </v:textbox>
-              <w10:wrap anchorx="page" anchory="page"/>
-            </v:shape>
-          </w:pict>
-        </mc:Fallback>
-      </mc:AlternateContent>
-    </w:r>
-  </w:p>
-</w:hdr>
-</file>
-
-<file path=word/header3.xml><?xml version="1.0" encoding="utf-8"?>
-<w:hdr xmlns:wpc="http://schemas.microsoft.com/office/word/2010/wordprocessingCanvas" xmlns:cx="http://schemas.microsoft.com/office/drawing/2014/chartex" xmlns:cx1="http://schemas.microsoft.com/office/drawing/2015/9/8/chartex" xmlns:cx2="http://schemas.microsoft.com/office/drawing/2015/10/21/chartex" xmlns:cx3="http://schemas.microsoft.com/office/drawing/2016/5/9/chartex" xmlns:cx4="http://schemas.microsoft.com/office/drawing/2016/5/10/chartex" xmlns:cx5="http://schemas.microsoft.com/office/drawing/2016/5/11/chartex" xmlns:cx6="http://schemas.microsoft.com/office/drawing/2016/5/12/chartex" xmlns:cx7="http://schemas.microsoft.com/office/drawing/2016/5/13/chartex" xmlns:cx8="http://schemas.microsoft.com/office/drawing/2016/5/14/chartex" xmlns:mc="http://schemas.openxmlformats.org/markup-compatibility/2006" xmlns:aink="http://schemas.microsoft.com/office/drawing/2016/ink" xmlns:am3d="http://schemas.microsoft.com/office/drawing/2017/model3d" xmlns:o="urn:schemas-microsoft-com:office:office" xmlns:oel="http://schemas.microsoft.com/office/2019/extlst" xmlns:r="http://schemas.openxmlformats.org/officeDocument/2006/relationships" xmlns:m="http://schemas.openxmlformats.org/officeDocument/2006/math" xmlns:v="urn:schemas-microsoft-com:vml" xmlns:wp14="http://schemas.microsoft.com/office/word/2010/wordprocessingDrawing" xmlns:wp="http://schemas.openxmlformats.org/drawingml/2006/wordprocessingDrawing" xmlns:w10="urn:schemas-microsoft-com:office:word" xmlns:w="http://schemas.openxmlformats.org/wordprocessingml/2006/main" xmlns:w14="http://schemas.microsoft.com/office/word/2010/wordml" xmlns:w15="http://schemas.microsoft.com/office/word/2012/wordml" xmlns:w16cex="http://schemas.microsoft.com/office/word/2018/wordml/cex" xmlns:w16cid="http://schemas.microsoft.com/office/word/2016/wordml/cid" xmlns:w16="http://schemas.microsoft.com/office/word/2018/wordml" xmlns:w16du="http://schemas.microsoft.com/office/word/2023/wordml/word16du" xmlns:w16sdtdh="http://schemas.microsoft.com/office/word/2020/wordml/sdtdatahash" xmlns:w16sdtfl="http://schemas.microsoft.com/office/word/2024/wordml/sdtformatlock" xmlns:w16se="http://schemas.microsoft.com/office/word/2015/wordml/symex" xmlns:wpg="http://schemas.microsoft.com/office/word/2010/wordprocessingGroup" xmlns:wpi="http://schemas.microsoft.com/office/word/2010/wordprocessingInk" xmlns:wne="http://schemas.microsoft.com/office/word/2006/wordml" xmlns:wps="http://schemas.microsoft.com/office/word/2010/wordprocessingShape" mc:Ignorable="w14 w15 w16se w16cid w16 w16cex w16sdtdh w16sdtfl w16du wp14">
-  <w:p>
-    <w:pPr>
-      <w:pStyle w:val="Header"/>
-    </w:pPr>
-    <w:r>
-      <w:rPr>
-        <w:noProof/>
-      </w:rPr>
-      <mc:AlternateContent>
-        <mc:Choice Requires="wps">
-          <w:drawing>
-            <wp:anchor distT="0" distB="0" distL="0" distR="0" simplePos="0" relativeHeight="251658240" behindDoc="0" locked="0" layoutInCell="1" allowOverlap="1" wp14:anchorId="0A8965AC" wp14:editId="08B4D6E1">
-              <wp:simplePos x="635" y="635"/>
-              <wp:positionH relativeFrom="page">
-                <wp:align>left</wp:align>
-              </wp:positionH>
-              <wp:positionV relativeFrom="page">
-                <wp:align>top</wp:align>
-              </wp:positionV>
-              <wp:extent cx="2940685" cy="345440"/>
-              <wp:effectExtent l="0" t="0" r="5715" b="10160"/>
-              <wp:wrapNone/>
-              <wp:docPr id="253024627" name="Text Box 1" descr="Confidential - Oracle Restricted \Employees Only">
-                <a:extLst xmlns:a="http://schemas.openxmlformats.org/drawingml/2006/main">
-                  <a:ext uri="{5AE41FA2-C0FF-4470-9BD4-5FADCA87CBE2}">
-                    <aclsh:classification xmlns:aclsh="http://schemas.microsoft.com/office/drawing/2020/classificationShape" classificationOutcomeType="hdr"/>
-                  </a:ext>
-                </a:extLst>
-              </wp:docPr>
-              <wp:cNvGraphicFramePr/>
-              <a:graphic xmlns:a="http://schemas.openxmlformats.org/drawingml/2006/main">
-                <a:graphicData uri="http://schemas.microsoft.com/office/word/2010/wordprocessingShape">
-                  <wps:wsp>
-                    <wps:cNvSpPr txBox="1"/>
-                    <wps:spPr>
-                      <a:xfrm>
-                        <a:off x="0" y="0"/>
-                        <a:ext cx="2940685" cy="345440"/>
-                      </a:xfrm>
-                      <a:prstGeom prst="rect">
-                        <a:avLst/>
-                      </a:prstGeom>
-                      <a:noFill/>
-                      <a:ln>
-                        <a:noFill/>
-                      </a:ln>
-                    </wps:spPr>
-                    <wps:txbx>
-                      <w:txbxContent>
-                        <w:p>
-                          <w:pPr>
-                            <w:rPr>
-                              <w:rFonts w:ascii="Aptos" w:eastAsia="Aptos" w:hAnsi="Aptos" w:cs="Aptos"/>
-                              <w:noProof/>
-                              <w:color w:val="000000"/>
-                              <w:sz w:val="20"/>
-                              <w:szCs w:val="20"/>
-                            </w:rPr>
-                          </w:pPr>
-                          <w:r>
-                            <w:rPr>
-                              <w:rFonts w:ascii="Aptos" w:eastAsia="Aptos" w:hAnsi="Aptos" w:cs="Aptos"/>
-                              <w:noProof/>
-                              <w:color w:val="000000"/>
-                              <w:sz w:val="20"/>
-                              <w:szCs w:val="20"/>
-                            </w:rPr>
-                            <w:t>Confidential - Oracle Restricted \Employees Only</w:t>
-                          </w:r>
-                        </w:p>
-                      </w:txbxContent>
-                    </wps:txbx>
-                    <wps:bodyPr rot="0" spcFirstLastPara="0" vertOverflow="overflow" horzOverflow="overflow" vert="horz" wrap="none" lIns="254000" tIns="190500" rIns="0" bIns="0" numCol="1" spcCol="0" rtlCol="0" fromWordArt="0" anchor="t" anchorCtr="0" forceAA="0" compatLnSpc="1">
-                      <a:prstTxWarp prst="textNoShape">
-                        <a:avLst/>
-                      </a:prstTxWarp>
-                      <a:spAutoFit/>
-                    </wps:bodyPr>
-                  </wps:wsp>
-                </a:graphicData>
-              </a:graphic>
-            </wp:anchor>
-          </w:drawing>
-        </mc:Choice>
-        <mc:Fallback>
-          <w:pict>
-            <v:shapetype w14:anchorId="0A8965AC" id="_x0000_t202" coordsize="21600,21600" o:spt="202" path="m,l,21600r21600,l21600,xe">
-              <v:stroke joinstyle="miter"/>
-              <v:path gradientshapeok="t" o:connecttype="rect"/>
-            </v:shapetype>
-            <v:shape id="Text Box 1" o:spid="_x0000_s1030" type="#_x0000_t202" alt="Confidential - Oracle Restricted \Employees Only" style="position:absolute;margin-left:0;margin-top:0;width:231.55pt;height:27.2pt;z-index:251658240;visibility:visible;mso-wrap-style:none;mso-wrap-distance-left:0;mso-wrap-distance-top:0;mso-wrap-distance-right:0;mso-wrap-distance-bottom:0;mso-position-horizontal:left;mso-position-horizontal-relative:page;mso-position-vertical:top;mso-position-vertical-relative:page;v-text-anchor:top" o:gfxdata="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" filled="f" stroked="f">
-              <v:fill o:detectmouseclick="t"/>
-              <v:textbox style="mso-fit-shape-to-text:t" inset="20pt,15pt,0,0">
-                <w:txbxContent>
-                  <w:p>
-                    <w:pPr>
-                      <w:rPr>
-                        <w:rFonts w:ascii="Aptos" w:eastAsia="Aptos" w:hAnsi="Aptos" w:cs="Aptos"/>
-                        <w:noProof/>
-                        <w:color w:val="000000"/>
-                        <w:sz w:val="20"/>
-                        <w:szCs w:val="20"/>
-                      </w:rPr>
-                    </w:pPr>
-                    <w:r>
-                      <w:rPr>
-                        <w:rFonts w:ascii="Aptos" w:eastAsia="Aptos" w:hAnsi="Aptos" w:cs="Aptos"/>
-                        <w:noProof/>
-                        <w:color w:val="000000"/>
-                        <w:sz w:val="20"/>
-                        <w:szCs w:val="20"/>
-                      </w:rPr>
-                      <w:t>Confidential - Oracle Restricted \Employees Only</w:t>
-                    </w:r>
-                  </w:p>
-                </w:txbxContent>
-              </v:textbox>
-              <w10:wrap anchorx="page" anchory="page"/>
-            </v:shape>
-          </w:pict>
-        </mc:Fallback>
-      </mc:AlternateContent>
-    </w:r>
   </w:p>
 </w:hdr>
 </file>
 
 <file path=word/numbering.xml><?xml version="1.0" encoding="utf-8"?>
-<w:numbering xmlns:wpc="http://schemas.microsoft.com/office/word/2010/wordprocessingCanvas" xmlns:cx="http://schemas.microsoft.com/office/drawing/2014/chartex" xmlns:cx1="http://schemas.microsoft.com/office/drawing/2015/9/8/chartex" xmlns:cx2="http://schemas.microsoft.com/office/drawing/2015/10/21/chartex" xmlns:cx3="http://schemas.microsoft.com/office/drawing/2016/5/9/chartex" xmlns:cx4="http://schemas.microsoft.com/office/drawing/2016/5/10/chartex" xmlns:cx5="http://schemas.microsoft.com/office/drawing/2016/5/11/chartex" xmlns:cx6="http://schemas.microsoft.com/office/drawing/2016/5/12/chartex" xmlns:cx7="http://schemas.microsoft.com/office/drawing/2016/5/13/chartex" xmlns:cx8="http://schemas.microsoft.com/office/drawing/2016/5/14/chartex" xmlns:mc="http://schemas.openxmlformats.org/markup-compatibility/2006" xmlns:aink="http://schemas.microsoft.com/office/drawing/2016/ink" xmlns:am3d="http://schemas.microsoft.com/office/drawing/2017/model3d" xmlns:o="urn:schemas-microsoft-com:office:office" xmlns:oel="http://schemas.microsoft.com/office/2019/extlst" xmlns:r="http://schemas.openxmlformats.org/officeDocument/2006/relationships" xmlns:m="http://schemas.openxmlformats.org/officeDocument/2006/math" xmlns:v="urn:schemas-microsoft-com:vml" xmlns:wp14="http://schemas.microsoft.com/office/word/2010/wordprocessingDrawing" xmlns:wp="http://schemas.openxmlformats.org/drawingml/2006/wordprocessingDrawing" xmlns:w10="urn:schemas-microsoft-com:office:word" xmlns:w="http://schemas.openxmlformats.org/wordprocessingml/2006/main" xmlns:w14="http://schemas.microsoft.com/office/word/2010/wordml" xmlns:w15="http://schemas.microsoft.com/office/word/2012/wordml" xmlns:w16cex="http://schemas.microsoft.com/office/word/2018/wordml/cex" xmlns:w16cid="http://schemas.microsoft.com/office/word/2016/wordml/cid" xmlns:w16="http://schemas.microsoft.com/office/word/2018/wordml" xmlns:w16du="http://schemas.microsoft.com/office/word/2023/wordml/word16du" xmlns:w16sdtdh="http://schemas.microsoft.com/office/word/2020/wordml/sdtdatahash" xmlns:w16sdtfl="http://schemas.microsoft.com/office/word/2024/wordml/sdtformatlock" xmlns:w16se="http://schemas.microsoft.com/office/word/2015/wordml/symex" xmlns:wpg="http://schemas.microsoft.com/office/word/2010/wordprocessingGroup" xmlns:wpi="http://schemas.microsoft.com/office/word/2010/wordprocessingInk" xmlns:wne="http://schemas.microsoft.com/office/word/2006/wordml" xmlns:wps="http://schemas.microsoft.com/office/word/2010/wordprocessingShape" mc:Ignorable="w14 w15 w16se w16cid w16 w16cex w16sdtdh w16sdtfl w16du wp14">
+<w:numbering xmlns:wpc="http://schemas.microsoft.com/office/word/2010/wordprocessingCanvas" xmlns:cx="http://schemas.microsoft.com/office/drawing/2014/chartex" xmlns:cx1="http://schemas.microsoft.com/office/drawing/2015/9/8/chartex" xmlns:cx2="http://schemas.microsoft.com/office/drawing/2015/10/21/chartex" xmlns:cx3="http://schemas.microsoft.com/office/drawing/2016/5/9/chartex" xmlns:cx4="http://schemas.microsoft.com/office/drawing/2016/5/10/chartex" xmlns:cx5="http://schemas.microsoft.com/office/drawing/2016/5/11/chartex" xmlns:cx6="http://schemas.microsoft.com/office/drawing/2016/5/12/chartex" xmlns:cx7="http://schemas.microsoft.com/office/drawing/2016/5/13/chartex" xmlns:cx8="http://schemas.microsoft.com/office/drawing/2016/5/14/chartex" xmlns:mc="http://schemas.openxmlformats.org/markup-compatibility/2006" xmlns:m="http://schemas.openxmlformats.org/officeDocument/2006/math" xmlns:aink="http://schemas.microsoft.com/office/drawing/2016/ink" xmlns:am3d="http://schemas.microsoft.com/office/drawing/2017/model3d" xmlns:oel="http://schemas.microsoft.com/office/2019/extlst" xmlns:r="http://schemas.openxmlformats.org/officeDocument/2006/relationships" xmlns:wp14="http://schemas.microsoft.com/office/word/2010/wordprocessingDrawing" xmlns:wp="http://schemas.openxmlformats.org/drawingml/2006/wordprocessingDrawing" xmlns:wpg="http://schemas.microsoft.com/office/word/2010/wordprocessingGroup" xmlns:wpi="http://schemas.microsoft.com/office/word/2010/wordprocessingInk" xmlns:wps="http://schemas.microsoft.com/office/word/2010/wordprocessingShape" xmlns:o="urn:schemas-microsoft-com:office:office" xmlns:v="urn:schemas-microsoft-com:vml" xmlns:w10="urn:schemas-microsoft-com:office:word" xmlns:w="http://schemas.openxmlformats.org/wordprocessingml/2006/main" xmlns:w14="http://schemas.microsoft.com/office/word/2010/wordml" xmlns:w15="http://schemas.microsoft.com/office/word/2012/wordml" xmlns:w16cex="http://schemas.microsoft.com/office/word/2018/wordml/cex" xmlns:w16cid="http://schemas.microsoft.com/office/word/2016/wordml/cid" xmlns:w16="http://schemas.microsoft.com/office/word/2018/wordml" xmlns:w16sdtdh="http://schemas.microsoft.com/office/word/2020/wordml/sdtdatahash" xmlns:w16sdtfl="http://schemas.microsoft.com/office/word/2024/wordml/sdtformatlock" xmlns:w16se="http://schemas.microsoft.com/office/word/2015/wordml/symex" xmlns:w16du="http://schemas.microsoft.com/office/word/2023/wordml/word16du" xmlns:wne="http://schemas.microsoft.com/office/word/2006/wordml" mc:Ignorable="w14 w15 w16se w16cid w16 w16cex w16sdtdh w16sdtfl w16du wp14">
   <w:abstractNum w:abstractNumId="0" w15:restartNumberingAfterBreak="0">
     <w:nsid w:val="045B4CCB"/>
     <w:multiLevelType w:val="hybridMultilevel"/>
@@ -3739,7 +2961,7 @@
 </file>
 
 <file path=word/styles.xml><?xml version="1.0" encoding="utf-8"?>
-<w:styles xmlns:mc="http://schemas.openxmlformats.org/markup-compatibility/2006" xmlns:r="http://schemas.openxmlformats.org/officeDocument/2006/relationships" xmlns:w="http://schemas.openxmlformats.org/wordprocessingml/2006/main" xmlns:w14="http://schemas.microsoft.com/office/word/2010/wordml" xmlns:w15="http://schemas.microsoft.com/office/word/2012/wordml" xmlns:w16cex="http://schemas.microsoft.com/office/word/2018/wordml/cex" xmlns:w16cid="http://schemas.microsoft.com/office/word/2016/wordml/cid" xmlns:w16="http://schemas.microsoft.com/office/word/2018/wordml" xmlns:w16du="http://schemas.microsoft.com/office/word/2023/wordml/word16du" xmlns:w16sdtdh="http://schemas.microsoft.com/office/word/2020/wordml/sdtdatahash" xmlns:w16sdtfl="http://schemas.microsoft.com/office/word/2024/wordml/sdtformatlock" xmlns:w16se="http://schemas.microsoft.com/office/word/2015/wordml/symex" mc:Ignorable="w14 w15 w16se w16cid w16 w16cex w16sdtdh w16sdtfl w16du">
+<w:styles xmlns:mc="http://schemas.openxmlformats.org/markup-compatibility/2006" xmlns:r="http://schemas.openxmlformats.org/officeDocument/2006/relationships" xmlns:w="http://schemas.openxmlformats.org/wordprocessingml/2006/main" xmlns:w14="http://schemas.microsoft.com/office/word/2010/wordml" xmlns:w15="http://schemas.microsoft.com/office/word/2012/wordml" xmlns:w16cex="http://schemas.microsoft.com/office/word/2018/wordml/cex" xmlns:w16cid="http://schemas.microsoft.com/office/word/2016/wordml/cid" xmlns:w16="http://schemas.microsoft.com/office/word/2018/wordml" xmlns:w16sdtdh="http://schemas.microsoft.com/office/word/2020/wordml/sdtdatahash" xmlns:w16sdtfl="http://schemas.microsoft.com/office/word/2024/wordml/sdtformatlock" xmlns:w16se="http://schemas.microsoft.com/office/word/2015/wordml/symex" xmlns:w16du="http://schemas.microsoft.com/office/word/2023/wordml/word16du" mc:Ignorable="w14 w15 w16se w16cid w16 w16cex w16sdtdh w16sdtfl w16du">
   <w:docDefaults>
     <w:rPrDefault>
       <w:rPr>
@@ -4536,6 +3758,6 @@
 
 <file path=docMetadata/LabelInfo.xml><?xml version="1.0" encoding="utf-8"?>
 <clbl:labelList xmlns:clbl="http://schemas.microsoft.com/office/2020/mipLabelMetadata">
-  <clbl:label id="{825c952f-1947-4719-99e7-7bc5a76060a8}" enabled="1" method="Standard" siteId="{4e2c6054-71cb-48f1-bd6c-3a9705aca71b}" contentBits="3" removed="0"/>
+  <clbl:label id="{3c76ce46-357f-46de-88d6-77b9bbb83c46}" enabled="1" method="Privileged" siteId="{4e2c6054-71cb-48f1-bd6c-3a9705aca71b}" contentBits="0" removed="0"/>
 </clbl:labelList>
 </file>
--- a/resume/RESUME.docx
+++ b/resume/RESUME.docx
@@ -2,40 +2,6 @@
 <file path=word/document.xml><?xml version="1.0" encoding="utf-8"?>
 <w:document xmlns:wpc="http://schemas.microsoft.com/office/word/2010/wordprocessingCanvas" xmlns:cx="http://schemas.microsoft.com/office/drawing/2014/chartex" xmlns:cx1="http://schemas.microsoft.com/office/drawing/2015/9/8/chartex" xmlns:cx2="http://schemas.microsoft.com/office/drawing/2015/10/21/chartex" xmlns:cx3="http://schemas.microsoft.com/office/drawing/2016/5/9/chartex" xmlns:cx4="http://schemas.microsoft.com/office/drawing/2016/5/10/chartex" xmlns:cx5="http://schemas.microsoft.com/office/drawing/2016/5/11/chartex" xmlns:cx6="http://schemas.microsoft.com/office/drawing/2016/5/12/chartex" xmlns:cx7="http://schemas.microsoft.com/office/drawing/2016/5/13/chartex" xmlns:cx8="http://schemas.microsoft.com/office/drawing/2016/5/14/chartex" xmlns:mc="http://schemas.openxmlformats.org/markup-compatibility/2006" xmlns:m="http://schemas.openxmlformats.org/officeDocument/2006/math" xmlns:aink="http://schemas.microsoft.com/office/drawing/2016/ink" xmlns:am3d="http://schemas.microsoft.com/office/drawing/2017/model3d" xmlns:oel="http://schemas.microsoft.com/office/2019/extlst" xmlns:r="http://schemas.openxmlformats.org/officeDocument/2006/relationships" xmlns:wp14="http://schemas.microsoft.com/office/word/2010/wordprocessingDrawing" xmlns:wp="http://schemas.openxmlformats.org/drawingml/2006/wordprocessingDrawing" xmlns:wpg="http://schemas.microsoft.com/office/word/2010/wordprocessingGroup" xmlns:wpi="http://schemas.microsoft.com/office/word/2010/wordprocessingInk" xmlns:wps="http://schemas.microsoft.com/office/word/2010/wordprocessingShape" xmlns:o="urn:schemas-microsoft-com:office:office" xmlns:v="urn:schemas-microsoft-com:vml" xmlns:w10="urn:schemas-microsoft-com:office:word" xmlns:w="http://schemas.openxmlformats.org/wordprocessingml/2006/main" xmlns:w14="http://schemas.microsoft.com/office/word/2010/wordml" xmlns:w15="http://schemas.microsoft.com/office/word/2012/wordml" xmlns:w16cex="http://schemas.microsoft.com/office/word/2018/wordml/cex" xmlns:w16cid="http://schemas.microsoft.com/office/word/2016/wordml/cid" xmlns:w16="http://schemas.microsoft.com/office/word/2018/wordml" xmlns:w16sdtdh="http://schemas.microsoft.com/office/word/2020/wordml/sdtdatahash" xmlns:w16sdtfl="http://schemas.microsoft.com/office/word/2024/wordml/sdtformatlock" xmlns:w16se="http://schemas.microsoft.com/office/word/2015/wordml/symex" xmlns:w16du="http://schemas.microsoft.com/office/word/2023/wordml/word16du" xmlns:wne="http://schemas.microsoft.com/office/word/2006/wordml" mc:Ignorable="w14 w15 w16se w16cid w16 w16cex w16sdtdh w16sdtfl w16du wp14">
   <w:body>
-    <w:p>
-      <w:pPr>
-        <w:jc w:val="center"/>
-        <w:rPr>
-          <w:rFonts w:ascii="Arial" w:eastAsia="Times New Roman" w:hAnsi="Arial" w:cs="Arial"/>
-          <w:b/>
-          <w:bCs/>
-          <w:sz w:val="36"/>
-          <w:szCs w:val="36"/>
-        </w:rPr>
-      </w:pPr>
-      <w:r>
-        <w:rPr>
-          <w:rFonts w:ascii="Arial" w:eastAsia="Times New Roman" w:hAnsi="Arial" w:cs="Arial"/>
-          <w:b/>
-          <w:bCs/>
-          <w:sz w:val="36"/>
-          <w:szCs w:val="36"/>
-        </w:rPr>
-        <w:t>RESUME</w:t>
-      </w:r>
-    </w:p>
-    <w:p>
-      <w:pPr>
-        <w:jc w:val="center"/>
-        <w:rPr>
-          <w:rFonts w:ascii="Arial" w:eastAsia="Times New Roman" w:hAnsi="Arial" w:cs="Arial"/>
-          <w:b/>
-          <w:bCs/>
-          <w:sz w:val="28"/>
-          <w:szCs w:val="28"/>
-        </w:rPr>
-      </w:pPr>
-    </w:p>
     <w:p>
       <w:pPr>
         <w:jc w:val="center"/>
@@ -63,18 +29,6 @@
         <w:jc w:val="center"/>
         <w:rPr>
           <w:rFonts w:ascii="Arial" w:eastAsia="Times New Roman" w:hAnsi="Arial" w:cs="Arial"/>
-          <w:b/>
-          <w:bCs/>
-          <w:sz w:val="28"/>
-          <w:szCs w:val="28"/>
-        </w:rPr>
-      </w:pPr>
-    </w:p>
-    <w:p>
-      <w:pPr>
-        <w:jc w:val="center"/>
-        <w:rPr>
-          <w:rFonts w:ascii="Arial" w:eastAsia="Times New Roman" w:hAnsi="Arial" w:cs="Arial"/>
         </w:rPr>
       </w:pPr>
       <w:r>
@@ -96,28 +50,18 @@
         </w:rPr>
         <w:t xml:space="preserve"> Place SE</w:t>
       </w:r>
-    </w:p>
-    <w:p>
-      <w:pPr>
-        <w:jc w:val="center"/>
+      <w:r>
         <w:rPr>
           <w:rFonts w:ascii="Arial" w:eastAsia="Times New Roman" w:hAnsi="Arial" w:cs="Arial"/>
         </w:rPr>
-      </w:pPr>
+        <w:t xml:space="preserve"> </w:t>
+      </w:r>
       <w:r>
         <w:rPr>
           <w:rFonts w:ascii="Arial" w:eastAsia="Times New Roman" w:hAnsi="Arial" w:cs="Arial"/>
         </w:rPr>
-        <w:t>Bothell WA 98021 USA</w:t>
-      </w:r>
-    </w:p>
-    <w:p>
-      <w:pPr>
-        <w:jc w:val="center"/>
-        <w:rPr>
-          <w:rFonts w:ascii="Arial" w:eastAsia="Times New Roman" w:hAnsi="Arial" w:cs="Arial"/>
-        </w:rPr>
-      </w:pPr>
+        <w:t>Bothell WA 98021</w:t>
+      </w:r>
     </w:p>
     <w:p>
       <w:pPr>
@@ -172,11 +116,14 @@
       <w:pPr>
         <w:rPr>
           <w:rFonts w:ascii="Arial" w:eastAsia="Times New Roman" w:hAnsi="Arial" w:cs="Arial"/>
-        </w:rPr>
-      </w:pPr>
-    </w:p>
-    <w:p>
-      <w:pPr>
+          <w:b/>
+          <w:bCs/>
+          <w:sz w:val="28"/>
+          <w:szCs w:val="28"/>
+          <w:u w:val="single"/>
+        </w:rPr>
+      </w:pPr>
+      <w:r>
         <w:rPr>
           <w:rFonts w:ascii="Arial" w:eastAsia="Times New Roman" w:hAnsi="Arial" w:cs="Arial"/>
           <w:b/>
@@ -185,6 +132,35 @@
           <w:szCs w:val="28"/>
           <w:u w:val="single"/>
         </w:rPr>
+        <w:t>Summary</w:t>
+      </w:r>
+    </w:p>
+    <w:p>
+      <w:r>
+        <w:t>Systems software and infrastructure leader with across distributed storage, low-level platform software, kernel and driver development, and developer tools. At Oracle, drove cross-team initiatives for a unified object, block, and file storage platform, shared replication services, disaster recovery, capacity efficiency, failure containment, and automated qualification and deployment. Brings hands-on C/C++ and Linux depth, experience diagnosing complex production and operating-system issues, and a record of technical leadership across engineering teams.</w:t>
+      </w:r>
+    </w:p>
+    <w:p>
+      <w:pPr>
+        <w:rPr>
+          <w:rFonts w:ascii="Arial" w:eastAsia="Times New Roman" w:hAnsi="Arial" w:cs="Arial"/>
+          <w:sz w:val="20"/>
+          <w:szCs w:val="20"/>
+        </w:rPr>
+      </w:pPr>
+    </w:p>
+    <w:p>
+      <w:pPr>
+        <w:rPr>
+          <w:rFonts w:ascii="Arial" w:eastAsia="Times New Roman" w:hAnsi="Arial" w:cs="Arial"/>
+        </w:rPr>
+      </w:pPr>
+    </w:p>
+    <w:p>
+      <w:pPr>
+        <w:rPr>
+          <w:rFonts w:ascii="Arial" w:eastAsia="Times New Roman" w:hAnsi="Arial" w:cs="Arial"/>
+        </w:rPr>
       </w:pPr>
       <w:r>
         <w:rPr>
@@ -195,28 +171,51 @@
           <w:szCs w:val="28"/>
           <w:u w:val="single"/>
         </w:rPr>
-        <w:t>Career Objective</w:t>
-      </w:r>
-    </w:p>
-    <w:p>
-      <w:pPr>
-        <w:rPr>
-          <w:rFonts w:ascii="Arial" w:eastAsia="Times New Roman" w:hAnsi="Arial" w:cs="Arial"/>
-          <w:b/>
-          <w:bCs/>
-          <w:sz w:val="20"/>
-          <w:szCs w:val="20"/>
-          <w:u w:val="single"/>
-        </w:rPr>
-      </w:pPr>
-      <w:r>
+        <w:t>Technical Strength</w:t>
+      </w:r>
+    </w:p>
+    <w:p>
+      <w:pPr>
+        <w:spacing w:after="40"/>
+      </w:pPr>
+      <w:r>
+        <w:t>Systems and data infrastructure: distributed storage; object, block, and file services; data protection and replication; platform modernization; fault containment; capacity efficiency; production deployment and qualification.</w:t>
+      </w:r>
+    </w:p>
+    <w:p>
+      <w:pPr>
+        <w:spacing w:after="40"/>
+      </w:pPr>
+      <w:r>
+        <w:t xml:space="preserve">Systems and tools: C/C++, Java, Python, C#; Linux/kernel debugging; performance and root-cause analysis; RDMA; MPI/HPC and GPU debugging; Terraform, Kubernetes, Docker, Helm, </w:t>
+      </w:r>
+      <w:proofErr w:type="spellStart"/>
+      <w:r>
+        <w:t>gRPC</w:t>
+      </w:r>
+      <w:proofErr w:type="spellEnd"/>
+      <w:r>
+        <w:t xml:space="preserve">, Folly, Boost, </w:t>
+      </w:r>
+      <w:proofErr w:type="spellStart"/>
+      <w:r>
+        <w:t>ZooKeeper</w:t>
+      </w:r>
+      <w:proofErr w:type="spellEnd"/>
+      <w:r>
+        <w:t>, Prometheus.</w:t>
+      </w:r>
+    </w:p>
+    <w:p>
+      <w:pPr>
+        <w:pStyle w:val="ListParagraph"/>
+        <w:ind w:left="0"/>
         <w:rPr>
           <w:rFonts w:ascii="Arial" w:eastAsia="Times New Roman" w:hAnsi="Arial" w:cs="Arial"/>
           <w:sz w:val="20"/>
           <w:szCs w:val="20"/>
         </w:rPr>
-        <w:t xml:space="preserve">Be a Technical leader and drive project team(s) to achieve organization goals. Manage time and work effectively and efficiently. Constantly learn and improve technology and product. </w:t>
-      </w:r>
+      </w:pPr>
     </w:p>
     <w:p>
       <w:pPr>
@@ -245,364 +244,131 @@
           <w:szCs w:val="28"/>
           <w:u w:val="single"/>
         </w:rPr>
-        <w:t>Summary</w:t>
-      </w:r>
-    </w:p>
-    <w:p>
-      <w:pPr>
-        <w:rPr>
-          <w:rFonts w:ascii="Arial" w:eastAsia="Times New Roman" w:hAnsi="Arial" w:cs="Arial"/>
-          <w:sz w:val="20"/>
-          <w:szCs w:val="20"/>
-        </w:rPr>
-      </w:pPr>
-      <w:r>
-        <w:rPr>
-          <w:rFonts w:ascii="Arial" w:eastAsia="Times New Roman" w:hAnsi="Arial" w:cs="Arial"/>
-          <w:sz w:val="20"/>
-          <w:szCs w:val="20"/>
-        </w:rPr>
-        <w:t xml:space="preserve">I have broad set of experience from hardware validation, user mode applications, kernel mode drivers and distributed system service. </w:t>
-      </w:r>
-      <w:r>
-        <w:rPr>
-          <w:rFonts w:ascii="Arial" w:eastAsia="Times New Roman" w:hAnsi="Arial" w:cs="Arial"/>
-          <w:sz w:val="20"/>
-          <w:szCs w:val="20"/>
-        </w:rPr>
-        <w:t>I have been leading multiple initiatives across team or features</w:t>
-      </w:r>
-      <w:r>
-        <w:rPr>
-          <w:rFonts w:ascii="Arial" w:eastAsia="Times New Roman" w:hAnsi="Arial" w:cs="Arial"/>
-          <w:sz w:val="20"/>
-          <w:szCs w:val="20"/>
-        </w:rPr>
-        <w:t xml:space="preserve">. </w:t>
-      </w:r>
-      <w:r>
-        <w:rPr>
-          <w:rFonts w:ascii="Arial" w:eastAsia="Times New Roman" w:hAnsi="Arial" w:cs="Arial"/>
-          <w:sz w:val="20"/>
-          <w:szCs w:val="20"/>
-        </w:rPr>
-        <w:t xml:space="preserve">I have experience being in the V1 of the product, working through uncertainty and realizing the product. </w:t>
-      </w:r>
-      <w:r>
-        <w:rPr>
-          <w:rFonts w:ascii="Arial" w:eastAsia="Times New Roman" w:hAnsi="Arial" w:cs="Arial"/>
-          <w:sz w:val="20"/>
-          <w:szCs w:val="20"/>
-        </w:rPr>
-        <w:t>Currently design, drive and implement</w:t>
-      </w:r>
-      <w:r>
-        <w:rPr>
-          <w:rFonts w:ascii="Arial" w:eastAsia="Times New Roman" w:hAnsi="Arial" w:cs="Arial"/>
-          <w:sz w:val="20"/>
-          <w:szCs w:val="20"/>
-        </w:rPr>
-        <w:t xml:space="preserve"> </w:t>
-      </w:r>
-      <w:r>
-        <w:rPr>
-          <w:rFonts w:ascii="Arial" w:eastAsia="Times New Roman" w:hAnsi="Arial" w:cs="Arial"/>
-          <w:sz w:val="20"/>
-          <w:szCs w:val="20"/>
-        </w:rPr>
-        <w:t>new features</w:t>
-      </w:r>
-      <w:r>
-        <w:rPr>
-          <w:rFonts w:ascii="Arial" w:eastAsia="Times New Roman" w:hAnsi="Arial" w:cs="Arial"/>
-          <w:sz w:val="20"/>
-          <w:szCs w:val="20"/>
-        </w:rPr>
-        <w:t>/initiatives</w:t>
-      </w:r>
-      <w:r>
-        <w:rPr>
-          <w:rFonts w:ascii="Arial" w:eastAsia="Times New Roman" w:hAnsi="Arial" w:cs="Arial"/>
-          <w:sz w:val="20"/>
-          <w:szCs w:val="20"/>
-        </w:rPr>
-        <w:t xml:space="preserve">. </w:t>
-      </w:r>
-    </w:p>
-    <w:p>
-      <w:pPr>
-        <w:rPr>
-          <w:rFonts w:ascii="Arial" w:eastAsia="Times New Roman" w:hAnsi="Arial" w:cs="Arial"/>
-        </w:rPr>
-      </w:pPr>
-    </w:p>
-    <w:p>
-      <w:pPr>
-        <w:rPr>
-          <w:rFonts w:ascii="Arial" w:eastAsia="Times New Roman" w:hAnsi="Arial" w:cs="Arial"/>
-        </w:rPr>
-      </w:pPr>
-      <w:r>
-        <w:rPr>
-          <w:rFonts w:ascii="Arial" w:eastAsia="Times New Roman" w:hAnsi="Arial" w:cs="Arial"/>
+        <w:t xml:space="preserve">Professional Experience </w:t>
+      </w:r>
+    </w:p>
+    <w:p>
+      <w:pPr>
+        <w:rPr>
+          <w:rFonts w:eastAsia="Times New Roman" w:cstheme="minorHAnsi"/>
+          <w:b/>
+          <w:bCs/>
+        </w:rPr>
+      </w:pPr>
+      <w:r>
+        <w:rPr>
+          <w:rFonts w:eastAsia="Times New Roman" w:cstheme="minorHAnsi"/>
           <w:b/>
           <w:bCs/>
           <w:sz w:val="28"/>
           <w:szCs w:val="28"/>
-          <w:u w:val="single"/>
-        </w:rPr>
-        <w:t>Software</w:t>
-      </w:r>
-    </w:p>
-    <w:p>
-      <w:pPr>
-        <w:pStyle w:val="ListParagraph"/>
-        <w:ind w:left="0"/>
-        <w:rPr>
-          <w:rFonts w:ascii="Arial" w:eastAsia="Times New Roman" w:hAnsi="Arial" w:cs="Arial"/>
-          <w:sz w:val="20"/>
-          <w:szCs w:val="20"/>
-        </w:rPr>
-      </w:pPr>
-      <w:r>
-        <w:rPr>
-          <w:rFonts w:ascii="Arial" w:eastAsia="Times New Roman" w:hAnsi="Arial" w:cs="Arial"/>
-          <w:sz w:val="20"/>
-          <w:szCs w:val="20"/>
-        </w:rPr>
-        <w:t>Prefer C/C++</w:t>
-      </w:r>
-      <w:r>
-        <w:rPr>
-          <w:rFonts w:ascii="Arial" w:eastAsia="Times New Roman" w:hAnsi="Arial" w:cs="Arial"/>
-          <w:sz w:val="20"/>
-          <w:szCs w:val="20"/>
-        </w:rPr>
-        <w:t>. Work on Java, Python and C# as needed</w:t>
-      </w:r>
-      <w:r>
-        <w:rPr>
-          <w:rFonts w:ascii="Arial" w:eastAsia="Times New Roman" w:hAnsi="Arial" w:cs="Arial"/>
-          <w:sz w:val="20"/>
-          <w:szCs w:val="20"/>
-        </w:rPr>
-        <w:t>.</w:t>
-      </w:r>
-    </w:p>
-    <w:p>
-      <w:pPr>
-        <w:pStyle w:val="ListParagraph"/>
-        <w:ind w:left="0"/>
-        <w:rPr>
-          <w:rFonts w:ascii="Arial" w:eastAsia="Times New Roman" w:hAnsi="Arial" w:cs="Arial"/>
-          <w:sz w:val="20"/>
-          <w:szCs w:val="20"/>
-        </w:rPr>
-      </w:pPr>
-      <w:r>
-        <w:rPr>
-          <w:rFonts w:ascii="Arial" w:eastAsia="Times New Roman" w:hAnsi="Arial" w:cs="Arial"/>
-          <w:sz w:val="20"/>
-          <w:szCs w:val="20"/>
-        </w:rPr>
-        <w:t>Open-source</w:t>
-      </w:r>
-      <w:r>
-        <w:rPr>
-          <w:rFonts w:ascii="Arial" w:eastAsia="Times New Roman" w:hAnsi="Arial" w:cs="Arial"/>
-          <w:sz w:val="20"/>
-          <w:szCs w:val="20"/>
-        </w:rPr>
-        <w:t xml:space="preserve"> stacks – </w:t>
-      </w:r>
-      <w:r>
-        <w:rPr>
-          <w:rFonts w:ascii="Arial" w:eastAsia="Times New Roman" w:hAnsi="Arial" w:cs="Arial"/>
-          <w:sz w:val="20"/>
-          <w:szCs w:val="20"/>
-        </w:rPr>
-        <w:t xml:space="preserve">Concurrent/Parallel programming, </w:t>
-      </w:r>
-      <w:r>
-        <w:rPr>
-          <w:rFonts w:ascii="Arial" w:eastAsia="Times New Roman" w:hAnsi="Arial" w:cs="Arial"/>
-          <w:sz w:val="20"/>
-          <w:szCs w:val="20"/>
-        </w:rPr>
-        <w:t xml:space="preserve">gRPC, Folly, </w:t>
-      </w:r>
-      <w:r>
-        <w:rPr>
-          <w:rFonts w:ascii="Arial" w:eastAsia="Times New Roman" w:hAnsi="Arial" w:cs="Arial"/>
-          <w:sz w:val="20"/>
-          <w:szCs w:val="20"/>
-        </w:rPr>
-        <w:t xml:space="preserve">Boost, </w:t>
-      </w:r>
-      <w:r>
-        <w:rPr>
-          <w:rFonts w:ascii="Arial" w:eastAsia="Times New Roman" w:hAnsi="Arial" w:cs="Arial"/>
-          <w:sz w:val="20"/>
-          <w:szCs w:val="20"/>
-        </w:rPr>
-        <w:t>Terraform, Kubernetes, Dockers, Helm Charts, Prometheus, Apache Flink, Zookeeper, iSCSI, Apache Kafka</w:t>
-      </w:r>
-    </w:p>
-    <w:p>
-      <w:pPr>
-        <w:rPr>
-          <w:rFonts w:ascii="Arial" w:eastAsia="Times New Roman" w:hAnsi="Arial" w:cs="Arial"/>
-        </w:rPr>
-      </w:pPr>
-    </w:p>
-    <w:p>
-      <w:pPr>
-        <w:rPr>
-          <w:rFonts w:ascii="Arial" w:eastAsia="Times New Roman" w:hAnsi="Arial" w:cs="Arial"/>
+        </w:rPr>
+        <w:t>Oracle Corporation</w:t>
+      </w:r>
+      <w:r>
+        <w:rPr>
+          <w:rFonts w:eastAsia="Times New Roman" w:cstheme="minorHAnsi"/>
           <w:b/>
           <w:bCs/>
-          <w:sz w:val="28"/>
-          <w:szCs w:val="28"/>
+        </w:rPr>
+        <w:t xml:space="preserve"> </w:t>
+      </w:r>
+    </w:p>
+    <w:p>
+      <w:pPr>
+        <w:rPr>
+          <w:rFonts w:eastAsia="Times New Roman" w:cstheme="minorHAnsi"/>
+          <w:sz w:val="22"/>
+          <w:szCs w:val="22"/>
+        </w:rPr>
+      </w:pPr>
+      <w:r>
+        <w:rPr>
+          <w:rFonts w:eastAsia="Times New Roman" w:cstheme="minorHAnsi"/>
+          <w:sz w:val="22"/>
+          <w:szCs w:val="22"/>
           <w:u w:val="single"/>
         </w:rPr>
-      </w:pPr>
-      <w:r>
-        <w:rPr>
-          <w:rFonts w:ascii="Arial" w:eastAsia="Times New Roman" w:hAnsi="Arial" w:cs="Arial"/>
+        <w:t>Duration</w:t>
+      </w:r>
+      <w:r>
+        <w:rPr>
+          <w:rFonts w:eastAsia="Times New Roman" w:cstheme="minorHAnsi"/>
+          <w:sz w:val="22"/>
+          <w:szCs w:val="22"/>
+        </w:rPr>
+        <w:t xml:space="preserve">: </w:t>
+      </w:r>
+      <w:r>
+        <w:rPr>
+          <w:rFonts w:eastAsia="Times New Roman" w:cstheme="minorHAnsi"/>
+          <w:sz w:val="22"/>
+          <w:szCs w:val="22"/>
+        </w:rPr>
+        <w:tab/>
+      </w:r>
+      <w:r>
+        <w:rPr>
+          <w:rFonts w:eastAsia="Times New Roman" w:cstheme="minorHAnsi"/>
+          <w:sz w:val="22"/>
+          <w:szCs w:val="22"/>
+        </w:rPr>
+        <w:tab/>
+      </w:r>
+      <w:r>
+        <w:rPr>
+          <w:rFonts w:eastAsia="Times New Roman" w:cstheme="minorHAnsi"/>
+          <w:sz w:val="22"/>
+          <w:szCs w:val="22"/>
+        </w:rPr>
+        <w:t xml:space="preserve">June-2016 – </w:t>
+      </w:r>
+      <w:r>
+        <w:rPr>
+          <w:rFonts w:eastAsia="Times New Roman" w:cstheme="minorHAnsi"/>
+          <w:sz w:val="22"/>
+          <w:szCs w:val="22"/>
+        </w:rPr>
+        <w:t>Current</w:t>
+      </w:r>
+    </w:p>
+    <w:p>
+      <w:pPr>
+        <w:rPr>
+          <w:rFonts w:eastAsia="Times New Roman" w:cstheme="minorHAnsi"/>
           <w:b/>
           <w:bCs/>
-          <w:sz w:val="28"/>
-          <w:szCs w:val="28"/>
-          <w:u w:val="single"/>
-        </w:rPr>
-        <w:t xml:space="preserve">Professional Experience </w:t>
-      </w:r>
-    </w:p>
-    <w:p>
-      <w:pPr>
-        <w:rPr>
-          <w:rFonts w:ascii="Arial" w:eastAsia="Times New Roman" w:hAnsi="Arial" w:cs="Arial"/>
+          <w:sz w:val="22"/>
+          <w:szCs w:val="22"/>
+        </w:rPr>
+      </w:pPr>
+      <w:r>
+        <w:rPr>
+          <w:rFonts w:eastAsia="Times New Roman" w:cstheme="minorHAnsi"/>
           <w:b/>
           <w:bCs/>
-          <w:u w:val="single"/>
-        </w:rPr>
-      </w:pPr>
-      <w:r>
-        <w:rPr>
-          <w:rFonts w:ascii="Arial" w:eastAsia="Times New Roman" w:hAnsi="Arial" w:cs="Arial"/>
+          <w:sz w:val="22"/>
+          <w:szCs w:val="22"/>
+        </w:rPr>
+        <w:t xml:space="preserve">Unified </w:t>
+      </w:r>
+      <w:r>
+        <w:rPr>
+          <w:rFonts w:eastAsia="Times New Roman" w:cstheme="minorHAnsi"/>
           <w:b/>
           <w:bCs/>
-          <w:sz w:val="28"/>
-          <w:szCs w:val="28"/>
-          <w:u w:val="single"/>
-        </w:rPr>
-        <w:t>Oracle Corporation</w:t>
-      </w:r>
-      <w:r>
-        <w:rPr>
-          <w:rFonts w:ascii="Arial" w:eastAsia="Times New Roman" w:hAnsi="Arial" w:cs="Arial"/>
+          <w:sz w:val="22"/>
+          <w:szCs w:val="22"/>
+        </w:rPr>
+        <w:t xml:space="preserve">Storage </w:t>
+      </w:r>
+      <w:r>
+        <w:rPr>
+          <w:rFonts w:eastAsia="Times New Roman" w:cstheme="minorHAnsi"/>
           <w:b/>
           <w:bCs/>
-          <w:u w:val="single"/>
-        </w:rPr>
-        <w:t xml:space="preserve"> </w:t>
-      </w:r>
-    </w:p>
-    <w:p>
-      <w:pPr>
-        <w:rPr>
-          <w:rFonts w:ascii="Arial" w:eastAsia="Times New Roman" w:hAnsi="Arial" w:cs="Arial"/>
-          <w:sz w:val="20"/>
-          <w:szCs w:val="20"/>
-        </w:rPr>
-      </w:pPr>
-      <w:r>
-        <w:rPr>
-          <w:rFonts w:ascii="Arial" w:eastAsia="Times New Roman" w:hAnsi="Arial" w:cs="Arial"/>
-          <w:sz w:val="20"/>
-          <w:szCs w:val="20"/>
-          <w:u w:val="single"/>
-        </w:rPr>
-        <w:t>Duration</w:t>
-      </w:r>
-      <w:r>
-        <w:rPr>
-          <w:rFonts w:ascii="Arial" w:eastAsia="Times New Roman" w:hAnsi="Arial" w:cs="Arial"/>
-          <w:sz w:val="20"/>
-          <w:szCs w:val="20"/>
-        </w:rPr>
-        <w:t xml:space="preserve">: </w:t>
-      </w:r>
-      <w:r>
-        <w:rPr>
-          <w:rFonts w:ascii="Arial" w:eastAsia="Times New Roman" w:hAnsi="Arial" w:cs="Arial"/>
-          <w:sz w:val="20"/>
-          <w:szCs w:val="20"/>
-        </w:rPr>
-        <w:tab/>
-      </w:r>
-      <w:r>
-        <w:rPr>
-          <w:rFonts w:ascii="Arial" w:eastAsia="Times New Roman" w:hAnsi="Arial" w:cs="Arial"/>
-          <w:sz w:val="20"/>
-          <w:szCs w:val="20"/>
-        </w:rPr>
-        <w:tab/>
-      </w:r>
-      <w:r>
-        <w:rPr>
-          <w:rFonts w:ascii="Arial" w:eastAsia="Times New Roman" w:hAnsi="Arial" w:cs="Arial"/>
-          <w:sz w:val="20"/>
-          <w:szCs w:val="20"/>
-        </w:rPr>
-        <w:t xml:space="preserve">June-2016 – </w:t>
-      </w:r>
-      <w:r>
-        <w:rPr>
-          <w:rFonts w:ascii="Arial" w:eastAsia="Times New Roman" w:hAnsi="Arial" w:cs="Arial"/>
-          <w:sz w:val="20"/>
-          <w:szCs w:val="20"/>
-        </w:rPr>
-        <w:t>Sept 2022</w:t>
-      </w:r>
-    </w:p>
-    <w:p>
-      <w:pPr>
-        <w:rPr>
-          <w:rFonts w:ascii="Arial" w:eastAsia="Times New Roman" w:hAnsi="Arial" w:cs="Arial"/>
-          <w:b/>
-          <w:bCs/>
-          <w:sz w:val="20"/>
-          <w:szCs w:val="20"/>
-        </w:rPr>
-      </w:pPr>
-      <w:r>
-        <w:rPr>
-          <w:rFonts w:ascii="Arial" w:eastAsia="Times New Roman" w:hAnsi="Arial" w:cs="Arial"/>
-          <w:b/>
-          <w:bCs/>
-          <w:sz w:val="20"/>
-          <w:szCs w:val="20"/>
-        </w:rPr>
-        <w:t xml:space="preserve">Unified </w:t>
-      </w:r>
-      <w:r>
-        <w:rPr>
-          <w:rFonts w:ascii="Arial" w:eastAsia="Times New Roman" w:hAnsi="Arial" w:cs="Arial"/>
-          <w:b/>
-          <w:bCs/>
-          <w:sz w:val="20"/>
-          <w:szCs w:val="20"/>
-        </w:rPr>
-        <w:t xml:space="preserve">Storage </w:t>
-      </w:r>
-      <w:r>
-        <w:rPr>
-          <w:rFonts w:ascii="Arial" w:eastAsia="Times New Roman" w:hAnsi="Arial" w:cs="Arial"/>
-          <w:b/>
-          <w:bCs/>
-          <w:sz w:val="20"/>
-          <w:szCs w:val="20"/>
+          <w:sz w:val="22"/>
+          <w:szCs w:val="22"/>
         </w:rPr>
         <w:t>Service</w:t>
       </w:r>
@@ -615,16 +381,16 @@
           <w:numId w:val="6"/>
         </w:numPr>
         <w:rPr>
-          <w:rFonts w:ascii="Arial" w:eastAsia="Times New Roman" w:hAnsi="Arial" w:cs="Arial"/>
-          <w:sz w:val="20"/>
-          <w:szCs w:val="20"/>
-        </w:rPr>
-      </w:pPr>
-      <w:r>
-        <w:rPr>
-          <w:rFonts w:ascii="Arial" w:eastAsia="Times New Roman" w:hAnsi="Arial" w:cs="Arial"/>
-          <w:sz w:val="20"/>
-          <w:szCs w:val="20"/>
+          <w:rFonts w:eastAsia="Times New Roman" w:cstheme="minorHAnsi"/>
+          <w:sz w:val="22"/>
+          <w:szCs w:val="22"/>
+        </w:rPr>
+      </w:pPr>
+      <w:r>
+        <w:rPr>
+          <w:rFonts w:eastAsia="Times New Roman" w:cstheme="minorHAnsi"/>
+          <w:sz w:val="22"/>
+          <w:szCs w:val="22"/>
         </w:rPr>
         <w:t>Building core storage service which runs Object, Block and File</w:t>
       </w:r>
@@ -637,32 +403,32 @@
           <w:numId w:val="6"/>
         </w:numPr>
         <w:rPr>
-          <w:rFonts w:ascii="Arial" w:eastAsia="Times New Roman" w:hAnsi="Arial" w:cs="Arial"/>
-          <w:sz w:val="20"/>
-          <w:szCs w:val="20"/>
-        </w:rPr>
-      </w:pPr>
-      <w:r>
-        <w:rPr>
-          <w:rFonts w:ascii="Arial" w:eastAsia="Times New Roman" w:hAnsi="Arial" w:cs="Arial"/>
-          <w:sz w:val="20"/>
-          <w:szCs w:val="20"/>
+          <w:rFonts w:eastAsia="Times New Roman" w:cstheme="minorHAnsi"/>
+          <w:sz w:val="22"/>
+          <w:szCs w:val="22"/>
+        </w:rPr>
+      </w:pPr>
+      <w:r>
+        <w:rPr>
+          <w:rFonts w:eastAsia="Times New Roman" w:cstheme="minorHAnsi"/>
+          <w:sz w:val="22"/>
+          <w:szCs w:val="22"/>
         </w:rPr>
         <w:t xml:space="preserve">Building replication layer to serve </w:t>
       </w:r>
       <w:r>
         <w:rPr>
-          <w:rFonts w:ascii="Arial" w:eastAsia="Times New Roman" w:hAnsi="Arial" w:cs="Arial"/>
-          <w:sz w:val="20"/>
-          <w:szCs w:val="20"/>
+          <w:rFonts w:eastAsia="Times New Roman" w:cstheme="minorHAnsi"/>
+          <w:sz w:val="22"/>
+          <w:szCs w:val="22"/>
         </w:rPr>
         <w:t>various</w:t>
       </w:r>
       <w:r>
         <w:rPr>
-          <w:rFonts w:ascii="Arial" w:eastAsia="Times New Roman" w:hAnsi="Arial" w:cs="Arial"/>
-          <w:sz w:val="20"/>
-          <w:szCs w:val="20"/>
+          <w:rFonts w:eastAsia="Times New Roman" w:cstheme="minorHAnsi"/>
+          <w:sz w:val="22"/>
+          <w:szCs w:val="22"/>
         </w:rPr>
         <w:t xml:space="preserve"> storage services</w:t>
       </w:r>
@@ -675,24 +441,24 @@
           <w:numId w:val="6"/>
         </w:numPr>
         <w:rPr>
-          <w:rFonts w:ascii="Arial" w:eastAsia="Times New Roman" w:hAnsi="Arial" w:cs="Arial"/>
-          <w:sz w:val="20"/>
-          <w:szCs w:val="20"/>
-        </w:rPr>
-      </w:pPr>
-      <w:r>
-        <w:rPr>
-          <w:rFonts w:ascii="Arial" w:eastAsia="Times New Roman" w:hAnsi="Arial" w:cs="Arial"/>
-          <w:sz w:val="20"/>
-          <w:szCs w:val="20"/>
+          <w:rFonts w:eastAsia="Times New Roman" w:cstheme="minorHAnsi"/>
+          <w:sz w:val="22"/>
+          <w:szCs w:val="22"/>
+        </w:rPr>
+      </w:pPr>
+      <w:r>
+        <w:rPr>
+          <w:rFonts w:eastAsia="Times New Roman" w:cstheme="minorHAnsi"/>
+          <w:sz w:val="22"/>
+          <w:szCs w:val="22"/>
         </w:rPr>
         <w:t>Designing and driving multiple initiatives across teams</w:t>
       </w:r>
       <w:r>
         <w:rPr>
-          <w:rFonts w:ascii="Arial" w:eastAsia="Times New Roman" w:hAnsi="Arial" w:cs="Arial"/>
-          <w:sz w:val="20"/>
-          <w:szCs w:val="20"/>
+          <w:rFonts w:eastAsia="Times New Roman" w:cstheme="minorHAnsi"/>
+          <w:sz w:val="22"/>
+          <w:szCs w:val="22"/>
         </w:rPr>
         <w:t xml:space="preserve"> on the new stack</w:t>
       </w:r>
@@ -705,16 +471,16 @@
           <w:numId w:val="6"/>
         </w:numPr>
         <w:rPr>
-          <w:rFonts w:ascii="Arial" w:eastAsia="Times New Roman" w:hAnsi="Arial" w:cs="Arial"/>
-          <w:sz w:val="20"/>
-          <w:szCs w:val="20"/>
-        </w:rPr>
-      </w:pPr>
-      <w:r>
-        <w:rPr>
-          <w:rFonts w:ascii="Arial" w:eastAsia="Times New Roman" w:hAnsi="Arial" w:cs="Arial"/>
-          <w:sz w:val="20"/>
-          <w:szCs w:val="20"/>
+          <w:rFonts w:eastAsia="Times New Roman" w:cstheme="minorHAnsi"/>
+          <w:sz w:val="22"/>
+          <w:szCs w:val="22"/>
+        </w:rPr>
+      </w:pPr>
+      <w:r>
+        <w:rPr>
+          <w:rFonts w:eastAsia="Times New Roman" w:cstheme="minorHAnsi"/>
+          <w:sz w:val="22"/>
+          <w:szCs w:val="22"/>
         </w:rPr>
         <w:t>EC for object storage</w:t>
       </w:r>
@@ -727,32 +493,32 @@
           <w:numId w:val="6"/>
         </w:numPr>
         <w:rPr>
-          <w:rFonts w:ascii="Arial" w:eastAsia="Times New Roman" w:hAnsi="Arial" w:cs="Arial"/>
-          <w:sz w:val="20"/>
-          <w:szCs w:val="20"/>
-        </w:rPr>
-      </w:pPr>
-      <w:r>
-        <w:rPr>
-          <w:rFonts w:ascii="Arial" w:eastAsia="Times New Roman" w:hAnsi="Arial" w:cs="Arial"/>
-          <w:sz w:val="20"/>
-          <w:szCs w:val="20"/>
+          <w:rFonts w:eastAsia="Times New Roman" w:cstheme="minorHAnsi"/>
+          <w:sz w:val="22"/>
+          <w:szCs w:val="22"/>
+        </w:rPr>
+      </w:pPr>
+      <w:r>
+        <w:rPr>
+          <w:rFonts w:eastAsia="Times New Roman" w:cstheme="minorHAnsi"/>
+          <w:sz w:val="22"/>
+          <w:szCs w:val="22"/>
         </w:rPr>
         <w:t xml:space="preserve">Bring up </w:t>
       </w:r>
       <w:r>
         <w:rPr>
-          <w:rFonts w:ascii="Arial" w:eastAsia="Times New Roman" w:hAnsi="Arial" w:cs="Arial"/>
-          <w:sz w:val="20"/>
-          <w:szCs w:val="20"/>
+          <w:rFonts w:eastAsia="Times New Roman" w:cstheme="minorHAnsi"/>
+          <w:sz w:val="22"/>
+          <w:szCs w:val="22"/>
         </w:rPr>
         <w:t>Block storage</w:t>
       </w:r>
       <w:r>
         <w:rPr>
-          <w:rFonts w:ascii="Arial" w:eastAsia="Times New Roman" w:hAnsi="Arial" w:cs="Arial"/>
-          <w:sz w:val="20"/>
-          <w:szCs w:val="20"/>
+          <w:rFonts w:eastAsia="Times New Roman" w:cstheme="minorHAnsi"/>
+          <w:sz w:val="22"/>
+          <w:szCs w:val="22"/>
         </w:rPr>
         <w:t xml:space="preserve"> on the new unified storage stack</w:t>
       </w:r>
@@ -765,16 +531,16 @@
           <w:numId w:val="6"/>
         </w:numPr>
         <w:rPr>
-          <w:rFonts w:ascii="Arial" w:eastAsia="Times New Roman" w:hAnsi="Arial" w:cs="Arial"/>
-          <w:sz w:val="20"/>
-          <w:szCs w:val="20"/>
-        </w:rPr>
-      </w:pPr>
-      <w:r>
-        <w:rPr>
-          <w:rFonts w:ascii="Arial" w:eastAsia="Times New Roman" w:hAnsi="Arial" w:cs="Arial"/>
-          <w:sz w:val="20"/>
-          <w:szCs w:val="20"/>
+          <w:rFonts w:eastAsia="Times New Roman" w:cstheme="minorHAnsi"/>
+          <w:sz w:val="22"/>
+          <w:szCs w:val="22"/>
+        </w:rPr>
+      </w:pPr>
+      <w:r>
+        <w:rPr>
+          <w:rFonts w:eastAsia="Times New Roman" w:cstheme="minorHAnsi"/>
+          <w:sz w:val="22"/>
+          <w:szCs w:val="22"/>
         </w:rPr>
         <w:t>Migrating Block storage from old stack</w:t>
       </w:r>
@@ -787,16 +553,16 @@
           <w:numId w:val="6"/>
         </w:numPr>
         <w:rPr>
-          <w:rFonts w:ascii="Arial" w:eastAsia="Times New Roman" w:hAnsi="Arial" w:cs="Arial"/>
-          <w:sz w:val="20"/>
-          <w:szCs w:val="20"/>
-        </w:rPr>
-      </w:pPr>
-      <w:r>
-        <w:rPr>
-          <w:rFonts w:ascii="Arial" w:eastAsia="Times New Roman" w:hAnsi="Arial" w:cs="Arial"/>
-          <w:sz w:val="20"/>
-          <w:szCs w:val="20"/>
+          <w:rFonts w:eastAsia="Times New Roman" w:cstheme="minorHAnsi"/>
+          <w:sz w:val="22"/>
+          <w:szCs w:val="22"/>
+        </w:rPr>
+      </w:pPr>
+      <w:r>
+        <w:rPr>
+          <w:rFonts w:eastAsia="Times New Roman" w:cstheme="minorHAnsi"/>
+          <w:sz w:val="22"/>
+          <w:szCs w:val="22"/>
         </w:rPr>
         <w:t>Building Deep Archival</w:t>
       </w:r>
@@ -804,20 +570,20 @@
     <w:p>
       <w:pPr>
         <w:rPr>
-          <w:rFonts w:ascii="Arial" w:eastAsia="Times New Roman" w:hAnsi="Arial" w:cs="Arial"/>
+          <w:rFonts w:eastAsia="Times New Roman" w:cstheme="minorHAnsi"/>
           <w:b/>
           <w:bCs/>
-          <w:sz w:val="20"/>
-          <w:szCs w:val="20"/>
-        </w:rPr>
-      </w:pPr>
-      <w:r>
-        <w:rPr>
-          <w:rFonts w:ascii="Arial" w:eastAsia="Times New Roman" w:hAnsi="Arial" w:cs="Arial"/>
+          <w:sz w:val="22"/>
+          <w:szCs w:val="22"/>
+        </w:rPr>
+      </w:pPr>
+      <w:r>
+        <w:rPr>
+          <w:rFonts w:eastAsia="Times New Roman" w:cstheme="minorHAnsi"/>
           <w:b/>
           <w:bCs/>
-          <w:sz w:val="20"/>
-          <w:szCs w:val="20"/>
+          <w:sz w:val="22"/>
+          <w:szCs w:val="22"/>
         </w:rPr>
         <w:t>Block Storage</w:t>
       </w:r>
@@ -830,18 +596,17 @@
           <w:numId w:val="7"/>
         </w:numPr>
         <w:rPr>
-          <w:rFonts w:ascii="Arial" w:eastAsia="Times New Roman" w:hAnsi="Arial" w:cs="Arial"/>
-          <w:sz w:val="20"/>
-          <w:szCs w:val="20"/>
-        </w:rPr>
-      </w:pPr>
-      <w:r>
-        <w:rPr>
-          <w:rFonts w:ascii="Arial" w:eastAsia="Times New Roman" w:hAnsi="Arial" w:cs="Arial"/>
-          <w:sz w:val="20"/>
-          <w:szCs w:val="20"/>
-        </w:rPr>
-        <w:t>Features</w:t>
+          <w:rFonts w:eastAsia="Times New Roman" w:cstheme="minorHAnsi"/>
+          <w:sz w:val="22"/>
+          <w:szCs w:val="22"/>
+        </w:rPr>
+      </w:pPr>
+      <w:r>
+        <w:rPr>
+          <w:sz w:val="22"/>
+          <w:szCs w:val="22"/>
+        </w:rPr>
+        <w:t>Roadmap</w:t>
       </w:r>
     </w:p>
     <w:p>
@@ -852,18 +617,17 @@
           <w:numId w:val="7"/>
         </w:numPr>
         <w:rPr>
-          <w:rFonts w:ascii="Arial" w:eastAsia="Times New Roman" w:hAnsi="Arial" w:cs="Arial"/>
-          <w:sz w:val="20"/>
-          <w:szCs w:val="20"/>
-        </w:rPr>
-      </w:pPr>
-      <w:r>
-        <w:rPr>
-          <w:rFonts w:ascii="Arial" w:eastAsia="Times New Roman" w:hAnsi="Arial" w:cs="Arial"/>
-          <w:sz w:val="20"/>
-          <w:szCs w:val="20"/>
-        </w:rPr>
-        <w:t>Cross region replication for disaster recovery</w:t>
+          <w:rFonts w:eastAsia="Times New Roman" w:cstheme="minorHAnsi"/>
+          <w:sz w:val="22"/>
+          <w:szCs w:val="22"/>
+        </w:rPr>
+      </w:pPr>
+      <w:r>
+        <w:rPr>
+          <w:sz w:val="22"/>
+          <w:szCs w:val="22"/>
+        </w:rPr>
+        <w:t>Planned and delivered cross-region replication for disaster recovery, designing the foundation to support future capabilities. This work enabled asynchronous volume-group replication and application-controlled snapshots for block storage.</w:t>
       </w:r>
     </w:p>
     <w:p>
@@ -874,18 +638,74 @@
           <w:numId w:val="7"/>
         </w:numPr>
         <w:rPr>
-          <w:rFonts w:ascii="Arial" w:eastAsia="Times New Roman" w:hAnsi="Arial" w:cs="Arial"/>
-          <w:sz w:val="20"/>
-          <w:szCs w:val="20"/>
-        </w:rPr>
-      </w:pPr>
-      <w:r>
-        <w:rPr>
-          <w:rFonts w:ascii="Arial" w:eastAsia="Times New Roman" w:hAnsi="Arial" w:cs="Arial"/>
-          <w:sz w:val="20"/>
-          <w:szCs w:val="20"/>
-        </w:rPr>
-        <w:t>Cross region volume group async replication</w:t>
+          <w:rFonts w:eastAsia="Times New Roman" w:cstheme="minorHAnsi"/>
+          <w:sz w:val="22"/>
+          <w:szCs w:val="22"/>
+        </w:rPr>
+      </w:pPr>
+      <w:r>
+        <w:rPr>
+          <w:sz w:val="22"/>
+          <w:szCs w:val="22"/>
+        </w:rPr>
+        <w:t>B</w:t>
+      </w:r>
+      <w:r>
+        <w:rPr>
+          <w:sz w:val="22"/>
+          <w:szCs w:val="22"/>
+        </w:rPr>
+        <w:t>uil</w:t>
+      </w:r>
+      <w:r>
+        <w:rPr>
+          <w:sz w:val="22"/>
+          <w:szCs w:val="22"/>
+        </w:rPr>
+        <w:t>t</w:t>
+      </w:r>
+      <w:r>
+        <w:rPr>
+          <w:sz w:val="22"/>
+          <w:szCs w:val="22"/>
+        </w:rPr>
+        <w:t xml:space="preserve"> a simple</w:t>
+      </w:r>
+      <w:r>
+        <w:rPr>
+          <w:sz w:val="22"/>
+          <w:szCs w:val="22"/>
+        </w:rPr>
+        <w:t xml:space="preserve"> and</w:t>
+      </w:r>
+      <w:r>
+        <w:rPr>
+          <w:sz w:val="22"/>
+          <w:szCs w:val="22"/>
+        </w:rPr>
+        <w:t xml:space="preserve"> effective solution to scale the backup backend as the service grew. It enabled several critical projects: migrating cross-region replicated snapshots, testing backups of compressed blocks, and optimizing backup by distributing objects more evenly across buckets.</w:t>
+      </w:r>
+    </w:p>
+    <w:p>
+      <w:pPr>
+        <w:pStyle w:val="ListParagraph"/>
+        <w:numPr>
+          <w:ilvl w:val="0"/>
+          <w:numId w:val="7"/>
+        </w:numPr>
+        <w:rPr>
+          <w:rFonts w:eastAsia="Times New Roman" w:cstheme="minorHAnsi"/>
+          <w:sz w:val="22"/>
+          <w:szCs w:val="22"/>
+        </w:rPr>
+      </w:pPr>
+      <w:r>
+        <w:rPr>
+          <w:rFonts w:eastAsia="Times New Roman" w:cstheme="minorHAnsi"/>
+          <w:sz w:val="22"/>
+          <w:szCs w:val="22"/>
+        </w:rPr>
+        <w:t>Features</w:t>
       </w:r>
     </w:p>
     <w:p>
@@ -896,16 +716,60 @@
           <w:numId w:val="7"/>
         </w:numPr>
         <w:rPr>
-          <w:rFonts w:ascii="Arial" w:eastAsia="Times New Roman" w:hAnsi="Arial" w:cs="Arial"/>
-          <w:sz w:val="20"/>
-          <w:szCs w:val="20"/>
-        </w:rPr>
-      </w:pPr>
-      <w:r>
-        <w:rPr>
-          <w:rFonts w:ascii="Arial" w:eastAsia="Times New Roman" w:hAnsi="Arial" w:cs="Arial"/>
-          <w:sz w:val="20"/>
-          <w:szCs w:val="20"/>
+          <w:rFonts w:eastAsia="Times New Roman" w:cstheme="minorHAnsi"/>
+          <w:sz w:val="22"/>
+          <w:szCs w:val="22"/>
+        </w:rPr>
+      </w:pPr>
+      <w:r>
+        <w:rPr>
+          <w:rFonts w:eastAsia="Times New Roman" w:cstheme="minorHAnsi"/>
+          <w:sz w:val="22"/>
+          <w:szCs w:val="22"/>
+        </w:rPr>
+        <w:t>Cross region replication for disaster recovery</w:t>
+      </w:r>
+    </w:p>
+    <w:p>
+      <w:pPr>
+        <w:pStyle w:val="ListParagraph"/>
+        <w:numPr>
+          <w:ilvl w:val="1"/>
+          <w:numId w:val="7"/>
+        </w:numPr>
+        <w:rPr>
+          <w:rFonts w:eastAsia="Times New Roman" w:cstheme="minorHAnsi"/>
+          <w:sz w:val="22"/>
+          <w:szCs w:val="22"/>
+        </w:rPr>
+      </w:pPr>
+      <w:r>
+        <w:rPr>
+          <w:rFonts w:eastAsia="Times New Roman" w:cstheme="minorHAnsi"/>
+          <w:sz w:val="22"/>
+          <w:szCs w:val="22"/>
+        </w:rPr>
+        <w:t>Cross region volume group async replication</w:t>
+      </w:r>
+    </w:p>
+    <w:p>
+      <w:pPr>
+        <w:pStyle w:val="ListParagraph"/>
+        <w:numPr>
+          <w:ilvl w:val="1"/>
+          <w:numId w:val="7"/>
+        </w:numPr>
+        <w:rPr>
+          <w:rFonts w:eastAsia="Times New Roman" w:cstheme="minorHAnsi"/>
+          <w:sz w:val="22"/>
+          <w:szCs w:val="22"/>
+        </w:rPr>
+      </w:pPr>
+      <w:r>
+        <w:rPr>
+          <w:rFonts w:eastAsia="Times New Roman" w:cstheme="minorHAnsi"/>
+          <w:sz w:val="22"/>
+          <w:szCs w:val="22"/>
         </w:rPr>
         <w:t>Application controlled snapshotting</w:t>
       </w:r>
@@ -918,16 +782,16 @@
           <w:numId w:val="7"/>
         </w:numPr>
         <w:rPr>
-          <w:rFonts w:ascii="Arial" w:eastAsia="Times New Roman" w:hAnsi="Arial" w:cs="Arial"/>
-          <w:sz w:val="20"/>
-          <w:szCs w:val="20"/>
-        </w:rPr>
-      </w:pPr>
-      <w:r>
-        <w:rPr>
-          <w:rFonts w:ascii="Arial" w:eastAsia="Times New Roman" w:hAnsi="Arial" w:cs="Arial"/>
-          <w:sz w:val="20"/>
-          <w:szCs w:val="20"/>
+          <w:rFonts w:eastAsia="Times New Roman" w:cstheme="minorHAnsi"/>
+          <w:sz w:val="22"/>
+          <w:szCs w:val="22"/>
+        </w:rPr>
+      </w:pPr>
+      <w:r>
+        <w:rPr>
+          <w:rFonts w:eastAsia="Times New Roman" w:cstheme="minorHAnsi"/>
+          <w:sz w:val="22"/>
+          <w:szCs w:val="22"/>
         </w:rPr>
         <w:t>Scaling</w:t>
       </w:r>
@@ -940,18 +804,36 @@
           <w:numId w:val="7"/>
         </w:numPr>
         <w:rPr>
-          <w:rFonts w:ascii="Arial" w:eastAsia="Times New Roman" w:hAnsi="Arial" w:cs="Arial"/>
-          <w:sz w:val="20"/>
-          <w:szCs w:val="20"/>
-        </w:rPr>
-      </w:pPr>
-      <w:r>
-        <w:rPr>
-          <w:rFonts w:ascii="Arial" w:eastAsia="Times New Roman" w:hAnsi="Arial" w:cs="Arial"/>
-          <w:sz w:val="20"/>
-          <w:szCs w:val="20"/>
-        </w:rPr>
-        <w:t>Scaling backup backend with growth of our service</w:t>
+          <w:rFonts w:eastAsia="Times New Roman" w:cstheme="minorHAnsi"/>
+          <w:sz w:val="22"/>
+          <w:szCs w:val="22"/>
+        </w:rPr>
+      </w:pPr>
+      <w:r>
+        <w:rPr>
+          <w:rFonts w:eastAsia="Times New Roman" w:cstheme="minorHAnsi"/>
+          <w:sz w:val="22"/>
+          <w:szCs w:val="22"/>
+        </w:rPr>
+        <w:t xml:space="preserve">Scaling </w:t>
+      </w:r>
+      <w:proofErr w:type="spellStart"/>
+      <w:r>
+        <w:rPr>
+          <w:rFonts w:eastAsia="Times New Roman" w:cstheme="minorHAnsi"/>
+          <w:sz w:val="22"/>
+          <w:szCs w:val="22"/>
+        </w:rPr>
+        <w:t>backup</w:t>
+      </w:r>
+      <w:proofErr w:type="spellEnd"/>
+      <w:r>
+        <w:rPr>
+          <w:rFonts w:eastAsia="Times New Roman" w:cstheme="minorHAnsi"/>
+          <w:sz w:val="22"/>
+          <w:szCs w:val="22"/>
+        </w:rPr>
+        <w:t xml:space="preserve"> backend with growth of our service</w:t>
       </w:r>
     </w:p>
     <w:p>
@@ -962,17 +844,18 @@
           <w:numId w:val="7"/>
         </w:numPr>
         <w:rPr>
-          <w:rFonts w:ascii="Arial" w:eastAsia="Times New Roman" w:hAnsi="Arial" w:cs="Arial"/>
-          <w:sz w:val="20"/>
-          <w:szCs w:val="20"/>
-        </w:rPr>
-      </w:pPr>
-      <w:r>
-        <w:rPr>
-          <w:rFonts w:ascii="Arial" w:eastAsia="Times New Roman" w:hAnsi="Arial" w:cs="Arial"/>
-          <w:sz w:val="20"/>
-          <w:szCs w:val="20"/>
-        </w:rPr>
+          <w:rFonts w:eastAsia="Times New Roman" w:cstheme="minorHAnsi"/>
+          <w:sz w:val="22"/>
+          <w:szCs w:val="22"/>
+        </w:rPr>
+      </w:pPr>
+      <w:r>
+        <w:rPr>
+          <w:rFonts w:eastAsia="Times New Roman" w:cstheme="minorHAnsi"/>
+          <w:sz w:val="22"/>
+          <w:szCs w:val="22"/>
+        </w:rPr>
+        <w:lastRenderedPageBreak/>
         <w:t xml:space="preserve">Scale our iSCSI server by multi-processing. </w:t>
       </w:r>
     </w:p>
@@ -984,16 +867,16 @@
           <w:numId w:val="7"/>
         </w:numPr>
         <w:rPr>
-          <w:rFonts w:ascii="Arial" w:eastAsia="Times New Roman" w:hAnsi="Arial" w:cs="Arial"/>
-          <w:sz w:val="20"/>
-          <w:szCs w:val="20"/>
-        </w:rPr>
-      </w:pPr>
-      <w:r>
-        <w:rPr>
-          <w:rFonts w:ascii="Arial" w:eastAsia="Times New Roman" w:hAnsi="Arial" w:cs="Arial"/>
-          <w:sz w:val="20"/>
-          <w:szCs w:val="20"/>
+          <w:rFonts w:eastAsia="Times New Roman" w:cstheme="minorHAnsi"/>
+          <w:sz w:val="22"/>
+          <w:szCs w:val="22"/>
+        </w:rPr>
+      </w:pPr>
+      <w:r>
+        <w:rPr>
+          <w:rFonts w:eastAsia="Times New Roman" w:cstheme="minorHAnsi"/>
+          <w:sz w:val="22"/>
+          <w:szCs w:val="22"/>
         </w:rPr>
         <w:t>Rearchitected networking subsystem to reduce hops – increase the number of attached volumes</w:t>
       </w:r>
@@ -1006,16 +889,16 @@
           <w:numId w:val="7"/>
         </w:numPr>
         <w:rPr>
-          <w:rFonts w:ascii="Arial" w:eastAsia="Times New Roman" w:hAnsi="Arial" w:cs="Arial"/>
-          <w:sz w:val="20"/>
-          <w:szCs w:val="20"/>
-        </w:rPr>
-      </w:pPr>
-      <w:r>
-        <w:rPr>
-          <w:rFonts w:ascii="Arial" w:eastAsia="Times New Roman" w:hAnsi="Arial" w:cs="Arial"/>
-          <w:sz w:val="20"/>
-          <w:szCs w:val="20"/>
+          <w:rFonts w:eastAsia="Times New Roman" w:cstheme="minorHAnsi"/>
+          <w:sz w:val="22"/>
+          <w:szCs w:val="22"/>
+        </w:rPr>
+      </w:pPr>
+      <w:r>
+        <w:rPr>
+          <w:rFonts w:eastAsia="Times New Roman" w:cstheme="minorHAnsi"/>
+          <w:sz w:val="22"/>
+          <w:szCs w:val="22"/>
         </w:rPr>
         <w:t>Efficiency projects</w:t>
       </w:r>
@@ -1028,40 +911,40 @@
           <w:numId w:val="7"/>
         </w:numPr>
         <w:rPr>
-          <w:rFonts w:ascii="Arial" w:eastAsia="Times New Roman" w:hAnsi="Arial" w:cs="Arial"/>
-          <w:sz w:val="20"/>
-          <w:szCs w:val="20"/>
-        </w:rPr>
-      </w:pPr>
-      <w:r>
-        <w:rPr>
-          <w:rFonts w:ascii="Arial" w:eastAsia="Times New Roman" w:hAnsi="Arial" w:cs="Arial"/>
-          <w:sz w:val="20"/>
-          <w:szCs w:val="20"/>
+          <w:rFonts w:eastAsia="Times New Roman" w:cstheme="minorHAnsi"/>
+          <w:sz w:val="22"/>
+          <w:szCs w:val="22"/>
+        </w:rPr>
+      </w:pPr>
+      <w:r>
+        <w:rPr>
+          <w:rFonts w:eastAsia="Times New Roman" w:cstheme="minorHAnsi"/>
+          <w:sz w:val="22"/>
+          <w:szCs w:val="22"/>
         </w:rPr>
         <w:t xml:space="preserve">Increase sellable capacity by </w:t>
       </w:r>
       <w:r>
         <w:rPr>
-          <w:rFonts w:ascii="Arial" w:eastAsia="Times New Roman" w:hAnsi="Arial" w:cs="Arial"/>
-          <w:sz w:val="20"/>
-          <w:szCs w:val="20"/>
+          <w:rFonts w:eastAsia="Times New Roman" w:cstheme="minorHAnsi"/>
+          <w:sz w:val="22"/>
+          <w:szCs w:val="22"/>
         </w:rPr>
         <w:t>compress</w:t>
       </w:r>
       <w:r>
         <w:rPr>
-          <w:rFonts w:ascii="Arial" w:eastAsia="Times New Roman" w:hAnsi="Arial" w:cs="Arial"/>
-          <w:sz w:val="20"/>
-          <w:szCs w:val="20"/>
+          <w:rFonts w:eastAsia="Times New Roman" w:cstheme="minorHAnsi"/>
+          <w:sz w:val="22"/>
+          <w:szCs w:val="22"/>
         </w:rPr>
         <w:t>ing cold data</w:t>
       </w:r>
       <w:r>
         <w:rPr>
-          <w:rFonts w:ascii="Arial" w:eastAsia="Times New Roman" w:hAnsi="Arial" w:cs="Arial"/>
-          <w:sz w:val="20"/>
-          <w:szCs w:val="20"/>
+          <w:rFonts w:eastAsia="Times New Roman" w:cstheme="minorHAnsi"/>
+          <w:sz w:val="22"/>
+          <w:szCs w:val="22"/>
         </w:rPr>
         <w:t xml:space="preserve"> – Reclaimed at least 20-30% of the space. </w:t>
       </w:r>
@@ -1074,40 +957,50 @@
           <w:numId w:val="7"/>
         </w:numPr>
         <w:rPr>
-          <w:rFonts w:ascii="Arial" w:eastAsia="Times New Roman" w:hAnsi="Arial" w:cs="Arial"/>
-          <w:sz w:val="20"/>
-          <w:szCs w:val="20"/>
-        </w:rPr>
-      </w:pPr>
-      <w:r>
-        <w:rPr>
-          <w:rFonts w:ascii="Arial" w:eastAsia="Times New Roman" w:hAnsi="Arial" w:cs="Arial"/>
-          <w:sz w:val="20"/>
-          <w:szCs w:val="20"/>
-        </w:rPr>
-        <w:t>Optimize backend capacity for idle volumes</w:t>
-      </w:r>
-      <w:r>
-        <w:rPr>
-          <w:rFonts w:ascii="Arial" w:eastAsia="Times New Roman" w:hAnsi="Arial" w:cs="Arial"/>
-          <w:sz w:val="20"/>
-          <w:szCs w:val="20"/>
+          <w:rFonts w:eastAsia="Times New Roman" w:cstheme="minorHAnsi"/>
+          <w:sz w:val="22"/>
+          <w:szCs w:val="22"/>
+        </w:rPr>
+      </w:pPr>
+      <w:r>
+        <w:rPr>
+          <w:rFonts w:eastAsia="Times New Roman" w:cstheme="minorHAnsi"/>
+          <w:sz w:val="22"/>
+          <w:szCs w:val="22"/>
+        </w:rPr>
+        <w:t xml:space="preserve">Optimize backend capacity for idle </w:t>
+      </w:r>
+      <w:proofErr w:type="gramStart"/>
+      <w:r>
+        <w:rPr>
+          <w:rFonts w:eastAsia="Times New Roman" w:cstheme="minorHAnsi"/>
+          <w:sz w:val="22"/>
+          <w:szCs w:val="22"/>
+        </w:rPr>
+        <w:t>volumes</w:t>
+      </w:r>
+      <w:r>
+        <w:rPr>
+          <w:rFonts w:eastAsia="Times New Roman" w:cstheme="minorHAnsi"/>
+          <w:sz w:val="22"/>
+          <w:szCs w:val="22"/>
         </w:rPr>
         <w:t>(</w:t>
       </w:r>
-      <w:r>
-        <w:rPr>
-          <w:rFonts w:ascii="Arial" w:eastAsia="Times New Roman" w:hAnsi="Arial" w:cs="Arial"/>
-          <w:sz w:val="20"/>
-          <w:szCs w:val="20"/>
+      <w:proofErr w:type="gramEnd"/>
+      <w:r>
+        <w:rPr>
+          <w:rFonts w:eastAsia="Times New Roman" w:cstheme="minorHAnsi"/>
+          <w:sz w:val="22"/>
+          <w:szCs w:val="22"/>
         </w:rPr>
         <w:t>Patent 11412043</w:t>
       </w:r>
       <w:r>
         <w:rPr>
-          <w:rFonts w:ascii="Arial" w:eastAsia="Times New Roman" w:hAnsi="Arial" w:cs="Arial"/>
-          <w:sz w:val="20"/>
-          <w:szCs w:val="20"/>
+          <w:rFonts w:eastAsia="Times New Roman" w:cstheme="minorHAnsi"/>
+          <w:sz w:val="22"/>
+          <w:szCs w:val="22"/>
         </w:rPr>
         <w:t>)</w:t>
       </w:r>
@@ -1120,24 +1013,24 @@
           <w:numId w:val="7"/>
         </w:numPr>
         <w:rPr>
-          <w:rFonts w:ascii="Arial" w:eastAsia="Times New Roman" w:hAnsi="Arial" w:cs="Arial"/>
-          <w:sz w:val="20"/>
-          <w:szCs w:val="20"/>
-        </w:rPr>
-      </w:pPr>
-      <w:r>
-        <w:rPr>
-          <w:rFonts w:ascii="Arial" w:eastAsia="Times New Roman" w:hAnsi="Arial" w:cs="Arial"/>
-          <w:sz w:val="20"/>
-          <w:szCs w:val="20"/>
+          <w:rFonts w:eastAsia="Times New Roman" w:cstheme="minorHAnsi"/>
+          <w:sz w:val="22"/>
+          <w:szCs w:val="22"/>
+        </w:rPr>
+      </w:pPr>
+      <w:r>
+        <w:rPr>
+          <w:rFonts w:eastAsia="Times New Roman" w:cstheme="minorHAnsi"/>
+          <w:sz w:val="22"/>
+          <w:szCs w:val="22"/>
         </w:rPr>
         <w:t>Reclaim trimmed user blocks</w:t>
       </w:r>
       <w:r>
         <w:rPr>
-          <w:rFonts w:ascii="Arial" w:eastAsia="Times New Roman" w:hAnsi="Arial" w:cs="Arial"/>
-          <w:sz w:val="20"/>
-          <w:szCs w:val="20"/>
+          <w:rFonts w:eastAsia="Times New Roman" w:cstheme="minorHAnsi"/>
+          <w:sz w:val="22"/>
+          <w:szCs w:val="22"/>
         </w:rPr>
         <w:t>. This accounts for 6-7 % of unreferenced data</w:t>
       </w:r>
@@ -1150,16 +1043,16 @@
           <w:numId w:val="7"/>
         </w:numPr>
         <w:rPr>
-          <w:rFonts w:ascii="Arial" w:eastAsia="Times New Roman" w:hAnsi="Arial" w:cs="Arial"/>
-          <w:sz w:val="20"/>
-          <w:szCs w:val="20"/>
-        </w:rPr>
-      </w:pPr>
-      <w:r>
-        <w:rPr>
-          <w:rFonts w:ascii="Arial" w:eastAsia="Times New Roman" w:hAnsi="Arial" w:cs="Arial"/>
-          <w:sz w:val="20"/>
-          <w:szCs w:val="20"/>
+          <w:rFonts w:eastAsia="Times New Roman" w:cstheme="minorHAnsi"/>
+          <w:sz w:val="22"/>
+          <w:szCs w:val="22"/>
+        </w:rPr>
+      </w:pPr>
+      <w:r>
+        <w:rPr>
+          <w:rFonts w:eastAsia="Times New Roman" w:cstheme="minorHAnsi"/>
+          <w:sz w:val="22"/>
+          <w:szCs w:val="22"/>
         </w:rPr>
         <w:t>Software Resiliency</w:t>
       </w:r>
@@ -1172,56 +1065,56 @@
           <w:numId w:val="7"/>
         </w:numPr>
         <w:rPr>
-          <w:rFonts w:ascii="Arial" w:eastAsia="Times New Roman" w:hAnsi="Arial" w:cs="Arial"/>
-          <w:sz w:val="20"/>
-          <w:szCs w:val="20"/>
-        </w:rPr>
-      </w:pPr>
-      <w:r>
-        <w:rPr>
-          <w:rFonts w:ascii="Arial" w:eastAsia="Times New Roman" w:hAnsi="Arial" w:cs="Arial"/>
-          <w:sz w:val="20"/>
-          <w:szCs w:val="20"/>
+          <w:rFonts w:eastAsia="Times New Roman" w:cstheme="minorHAnsi"/>
+          <w:sz w:val="22"/>
+          <w:szCs w:val="22"/>
+        </w:rPr>
+      </w:pPr>
+      <w:r>
+        <w:rPr>
+          <w:rFonts w:eastAsia="Times New Roman" w:cstheme="minorHAnsi"/>
+          <w:sz w:val="22"/>
+          <w:szCs w:val="22"/>
         </w:rPr>
         <w:t>Refactoring</w:t>
       </w:r>
       <w:r>
         <w:rPr>
-          <w:rFonts w:ascii="Arial" w:eastAsia="Times New Roman" w:hAnsi="Arial" w:cs="Arial"/>
-          <w:sz w:val="20"/>
-          <w:szCs w:val="20"/>
+          <w:rFonts w:eastAsia="Times New Roman" w:cstheme="minorHAnsi"/>
+          <w:sz w:val="22"/>
+          <w:szCs w:val="22"/>
         </w:rPr>
         <w:t xml:space="preserve"> backend </w:t>
       </w:r>
       <w:r>
         <w:rPr>
-          <w:rFonts w:ascii="Arial" w:eastAsia="Times New Roman" w:hAnsi="Arial" w:cs="Arial"/>
-          <w:sz w:val="20"/>
-          <w:szCs w:val="20"/>
+          <w:rFonts w:eastAsia="Times New Roman" w:cstheme="minorHAnsi"/>
+          <w:sz w:val="22"/>
+          <w:szCs w:val="22"/>
         </w:rPr>
         <w:t xml:space="preserve">to </w:t>
       </w:r>
       <w:r>
         <w:rPr>
-          <w:rFonts w:ascii="Arial" w:eastAsia="Times New Roman" w:hAnsi="Arial" w:cs="Arial"/>
-          <w:sz w:val="20"/>
-          <w:szCs w:val="20"/>
+          <w:rFonts w:eastAsia="Times New Roman" w:cstheme="minorHAnsi"/>
+          <w:sz w:val="22"/>
+          <w:szCs w:val="22"/>
         </w:rPr>
         <w:t xml:space="preserve">restrict failures to specific </w:t>
       </w:r>
       <w:r>
         <w:rPr>
-          <w:rFonts w:ascii="Arial" w:eastAsia="Times New Roman" w:hAnsi="Arial" w:cs="Arial"/>
-          <w:sz w:val="20"/>
-          <w:szCs w:val="20"/>
+          <w:rFonts w:eastAsia="Times New Roman" w:cstheme="minorHAnsi"/>
+          <w:sz w:val="22"/>
+          <w:szCs w:val="22"/>
         </w:rPr>
         <w:t>feature</w:t>
       </w:r>
       <w:r>
         <w:rPr>
-          <w:rFonts w:ascii="Arial" w:eastAsia="Times New Roman" w:hAnsi="Arial" w:cs="Arial"/>
-          <w:sz w:val="20"/>
-          <w:szCs w:val="20"/>
+          <w:rFonts w:eastAsia="Times New Roman" w:cstheme="minorHAnsi"/>
+          <w:sz w:val="22"/>
+          <w:szCs w:val="22"/>
         </w:rPr>
         <w:t xml:space="preserve"> or volume or device</w:t>
       </w:r>
@@ -1234,18 +1127,17 @@
           <w:numId w:val="7"/>
         </w:numPr>
         <w:rPr>
-          <w:rFonts w:ascii="Arial" w:eastAsia="Times New Roman" w:hAnsi="Arial" w:cs="Arial"/>
-          <w:sz w:val="20"/>
-          <w:szCs w:val="20"/>
-        </w:rPr>
-      </w:pPr>
-      <w:r>
-        <w:rPr>
-          <w:rFonts w:ascii="Arial" w:eastAsia="Times New Roman" w:hAnsi="Arial" w:cs="Arial"/>
-          <w:sz w:val="20"/>
-          <w:szCs w:val="20"/>
-        </w:rPr>
-        <w:lastRenderedPageBreak/>
+          <w:rFonts w:eastAsia="Times New Roman" w:cstheme="minorHAnsi"/>
+          <w:sz w:val="22"/>
+          <w:szCs w:val="22"/>
+        </w:rPr>
+      </w:pPr>
+      <w:r>
+        <w:rPr>
+          <w:rFonts w:eastAsia="Times New Roman" w:cstheme="minorHAnsi"/>
+          <w:sz w:val="22"/>
+          <w:szCs w:val="22"/>
+        </w:rPr>
         <w:t>Automate failed disk handling</w:t>
       </w:r>
     </w:p>
@@ -1257,16 +1149,16 @@
           <w:numId w:val="7"/>
         </w:numPr>
         <w:rPr>
-          <w:rFonts w:ascii="Arial" w:eastAsia="Times New Roman" w:hAnsi="Arial" w:cs="Arial"/>
-          <w:sz w:val="20"/>
-          <w:szCs w:val="20"/>
-        </w:rPr>
-      </w:pPr>
-      <w:r>
-        <w:rPr>
-          <w:rFonts w:ascii="Arial" w:eastAsia="Times New Roman" w:hAnsi="Arial" w:cs="Arial"/>
-          <w:sz w:val="20"/>
-          <w:szCs w:val="20"/>
+          <w:rFonts w:eastAsia="Times New Roman" w:cstheme="minorHAnsi"/>
+          <w:sz w:val="22"/>
+          <w:szCs w:val="22"/>
+        </w:rPr>
+      </w:pPr>
+      <w:r>
+        <w:rPr>
+          <w:rFonts w:eastAsia="Times New Roman" w:cstheme="minorHAnsi"/>
+          <w:sz w:val="22"/>
+          <w:szCs w:val="22"/>
         </w:rPr>
         <w:t>Automate host failures engine -&gt; detect and handle single host failures</w:t>
       </w:r>
@@ -1279,19 +1171,21 @@
           <w:numId w:val="7"/>
         </w:numPr>
         <w:rPr>
-          <w:rFonts w:ascii="Arial" w:eastAsia="Times New Roman" w:hAnsi="Arial" w:cs="Arial"/>
-          <w:sz w:val="20"/>
-          <w:szCs w:val="20"/>
-        </w:rPr>
-      </w:pPr>
-      <w:r>
-        <w:rPr>
-          <w:rFonts w:ascii="Arial" w:eastAsia="Times New Roman" w:hAnsi="Arial" w:cs="Arial"/>
-          <w:sz w:val="20"/>
-          <w:szCs w:val="20"/>
+          <w:rFonts w:eastAsia="Times New Roman" w:cstheme="minorHAnsi"/>
+          <w:sz w:val="22"/>
+          <w:szCs w:val="22"/>
+        </w:rPr>
+      </w:pPr>
+      <w:proofErr w:type="spellStart"/>
+      <w:r>
+        <w:rPr>
+          <w:rFonts w:eastAsia="Times New Roman" w:cstheme="minorHAnsi"/>
+          <w:sz w:val="22"/>
+          <w:szCs w:val="22"/>
         </w:rPr>
         <w:t>Misc</w:t>
       </w:r>
+      <w:proofErr w:type="spellEnd"/>
     </w:p>
     <w:p>
       <w:pPr>
@@ -1301,40 +1195,40 @@
           <w:numId w:val="7"/>
         </w:numPr>
         <w:rPr>
-          <w:rFonts w:ascii="Arial" w:eastAsia="Times New Roman" w:hAnsi="Arial" w:cs="Arial"/>
-          <w:sz w:val="20"/>
-          <w:szCs w:val="20"/>
-        </w:rPr>
-      </w:pPr>
-      <w:r>
-        <w:rPr>
-          <w:rFonts w:ascii="Arial" w:eastAsia="Times New Roman" w:hAnsi="Arial" w:cs="Arial"/>
-          <w:sz w:val="20"/>
-          <w:szCs w:val="20"/>
+          <w:rFonts w:eastAsia="Times New Roman" w:cstheme="minorHAnsi"/>
+          <w:sz w:val="22"/>
+          <w:szCs w:val="22"/>
+        </w:rPr>
+      </w:pPr>
+      <w:r>
+        <w:rPr>
+          <w:rFonts w:eastAsia="Times New Roman" w:cstheme="minorHAnsi"/>
+          <w:sz w:val="22"/>
+          <w:szCs w:val="22"/>
         </w:rPr>
         <w:t xml:space="preserve">Drive </w:t>
       </w:r>
       <w:r>
         <w:rPr>
-          <w:rFonts w:ascii="Arial" w:eastAsia="Times New Roman" w:hAnsi="Arial" w:cs="Arial"/>
-          <w:sz w:val="20"/>
-          <w:szCs w:val="20"/>
+          <w:rFonts w:eastAsia="Times New Roman" w:cstheme="minorHAnsi"/>
+          <w:sz w:val="22"/>
+          <w:szCs w:val="22"/>
         </w:rPr>
         <w:t xml:space="preserve">CICD </w:t>
       </w:r>
       <w:r>
         <w:rPr>
-          <w:rFonts w:ascii="Arial" w:eastAsia="Times New Roman" w:hAnsi="Arial" w:cs="Arial"/>
-          <w:sz w:val="20"/>
-          <w:szCs w:val="20"/>
+          <w:rFonts w:eastAsia="Times New Roman" w:cstheme="minorHAnsi"/>
+          <w:sz w:val="22"/>
+          <w:szCs w:val="22"/>
         </w:rPr>
         <w:t>initiate for</w:t>
       </w:r>
       <w:r>
         <w:rPr>
-          <w:rFonts w:ascii="Arial" w:eastAsia="Times New Roman" w:hAnsi="Arial" w:cs="Arial"/>
-          <w:sz w:val="20"/>
-          <w:szCs w:val="20"/>
+          <w:rFonts w:eastAsia="Times New Roman" w:cstheme="minorHAnsi"/>
+          <w:sz w:val="22"/>
+          <w:szCs w:val="22"/>
         </w:rPr>
         <w:t xml:space="preserve"> Automated qualification and deployments</w:t>
       </w:r>
@@ -1347,48 +1241,58 @@
           <w:numId w:val="7"/>
         </w:numPr>
         <w:rPr>
-          <w:rFonts w:ascii="Arial" w:eastAsia="Times New Roman" w:hAnsi="Arial" w:cs="Arial"/>
-          <w:sz w:val="20"/>
-          <w:szCs w:val="20"/>
-        </w:rPr>
-      </w:pPr>
-      <w:r>
-        <w:rPr>
-          <w:rFonts w:ascii="Arial" w:eastAsia="Times New Roman" w:hAnsi="Arial" w:cs="Arial"/>
-          <w:sz w:val="20"/>
-          <w:szCs w:val="20"/>
-        </w:rPr>
-        <w:t>Single click region build</w:t>
-      </w:r>
-      <w:r>
-        <w:rPr>
-          <w:rFonts w:ascii="Arial" w:eastAsia="Times New Roman" w:hAnsi="Arial" w:cs="Arial"/>
-          <w:sz w:val="20"/>
-          <w:szCs w:val="20"/>
+          <w:rFonts w:eastAsia="Times New Roman" w:cstheme="minorHAnsi"/>
+          <w:sz w:val="22"/>
+          <w:szCs w:val="22"/>
+        </w:rPr>
+      </w:pPr>
+      <w:r>
+        <w:rPr>
+          <w:rFonts w:eastAsia="Times New Roman" w:cstheme="minorHAnsi"/>
+          <w:sz w:val="22"/>
+          <w:szCs w:val="22"/>
+        </w:rPr>
+        <w:t xml:space="preserve">Single click region </w:t>
+      </w:r>
+      <w:proofErr w:type="gramStart"/>
+      <w:r>
+        <w:rPr>
+          <w:rFonts w:eastAsia="Times New Roman" w:cstheme="minorHAnsi"/>
+          <w:sz w:val="22"/>
+          <w:szCs w:val="22"/>
+        </w:rPr>
+        <w:t>build</w:t>
+      </w:r>
+      <w:proofErr w:type="gramEnd"/>
+      <w:r>
+        <w:rPr>
+          <w:rFonts w:eastAsia="Times New Roman" w:cstheme="minorHAnsi"/>
+          <w:sz w:val="22"/>
+          <w:szCs w:val="22"/>
         </w:rPr>
         <w:t xml:space="preserve"> </w:t>
       </w:r>
       <w:r>
         <w:rPr>
-          <w:rFonts w:ascii="Arial" w:eastAsia="Times New Roman" w:hAnsi="Arial" w:cs="Arial"/>
-          <w:sz w:val="20"/>
-          <w:szCs w:val="20"/>
+          <w:rFonts w:eastAsia="Times New Roman" w:cstheme="minorHAnsi"/>
+          <w:sz w:val="22"/>
+          <w:szCs w:val="22"/>
         </w:rPr>
         <w:t>(</w:t>
       </w:r>
       <w:r>
         <w:rPr>
-          <w:rFonts w:ascii="Arial" w:eastAsia="Times New Roman" w:hAnsi="Arial" w:cs="Arial"/>
-          <w:sz w:val="20"/>
-          <w:szCs w:val="20"/>
+          <w:rFonts w:eastAsia="Times New Roman" w:cstheme="minorHAnsi"/>
+          <w:sz w:val="22"/>
+          <w:szCs w:val="22"/>
         </w:rPr>
         <w:t>Touchless regions build</w:t>
       </w:r>
       <w:r>
         <w:rPr>
-          <w:rFonts w:ascii="Arial" w:eastAsia="Times New Roman" w:hAnsi="Arial" w:cs="Arial"/>
-          <w:sz w:val="20"/>
-          <w:szCs w:val="20"/>
+          <w:rFonts w:eastAsia="Times New Roman" w:cstheme="minorHAnsi"/>
+          <w:sz w:val="22"/>
+          <w:szCs w:val="22"/>
         </w:rPr>
         <w:t>)</w:t>
       </w:r>
@@ -1396,20 +1300,20 @@
     <w:p>
       <w:pPr>
         <w:rPr>
-          <w:rFonts w:ascii="Arial" w:eastAsia="Times New Roman" w:hAnsi="Arial" w:cs="Arial"/>
+          <w:rFonts w:eastAsia="Times New Roman" w:cstheme="minorHAnsi"/>
           <w:b/>
           <w:bCs/>
-          <w:sz w:val="20"/>
-          <w:szCs w:val="20"/>
-        </w:rPr>
-      </w:pPr>
-      <w:r>
-        <w:rPr>
-          <w:rFonts w:ascii="Arial" w:eastAsia="Times New Roman" w:hAnsi="Arial" w:cs="Arial"/>
+          <w:sz w:val="22"/>
+          <w:szCs w:val="22"/>
+        </w:rPr>
+      </w:pPr>
+      <w:r>
+        <w:rPr>
+          <w:rFonts w:eastAsia="Times New Roman" w:cstheme="minorHAnsi"/>
           <w:b/>
           <w:bCs/>
-          <w:sz w:val="20"/>
-          <w:szCs w:val="20"/>
+          <w:sz w:val="22"/>
+          <w:szCs w:val="22"/>
         </w:rPr>
         <w:t xml:space="preserve">Marketplace </w:t>
       </w:r>
@@ -1417,24 +1321,24 @@
     <w:p>
       <w:pPr>
         <w:rPr>
-          <w:rFonts w:ascii="Arial" w:eastAsia="Times New Roman" w:hAnsi="Arial" w:cs="Arial"/>
-          <w:sz w:val="20"/>
-          <w:szCs w:val="20"/>
-        </w:rPr>
-      </w:pPr>
-      <w:r>
-        <w:rPr>
-          <w:rFonts w:ascii="Arial" w:eastAsia="Times New Roman" w:hAnsi="Arial" w:cs="Arial"/>
-          <w:sz w:val="20"/>
-          <w:szCs w:val="20"/>
+          <w:rFonts w:eastAsia="Times New Roman" w:cstheme="minorHAnsi"/>
+          <w:sz w:val="22"/>
+          <w:szCs w:val="22"/>
+        </w:rPr>
+      </w:pPr>
+      <w:r>
+        <w:rPr>
+          <w:rFonts w:eastAsia="Times New Roman" w:cstheme="minorHAnsi"/>
+          <w:sz w:val="22"/>
+          <w:szCs w:val="22"/>
         </w:rPr>
         <w:tab/>
       </w:r>
       <w:r>
         <w:rPr>
-          <w:rFonts w:ascii="Arial" w:eastAsia="Times New Roman" w:hAnsi="Arial" w:cs="Arial"/>
-          <w:sz w:val="20"/>
-          <w:szCs w:val="20"/>
+          <w:rFonts w:eastAsia="Times New Roman" w:cstheme="minorHAnsi"/>
+          <w:sz w:val="22"/>
+          <w:szCs w:val="22"/>
         </w:rPr>
         <w:t xml:space="preserve">Design and develop software metering service for marketplace, from prototype to a public facing almost real time service. </w:t>
       </w:r>
@@ -1442,20 +1346,20 @@
     <w:p>
       <w:pPr>
         <w:rPr>
-          <w:rFonts w:ascii="Arial" w:eastAsia="Times New Roman" w:hAnsi="Arial" w:cs="Arial"/>
+          <w:rFonts w:eastAsia="Times New Roman" w:cstheme="minorHAnsi"/>
           <w:b/>
           <w:bCs/>
-          <w:sz w:val="20"/>
-          <w:szCs w:val="20"/>
-        </w:rPr>
-      </w:pPr>
-      <w:r>
-        <w:rPr>
-          <w:rFonts w:ascii="Arial" w:eastAsia="Times New Roman" w:hAnsi="Arial" w:cs="Arial"/>
+          <w:sz w:val="22"/>
+          <w:szCs w:val="22"/>
+        </w:rPr>
+      </w:pPr>
+      <w:r>
+        <w:rPr>
+          <w:rFonts w:eastAsia="Times New Roman" w:cstheme="minorHAnsi"/>
           <w:b/>
           <w:bCs/>
-          <w:sz w:val="20"/>
-          <w:szCs w:val="20"/>
+          <w:sz w:val="22"/>
+          <w:szCs w:val="22"/>
         </w:rPr>
         <w:t xml:space="preserve">Data Pipeline Service </w:t>
       </w:r>
@@ -1463,24 +1367,24 @@
     <w:p>
       <w:pPr>
         <w:rPr>
-          <w:rFonts w:ascii="Arial" w:eastAsia="Times New Roman" w:hAnsi="Arial" w:cs="Arial"/>
-          <w:sz w:val="20"/>
-          <w:szCs w:val="20"/>
-        </w:rPr>
-      </w:pPr>
-      <w:r>
-        <w:rPr>
-          <w:rFonts w:ascii="Arial" w:eastAsia="Times New Roman" w:hAnsi="Arial" w:cs="Arial"/>
-          <w:sz w:val="20"/>
-          <w:szCs w:val="20"/>
+          <w:rFonts w:eastAsia="Times New Roman" w:cstheme="minorHAnsi"/>
+          <w:sz w:val="22"/>
+          <w:szCs w:val="22"/>
+        </w:rPr>
+      </w:pPr>
+      <w:r>
+        <w:rPr>
+          <w:rFonts w:eastAsia="Times New Roman" w:cstheme="minorHAnsi"/>
+          <w:sz w:val="22"/>
+          <w:szCs w:val="22"/>
         </w:rPr>
         <w:tab/>
       </w:r>
       <w:r>
         <w:rPr>
-          <w:rFonts w:ascii="Arial" w:eastAsia="Times New Roman" w:hAnsi="Arial" w:cs="Arial"/>
-          <w:sz w:val="20"/>
-          <w:szCs w:val="20"/>
+          <w:rFonts w:eastAsia="Times New Roman" w:cstheme="minorHAnsi"/>
+          <w:sz w:val="22"/>
+          <w:szCs w:val="22"/>
         </w:rPr>
         <w:t xml:space="preserve">Pivoted the team objective and implemented data processing service. I was involved in the prototype of this service and took this all the way to Internal release. </w:t>
       </w:r>
@@ -1488,28 +1392,21 @@
     <w:p>
       <w:pPr>
         <w:rPr>
-          <w:rFonts w:ascii="Arial" w:eastAsia="Times New Roman" w:hAnsi="Arial" w:cs="Arial"/>
-        </w:rPr>
-      </w:pPr>
-    </w:p>
-    <w:p>
-      <w:pPr>
-        <w:rPr>
-          <w:rFonts w:ascii="Arial" w:eastAsia="Times New Roman" w:hAnsi="Arial" w:cs="Arial"/>
-        </w:rPr>
-      </w:pPr>
-    </w:p>
-    <w:p>
-      <w:pPr>
-        <w:rPr>
-          <w:rFonts w:ascii="Arial" w:eastAsia="Times New Roman" w:hAnsi="Arial" w:cs="Arial"/>
+          <w:rFonts w:eastAsia="Times New Roman" w:cstheme="minorHAnsi"/>
+        </w:rPr>
+      </w:pPr>
+    </w:p>
+    <w:p>
+      <w:pPr>
+        <w:rPr>
+          <w:rFonts w:eastAsia="Times New Roman" w:cstheme="minorHAnsi"/>
           <w:b/>
           <w:bCs/>
         </w:rPr>
       </w:pPr>
       <w:r>
         <w:rPr>
-          <w:rFonts w:ascii="Arial" w:eastAsia="Times New Roman" w:hAnsi="Arial" w:cs="Arial"/>
+          <w:rFonts w:eastAsia="Times New Roman" w:cstheme="minorHAnsi"/>
           <w:b/>
           <w:bCs/>
           <w:sz w:val="28"/>
@@ -1519,7 +1416,7 @@
       </w:r>
       <w:r>
         <w:rPr>
-          <w:rFonts w:ascii="Arial" w:eastAsia="Times New Roman" w:hAnsi="Arial" w:cs="Arial"/>
+          <w:rFonts w:eastAsia="Times New Roman" w:cstheme="minorHAnsi"/>
           <w:b/>
           <w:bCs/>
         </w:rPr>
@@ -1529,400 +1426,458 @@
     <w:p>
       <w:pPr>
         <w:rPr>
-          <w:rFonts w:ascii="Arial" w:eastAsia="Times New Roman" w:hAnsi="Arial" w:cs="Arial"/>
-          <w:sz w:val="20"/>
-          <w:szCs w:val="20"/>
-        </w:rPr>
-      </w:pPr>
-      <w:r>
-        <w:rPr>
-          <w:rFonts w:ascii="Arial" w:eastAsia="Times New Roman" w:hAnsi="Arial" w:cs="Arial"/>
+          <w:rFonts w:eastAsia="Times New Roman" w:cstheme="minorHAnsi"/>
+          <w:sz w:val="22"/>
+          <w:szCs w:val="22"/>
+        </w:rPr>
+      </w:pPr>
+      <w:r>
+        <w:rPr>
+          <w:rFonts w:eastAsia="Times New Roman" w:cstheme="minorHAnsi"/>
           <w:sz w:val="20"/>
           <w:szCs w:val="20"/>
           <w:u w:val="single"/>
         </w:rPr>
-        <w:t>Duration</w:t>
-      </w:r>
-      <w:r>
-        <w:rPr>
-          <w:rFonts w:ascii="Arial" w:eastAsia="Times New Roman" w:hAnsi="Arial" w:cs="Arial"/>
+        <w:t>D</w:t>
+      </w:r>
+      <w:r>
+        <w:rPr>
+          <w:rFonts w:eastAsia="Times New Roman" w:cstheme="minorHAnsi"/>
+          <w:sz w:val="22"/>
+          <w:szCs w:val="22"/>
+          <w:u w:val="single"/>
+        </w:rPr>
+        <w:t>uration</w:t>
+      </w:r>
+      <w:r>
+        <w:rPr>
+          <w:rFonts w:eastAsia="Times New Roman" w:cstheme="minorHAnsi"/>
+          <w:sz w:val="22"/>
+          <w:szCs w:val="22"/>
+        </w:rPr>
+        <w:t xml:space="preserve">: Sept-2005 – May-2016 </w:t>
+      </w:r>
+    </w:p>
+    <w:p>
+      <w:pPr>
+        <w:rPr>
+          <w:rFonts w:eastAsia="Times New Roman" w:cstheme="minorHAnsi"/>
+          <w:b/>
+          <w:bCs/>
+          <w:sz w:val="22"/>
+          <w:szCs w:val="22"/>
+        </w:rPr>
+      </w:pPr>
+      <w:r>
+        <w:rPr>
+          <w:rFonts w:eastAsia="Times New Roman" w:cstheme="minorHAnsi"/>
+          <w:b/>
+          <w:bCs/>
+          <w:sz w:val="22"/>
+          <w:szCs w:val="22"/>
+        </w:rPr>
+        <w:t xml:space="preserve">Azure Storage </w:t>
+      </w:r>
+    </w:p>
+    <w:p>
+      <w:pPr>
+        <w:rPr>
+          <w:rFonts w:eastAsia="Times New Roman" w:cstheme="minorHAnsi"/>
+          <w:sz w:val="22"/>
+          <w:szCs w:val="22"/>
+        </w:rPr>
+      </w:pPr>
+      <w:r>
+        <w:rPr>
+          <w:rFonts w:eastAsia="Times New Roman" w:cstheme="minorHAnsi"/>
+          <w:sz w:val="22"/>
+          <w:szCs w:val="22"/>
+        </w:rPr>
+        <w:tab/>
+      </w:r>
+      <w:r>
+        <w:rPr>
+          <w:rFonts w:eastAsia="Times New Roman" w:cstheme="minorHAnsi"/>
+          <w:sz w:val="22"/>
+          <w:szCs w:val="22"/>
+        </w:rPr>
+        <w:t>Design and implemented library to support the new (POC) Azure Storage backend infrastructure</w:t>
+      </w:r>
+      <w:r>
+        <w:rPr>
+          <w:rFonts w:eastAsia="Times New Roman" w:cstheme="minorHAnsi"/>
+          <w:sz w:val="22"/>
+          <w:szCs w:val="22"/>
+        </w:rPr>
+        <w:t xml:space="preserve"> using RDMA</w:t>
+      </w:r>
+      <w:r>
+        <w:rPr>
+          <w:rFonts w:eastAsia="Times New Roman" w:cstheme="minorHAnsi"/>
+          <w:sz w:val="22"/>
+          <w:szCs w:val="22"/>
+        </w:rPr>
+        <w:t>.</w:t>
+      </w:r>
+    </w:p>
+    <w:p>
+      <w:pPr>
+        <w:rPr>
+          <w:rFonts w:eastAsia="Times New Roman" w:cstheme="minorHAnsi"/>
+          <w:b/>
+          <w:bCs/>
+          <w:sz w:val="22"/>
+          <w:szCs w:val="22"/>
+        </w:rPr>
+      </w:pPr>
+      <w:r>
+        <w:rPr>
+          <w:rFonts w:eastAsia="Times New Roman" w:cstheme="minorHAnsi"/>
+          <w:b/>
+          <w:bCs/>
+          <w:sz w:val="22"/>
+          <w:szCs w:val="22"/>
+        </w:rPr>
+        <w:t xml:space="preserve">Surface Hub/Kinect Tools </w:t>
+      </w:r>
+    </w:p>
+    <w:p>
+      <w:pPr>
+        <w:rPr>
+          <w:rFonts w:eastAsia="Times New Roman" w:cstheme="minorHAnsi"/>
+          <w:sz w:val="22"/>
+          <w:szCs w:val="22"/>
+        </w:rPr>
+      </w:pPr>
+      <w:r>
+        <w:rPr>
+          <w:rFonts w:eastAsia="Times New Roman" w:cstheme="minorHAnsi"/>
+          <w:sz w:val="22"/>
+          <w:szCs w:val="22"/>
+        </w:rPr>
+        <w:tab/>
+      </w:r>
+      <w:r>
+        <w:rPr>
+          <w:rFonts w:eastAsia="Times New Roman" w:cstheme="minorHAnsi"/>
+          <w:sz w:val="22"/>
+          <w:szCs w:val="22"/>
+        </w:rPr>
+        <w:t xml:space="preserve">Design and develop drivers and tools to help hardware design verification team. </w:t>
+      </w:r>
+    </w:p>
+    <w:p>
+      <w:pPr>
+        <w:rPr>
+          <w:rFonts w:eastAsia="Times New Roman" w:cstheme="minorHAnsi"/>
+          <w:sz w:val="22"/>
+          <w:szCs w:val="22"/>
+        </w:rPr>
+      </w:pPr>
+      <w:r>
+        <w:rPr>
+          <w:rFonts w:eastAsia="Times New Roman" w:cstheme="minorHAnsi"/>
+          <w:b/>
+          <w:bCs/>
+          <w:sz w:val="22"/>
+          <w:szCs w:val="22"/>
+        </w:rPr>
+        <w:t>HoloLens</w:t>
+      </w:r>
+      <w:r>
+        <w:rPr>
+          <w:rFonts w:eastAsia="Times New Roman" w:cstheme="minorHAnsi"/>
+          <w:sz w:val="22"/>
+          <w:szCs w:val="22"/>
+        </w:rPr>
+        <w:t xml:space="preserve"> </w:t>
+      </w:r>
+    </w:p>
+    <w:p>
+      <w:pPr>
+        <w:rPr>
+          <w:rFonts w:eastAsia="Times New Roman" w:cstheme="minorHAnsi"/>
+          <w:sz w:val="22"/>
+          <w:szCs w:val="22"/>
+        </w:rPr>
+      </w:pPr>
+      <w:r>
+        <w:rPr>
+          <w:rFonts w:eastAsia="Times New Roman" w:cstheme="minorHAnsi"/>
+          <w:sz w:val="22"/>
+          <w:szCs w:val="22"/>
+        </w:rPr>
+        <w:tab/>
+      </w:r>
+      <w:r>
+        <w:rPr>
+          <w:rFonts w:eastAsia="Times New Roman" w:cstheme="minorHAnsi"/>
+          <w:sz w:val="22"/>
+          <w:szCs w:val="22"/>
+        </w:rPr>
+        <w:t xml:space="preserve">Responsible for the end-2-end working of depth camera on HoloLens from prototype to its public announcement. </w:t>
+      </w:r>
+    </w:p>
+    <w:p>
+      <w:pPr>
+        <w:rPr>
+          <w:rFonts w:eastAsia="Times New Roman" w:cstheme="minorHAnsi"/>
+          <w:b/>
+          <w:bCs/>
+          <w:sz w:val="22"/>
+          <w:szCs w:val="22"/>
+        </w:rPr>
+      </w:pPr>
+      <w:r>
+        <w:rPr>
+          <w:rFonts w:eastAsia="Times New Roman" w:cstheme="minorHAnsi"/>
+          <w:b/>
+          <w:bCs/>
+          <w:sz w:val="22"/>
+          <w:szCs w:val="22"/>
+        </w:rPr>
+        <w:t xml:space="preserve">Xbox One </w:t>
+      </w:r>
+    </w:p>
+    <w:p>
+      <w:pPr>
+        <w:rPr>
+          <w:rFonts w:eastAsia="Times New Roman" w:cstheme="minorHAnsi"/>
+          <w:sz w:val="22"/>
+          <w:szCs w:val="22"/>
+        </w:rPr>
+      </w:pPr>
+      <w:r>
+        <w:rPr>
+          <w:rFonts w:eastAsia="Times New Roman" w:cstheme="minorHAnsi"/>
+          <w:sz w:val="22"/>
+          <w:szCs w:val="22"/>
+        </w:rPr>
+        <w:tab/>
+      </w:r>
+      <w:r>
+        <w:rPr>
+          <w:rFonts w:eastAsia="Times New Roman" w:cstheme="minorHAnsi"/>
+          <w:sz w:val="22"/>
+          <w:szCs w:val="22"/>
+        </w:rPr>
+        <w:t xml:space="preserve">Worked on Xbox 360 graphics emulation (Back Compatibility) for Xbox One. Worked on frame capture tool to capture frame metrics based on the frame intricacies and many controlled parameters. </w:t>
+      </w:r>
+    </w:p>
+    <w:p>
+      <w:pPr>
+        <w:rPr>
+          <w:rFonts w:eastAsia="Times New Roman" w:cstheme="minorHAnsi"/>
+          <w:b/>
+          <w:bCs/>
+          <w:sz w:val="22"/>
+          <w:szCs w:val="22"/>
+        </w:rPr>
+      </w:pPr>
+      <w:r>
+        <w:rPr>
+          <w:rFonts w:eastAsia="Times New Roman" w:cstheme="minorHAnsi"/>
+          <w:b/>
+          <w:bCs/>
+          <w:sz w:val="22"/>
+          <w:szCs w:val="22"/>
+        </w:rPr>
+        <w:t xml:space="preserve">Visual Studio </w:t>
+      </w:r>
+    </w:p>
+    <w:p>
+      <w:pPr>
+        <w:rPr>
+          <w:rFonts w:eastAsia="Times New Roman" w:cstheme="minorHAnsi"/>
+          <w:sz w:val="22"/>
+          <w:szCs w:val="22"/>
+        </w:rPr>
+      </w:pPr>
+      <w:r>
+        <w:rPr>
+          <w:rFonts w:eastAsia="Times New Roman" w:cstheme="minorHAnsi"/>
+          <w:sz w:val="22"/>
+          <w:szCs w:val="22"/>
+        </w:rPr>
+        <w:tab/>
+      </w:r>
+      <w:r>
+        <w:rPr>
+          <w:rFonts w:eastAsia="Times New Roman" w:cstheme="minorHAnsi"/>
+          <w:sz w:val="22"/>
+          <w:szCs w:val="22"/>
+        </w:rPr>
+        <w:t xml:space="preserve">Lead multiple debugger projects – Cluster </w:t>
+      </w:r>
+      <w:proofErr w:type="gramStart"/>
+      <w:r>
+        <w:rPr>
+          <w:rFonts w:eastAsia="Times New Roman" w:cstheme="minorHAnsi"/>
+          <w:sz w:val="22"/>
+          <w:szCs w:val="22"/>
+        </w:rPr>
+        <w:t>Debugger</w:t>
+      </w:r>
+      <w:r>
+        <w:rPr>
+          <w:rFonts w:eastAsia="Times New Roman" w:cstheme="minorHAnsi"/>
+          <w:sz w:val="22"/>
+          <w:szCs w:val="22"/>
+        </w:rPr>
+        <w:t>(</w:t>
+      </w:r>
+      <w:proofErr w:type="gramEnd"/>
+      <w:r>
+        <w:rPr>
+          <w:rFonts w:eastAsia="Times New Roman" w:cstheme="minorHAnsi"/>
+          <w:sz w:val="22"/>
+          <w:szCs w:val="22"/>
+        </w:rPr>
+        <w:t>HPC – MPI)</w:t>
+      </w:r>
+      <w:r>
+        <w:rPr>
+          <w:rFonts w:eastAsia="Times New Roman" w:cstheme="minorHAnsi"/>
+          <w:sz w:val="22"/>
+          <w:szCs w:val="22"/>
+        </w:rPr>
+        <w:t xml:space="preserve">, Parallel </w:t>
+      </w:r>
+      <w:proofErr w:type="gramStart"/>
+      <w:r>
+        <w:rPr>
+          <w:rFonts w:eastAsia="Times New Roman" w:cstheme="minorHAnsi"/>
+          <w:sz w:val="22"/>
+          <w:szCs w:val="22"/>
+        </w:rPr>
+        <w:t>debugger</w:t>
+      </w:r>
+      <w:r>
+        <w:rPr>
+          <w:rFonts w:eastAsia="Times New Roman" w:cstheme="minorHAnsi"/>
+          <w:sz w:val="22"/>
+          <w:szCs w:val="22"/>
+        </w:rPr>
+        <w:t>(</w:t>
+      </w:r>
+      <w:proofErr w:type="gramEnd"/>
+      <w:r>
+        <w:rPr>
+          <w:rFonts w:eastAsia="Times New Roman" w:cstheme="minorHAnsi"/>
+          <w:sz w:val="22"/>
+          <w:szCs w:val="22"/>
+        </w:rPr>
+        <w:t>Concurrency)</w:t>
+      </w:r>
+      <w:r>
+        <w:rPr>
+          <w:rFonts w:eastAsia="Times New Roman" w:cstheme="minorHAnsi"/>
+          <w:sz w:val="22"/>
+          <w:szCs w:val="22"/>
+        </w:rPr>
+        <w:t xml:space="preserve"> and GPU </w:t>
+      </w:r>
+      <w:proofErr w:type="gramStart"/>
+      <w:r>
+        <w:rPr>
+          <w:rFonts w:eastAsia="Times New Roman" w:cstheme="minorHAnsi"/>
+          <w:sz w:val="22"/>
+          <w:szCs w:val="22"/>
+        </w:rPr>
+        <w:t>debugger</w:t>
+      </w:r>
+      <w:r>
+        <w:rPr>
+          <w:rFonts w:eastAsia="Times New Roman" w:cstheme="minorHAnsi"/>
+          <w:sz w:val="22"/>
+          <w:szCs w:val="22"/>
+        </w:rPr>
+        <w:t>(</w:t>
+      </w:r>
+      <w:proofErr w:type="gramEnd"/>
+      <w:r>
+        <w:rPr>
+          <w:rFonts w:eastAsia="Times New Roman" w:cstheme="minorHAnsi"/>
+          <w:sz w:val="22"/>
+          <w:szCs w:val="22"/>
+        </w:rPr>
+        <w:t>CUDA, OpenGL, DirectX)</w:t>
+      </w:r>
+      <w:r>
+        <w:rPr>
+          <w:rFonts w:eastAsia="Times New Roman" w:cstheme="minorHAnsi"/>
+          <w:sz w:val="22"/>
+          <w:szCs w:val="22"/>
+        </w:rPr>
+        <w:t xml:space="preserve">. Managed all three debuggers, staffed our team, assisted in hiring team members and mentoring them, worked with vendors to migrate tests to new product cycle, implemented engine test library for cluster debugger and GPU engine debugger, architected debugger UI test library to enable modeling. </w:t>
+      </w:r>
+    </w:p>
+    <w:p>
+      <w:pPr>
+        <w:rPr>
+          <w:rFonts w:eastAsia="Times New Roman" w:cstheme="minorHAnsi"/>
+          <w:b/>
+          <w:bCs/>
+          <w:sz w:val="22"/>
+          <w:szCs w:val="22"/>
+        </w:rPr>
+      </w:pPr>
+      <w:r>
+        <w:rPr>
+          <w:rFonts w:eastAsia="Times New Roman" w:cstheme="minorHAnsi"/>
+          <w:b/>
+          <w:bCs/>
+          <w:sz w:val="22"/>
+          <w:szCs w:val="22"/>
+        </w:rPr>
+        <w:t xml:space="preserve">GTSC </w:t>
+      </w:r>
+    </w:p>
+    <w:p>
+      <w:pPr>
+        <w:rPr>
+          <w:rFonts w:eastAsia="Times New Roman" w:cstheme="minorHAnsi"/>
+          <w:sz w:val="22"/>
+          <w:szCs w:val="22"/>
+        </w:rPr>
+      </w:pPr>
+      <w:r>
+        <w:rPr>
+          <w:rFonts w:eastAsia="Times New Roman" w:cstheme="minorHAnsi"/>
+          <w:sz w:val="22"/>
+          <w:szCs w:val="22"/>
+        </w:rPr>
+        <w:tab/>
+      </w:r>
+      <w:r>
+        <w:rPr>
+          <w:rFonts w:eastAsia="Times New Roman" w:cstheme="minorHAnsi"/>
+          <w:sz w:val="22"/>
+          <w:szCs w:val="22"/>
+        </w:rPr>
+        <w:t>Supported Windows Platform team, specialty areas include Windows OS, File System and Disk issues. My primary responsibilities include kernel dump analysis, provide root cause analysis, reverse engineer, code review, work with dev team to get the bug fixed, interacting with the customer to help them resolve the issue, resolve disk and cluster issues.</w:t>
+      </w:r>
+    </w:p>
+    <w:p>
+      <w:pPr>
+        <w:rPr>
+          <w:rFonts w:eastAsia="Times New Roman" w:cstheme="minorHAnsi"/>
           <w:sz w:val="20"/>
           <w:szCs w:val="20"/>
         </w:rPr>
-        <w:t xml:space="preserve">: Sept-2005 – May-2016 </w:t>
-      </w:r>
-    </w:p>
-    <w:p>
-      <w:pPr>
-        <w:rPr>
-          <w:rFonts w:ascii="Arial" w:eastAsia="Times New Roman" w:hAnsi="Arial" w:cs="Arial"/>
+      </w:pPr>
+    </w:p>
+    <w:p>
+      <w:pPr>
+        <w:rPr>
+          <w:rFonts w:eastAsia="Times New Roman" w:cstheme="minorHAnsi"/>
           <w:b/>
           <w:bCs/>
-          <w:sz w:val="20"/>
-          <w:szCs w:val="20"/>
-        </w:rPr>
-      </w:pPr>
-      <w:r>
-        <w:rPr>
-          <w:rFonts w:ascii="Arial" w:eastAsia="Times New Roman" w:hAnsi="Arial" w:cs="Arial"/>
-          <w:b/>
-          <w:bCs/>
-          <w:sz w:val="20"/>
-          <w:szCs w:val="20"/>
-        </w:rPr>
-        <w:t xml:space="preserve">Azure Storage </w:t>
-      </w:r>
-    </w:p>
-    <w:p>
-      <w:pPr>
-        <w:rPr>
-          <w:rFonts w:ascii="Arial" w:eastAsia="Times New Roman" w:hAnsi="Arial" w:cs="Arial"/>
-          <w:sz w:val="20"/>
-          <w:szCs w:val="20"/>
-        </w:rPr>
-      </w:pPr>
-      <w:r>
-        <w:rPr>
-          <w:rFonts w:ascii="Arial" w:eastAsia="Times New Roman" w:hAnsi="Arial" w:cs="Arial"/>
-          <w:sz w:val="20"/>
-          <w:szCs w:val="20"/>
-        </w:rPr>
-        <w:tab/>
-      </w:r>
-      <w:r>
-        <w:rPr>
-          <w:rFonts w:ascii="Arial" w:eastAsia="Times New Roman" w:hAnsi="Arial" w:cs="Arial"/>
-          <w:sz w:val="20"/>
-          <w:szCs w:val="20"/>
-        </w:rPr>
-        <w:t>Design and implemented library to support the new (POC) Azure Storage backend infrastructure</w:t>
-      </w:r>
-      <w:r>
-        <w:rPr>
-          <w:rFonts w:ascii="Arial" w:eastAsia="Times New Roman" w:hAnsi="Arial" w:cs="Arial"/>
-          <w:sz w:val="20"/>
-          <w:szCs w:val="20"/>
-        </w:rPr>
-        <w:t xml:space="preserve"> using RDMA</w:t>
-      </w:r>
-      <w:r>
-        <w:rPr>
-          <w:rFonts w:ascii="Arial" w:eastAsia="Times New Roman" w:hAnsi="Arial" w:cs="Arial"/>
-          <w:sz w:val="20"/>
-          <w:szCs w:val="20"/>
-        </w:rPr>
-        <w:t>.</w:t>
-      </w:r>
-    </w:p>
-    <w:p>
-      <w:pPr>
-        <w:rPr>
-          <w:rFonts w:ascii="Arial" w:eastAsia="Times New Roman" w:hAnsi="Arial" w:cs="Arial"/>
-          <w:b/>
-          <w:bCs/>
-          <w:sz w:val="20"/>
-          <w:szCs w:val="20"/>
-        </w:rPr>
-      </w:pPr>
-      <w:r>
-        <w:rPr>
-          <w:rFonts w:ascii="Arial" w:eastAsia="Times New Roman" w:hAnsi="Arial" w:cs="Arial"/>
-          <w:b/>
-          <w:bCs/>
-          <w:sz w:val="20"/>
-          <w:szCs w:val="20"/>
-        </w:rPr>
-        <w:t xml:space="preserve">Surface Hub/Kinect Tools </w:t>
-      </w:r>
-    </w:p>
-    <w:p>
-      <w:pPr>
-        <w:rPr>
-          <w:rFonts w:ascii="Arial" w:eastAsia="Times New Roman" w:hAnsi="Arial" w:cs="Arial"/>
-          <w:sz w:val="20"/>
-          <w:szCs w:val="20"/>
-        </w:rPr>
-      </w:pPr>
-      <w:r>
-        <w:rPr>
-          <w:rFonts w:ascii="Arial" w:eastAsia="Times New Roman" w:hAnsi="Arial" w:cs="Arial"/>
-          <w:sz w:val="20"/>
-          <w:szCs w:val="20"/>
-        </w:rPr>
-        <w:tab/>
-      </w:r>
-      <w:r>
-        <w:rPr>
-          <w:rFonts w:ascii="Arial" w:eastAsia="Times New Roman" w:hAnsi="Arial" w:cs="Arial"/>
-          <w:sz w:val="20"/>
-          <w:szCs w:val="20"/>
-        </w:rPr>
-        <w:t xml:space="preserve">Design and develop drivers and tools to help hardware design verification team. </w:t>
-      </w:r>
-    </w:p>
-    <w:p>
-      <w:pPr>
-        <w:rPr>
-          <w:rFonts w:ascii="Arial" w:eastAsia="Times New Roman" w:hAnsi="Arial" w:cs="Arial"/>
-          <w:sz w:val="20"/>
-          <w:szCs w:val="20"/>
-        </w:rPr>
-      </w:pPr>
-      <w:r>
-        <w:rPr>
-          <w:rFonts w:ascii="Arial" w:eastAsia="Times New Roman" w:hAnsi="Arial" w:cs="Arial"/>
-          <w:b/>
-          <w:bCs/>
-          <w:sz w:val="20"/>
-          <w:szCs w:val="20"/>
-        </w:rPr>
-        <w:t>HoloLens</w:t>
-      </w:r>
-      <w:r>
-        <w:rPr>
-          <w:rFonts w:ascii="Arial" w:eastAsia="Times New Roman" w:hAnsi="Arial" w:cs="Arial"/>
-          <w:sz w:val="20"/>
-          <w:szCs w:val="20"/>
-        </w:rPr>
-        <w:t xml:space="preserve"> </w:t>
-      </w:r>
-    </w:p>
-    <w:p>
-      <w:pPr>
-        <w:rPr>
-          <w:rFonts w:ascii="Arial" w:eastAsia="Times New Roman" w:hAnsi="Arial" w:cs="Arial"/>
-          <w:sz w:val="20"/>
-          <w:szCs w:val="20"/>
-        </w:rPr>
-      </w:pPr>
-      <w:r>
-        <w:rPr>
-          <w:rFonts w:ascii="Arial" w:eastAsia="Times New Roman" w:hAnsi="Arial" w:cs="Arial"/>
-          <w:sz w:val="20"/>
-          <w:szCs w:val="20"/>
-        </w:rPr>
-        <w:tab/>
-      </w:r>
-      <w:r>
-        <w:rPr>
-          <w:rFonts w:ascii="Arial" w:eastAsia="Times New Roman" w:hAnsi="Arial" w:cs="Arial"/>
-          <w:sz w:val="20"/>
-          <w:szCs w:val="20"/>
-        </w:rPr>
-        <w:t xml:space="preserve">Responsible for the end-2-end working of depth camera on HoloLens from prototype to its public announcement. </w:t>
-      </w:r>
-    </w:p>
-    <w:p>
-      <w:pPr>
-        <w:rPr>
-          <w:rFonts w:ascii="Arial" w:eastAsia="Times New Roman" w:hAnsi="Arial" w:cs="Arial"/>
-          <w:b/>
-          <w:bCs/>
-          <w:sz w:val="20"/>
-          <w:szCs w:val="20"/>
-        </w:rPr>
-      </w:pPr>
-      <w:r>
-        <w:rPr>
-          <w:rFonts w:ascii="Arial" w:eastAsia="Times New Roman" w:hAnsi="Arial" w:cs="Arial"/>
-          <w:b/>
-          <w:bCs/>
-          <w:sz w:val="20"/>
-          <w:szCs w:val="20"/>
-        </w:rPr>
-        <w:t xml:space="preserve">Xbox One </w:t>
-      </w:r>
-    </w:p>
-    <w:p>
-      <w:pPr>
-        <w:rPr>
-          <w:rFonts w:ascii="Arial" w:eastAsia="Times New Roman" w:hAnsi="Arial" w:cs="Arial"/>
-          <w:sz w:val="20"/>
-          <w:szCs w:val="20"/>
-        </w:rPr>
-      </w:pPr>
-      <w:r>
-        <w:rPr>
-          <w:rFonts w:ascii="Arial" w:eastAsia="Times New Roman" w:hAnsi="Arial" w:cs="Arial"/>
-          <w:sz w:val="20"/>
-          <w:szCs w:val="20"/>
-        </w:rPr>
-        <w:tab/>
-      </w:r>
-      <w:r>
-        <w:rPr>
-          <w:rFonts w:ascii="Arial" w:eastAsia="Times New Roman" w:hAnsi="Arial" w:cs="Arial"/>
-          <w:sz w:val="20"/>
-          <w:szCs w:val="20"/>
-        </w:rPr>
-        <w:t xml:space="preserve">Worked on Xbox 360 graphics emulation (Back Compatibility) for Xbox One. Worked on frame capture tool to capture frame metrics based on the frame intricacies and many controlled parameters. </w:t>
-      </w:r>
-    </w:p>
-    <w:p>
-      <w:pPr>
-        <w:rPr>
-          <w:rFonts w:ascii="Arial" w:eastAsia="Times New Roman" w:hAnsi="Arial" w:cs="Arial"/>
-          <w:b/>
-          <w:bCs/>
-          <w:sz w:val="20"/>
-          <w:szCs w:val="20"/>
-        </w:rPr>
-      </w:pPr>
-      <w:r>
-        <w:rPr>
-          <w:rFonts w:ascii="Arial" w:eastAsia="Times New Roman" w:hAnsi="Arial" w:cs="Arial"/>
-          <w:b/>
-          <w:bCs/>
-          <w:sz w:val="20"/>
-          <w:szCs w:val="20"/>
-        </w:rPr>
-        <w:t xml:space="preserve">Visual Studio </w:t>
-      </w:r>
-    </w:p>
-    <w:p>
-      <w:pPr>
-        <w:rPr>
-          <w:rFonts w:ascii="Arial" w:eastAsia="Times New Roman" w:hAnsi="Arial" w:cs="Arial"/>
-          <w:sz w:val="20"/>
-          <w:szCs w:val="20"/>
-        </w:rPr>
-      </w:pPr>
-      <w:r>
-        <w:rPr>
-          <w:rFonts w:ascii="Arial" w:eastAsia="Times New Roman" w:hAnsi="Arial" w:cs="Arial"/>
-          <w:sz w:val="20"/>
-          <w:szCs w:val="20"/>
-        </w:rPr>
-        <w:tab/>
-      </w:r>
-      <w:r>
-        <w:rPr>
-          <w:rFonts w:ascii="Arial" w:eastAsia="Times New Roman" w:hAnsi="Arial" w:cs="Arial"/>
-          <w:sz w:val="20"/>
-          <w:szCs w:val="20"/>
-        </w:rPr>
-        <w:t>Lead multiple debugger projects – Cluster Debugger</w:t>
-      </w:r>
-      <w:r>
-        <w:rPr>
-          <w:rFonts w:ascii="Arial" w:eastAsia="Times New Roman" w:hAnsi="Arial" w:cs="Arial"/>
-          <w:sz w:val="20"/>
-          <w:szCs w:val="20"/>
-        </w:rPr>
-        <w:t>(HPC – MPI)</w:t>
-      </w:r>
-      <w:r>
-        <w:rPr>
-          <w:rFonts w:ascii="Arial" w:eastAsia="Times New Roman" w:hAnsi="Arial" w:cs="Arial"/>
-          <w:sz w:val="20"/>
-          <w:szCs w:val="20"/>
-        </w:rPr>
-        <w:t>, Parallel debugger</w:t>
-      </w:r>
-      <w:r>
-        <w:rPr>
-          <w:rFonts w:ascii="Arial" w:eastAsia="Times New Roman" w:hAnsi="Arial" w:cs="Arial"/>
-          <w:sz w:val="20"/>
-          <w:szCs w:val="20"/>
-        </w:rPr>
-        <w:t>(Concurrency)</w:t>
-      </w:r>
-      <w:r>
-        <w:rPr>
-          <w:rFonts w:ascii="Arial" w:eastAsia="Times New Roman" w:hAnsi="Arial" w:cs="Arial"/>
-          <w:sz w:val="20"/>
-          <w:szCs w:val="20"/>
-        </w:rPr>
-        <w:t xml:space="preserve"> and GPU debugger</w:t>
-      </w:r>
-      <w:r>
-        <w:rPr>
-          <w:rFonts w:ascii="Arial" w:eastAsia="Times New Roman" w:hAnsi="Arial" w:cs="Arial"/>
-          <w:sz w:val="20"/>
-          <w:szCs w:val="20"/>
-        </w:rPr>
-        <w:t>(CUDA, OpenGL, DirectX)</w:t>
-      </w:r>
-      <w:r>
-        <w:rPr>
-          <w:rFonts w:ascii="Arial" w:eastAsia="Times New Roman" w:hAnsi="Arial" w:cs="Arial"/>
-          <w:sz w:val="20"/>
-          <w:szCs w:val="20"/>
-        </w:rPr>
-        <w:t xml:space="preserve">. Managed all three debuggers, staffed our team, assisted in hiring team members and mentoring them, worked with vendors to migrate tests to new product cycle, implemented engine test library for cluster debugger and GPU engine debugger, architected debugger UI test library to enable modeling. </w:t>
-      </w:r>
-    </w:p>
-    <w:p>
-      <w:pPr>
-        <w:rPr>
-          <w:rFonts w:ascii="Arial" w:eastAsia="Times New Roman" w:hAnsi="Arial" w:cs="Arial"/>
-          <w:b/>
-          <w:bCs/>
-          <w:sz w:val="20"/>
-          <w:szCs w:val="20"/>
-        </w:rPr>
-      </w:pPr>
-      <w:r>
-        <w:rPr>
-          <w:rFonts w:ascii="Arial" w:eastAsia="Times New Roman" w:hAnsi="Arial" w:cs="Arial"/>
-          <w:b/>
-          <w:bCs/>
-          <w:sz w:val="20"/>
-          <w:szCs w:val="20"/>
-        </w:rPr>
-        <w:t xml:space="preserve">GTSC </w:t>
-      </w:r>
-    </w:p>
-    <w:p>
-      <w:pPr>
-        <w:rPr>
-          <w:rFonts w:ascii="Arial" w:eastAsia="Times New Roman" w:hAnsi="Arial" w:cs="Arial"/>
-          <w:sz w:val="20"/>
-          <w:szCs w:val="20"/>
-        </w:rPr>
-      </w:pPr>
-      <w:r>
-        <w:rPr>
-          <w:rFonts w:ascii="Arial" w:eastAsia="Times New Roman" w:hAnsi="Arial" w:cs="Arial"/>
-          <w:sz w:val="20"/>
-          <w:szCs w:val="20"/>
-        </w:rPr>
-        <w:tab/>
-      </w:r>
-      <w:r>
-        <w:rPr>
-          <w:rFonts w:ascii="Arial" w:eastAsia="Times New Roman" w:hAnsi="Arial" w:cs="Arial"/>
-          <w:sz w:val="20"/>
-          <w:szCs w:val="20"/>
-        </w:rPr>
-        <w:t xml:space="preserve">Supported Windows Platform team, specialty areas include Windows OS, File System and Disk issues. My primary responsibilities include kernel dump analysis, provide root cause analysis, reverse engineer, code review, work with dev team to get the bug fixed, interacting with the customer to help them resolve the issue, resolve disk and cluster issues. </w:t>
-      </w:r>
-    </w:p>
-    <w:p>
-      <w:pPr>
-        <w:rPr>
-          <w:rFonts w:ascii="Arial" w:eastAsia="Times New Roman" w:hAnsi="Arial" w:cs="Arial"/>
-        </w:rPr>
-      </w:pPr>
-    </w:p>
-    <w:p>
-      <w:pPr>
-        <w:rPr>
-          <w:rFonts w:ascii="Arial" w:eastAsia="Times New Roman" w:hAnsi="Arial" w:cs="Arial"/>
-        </w:rPr>
-      </w:pPr>
-    </w:p>
-    <w:p>
-      <w:pPr>
-        <w:rPr>
-          <w:rFonts w:ascii="Arial" w:eastAsia="Times New Roman" w:hAnsi="Arial" w:cs="Arial"/>
-          <w:b/>
-          <w:bCs/>
-        </w:rPr>
-      </w:pPr>
-      <w:r>
-        <w:rPr>
-          <w:rFonts w:ascii="Arial" w:eastAsia="Times New Roman" w:hAnsi="Arial" w:cs="Arial"/>
+        </w:rPr>
+      </w:pPr>
+      <w:r>
+        <w:rPr>
+          <w:rFonts w:eastAsia="Times New Roman" w:cstheme="minorHAnsi"/>
           <w:b/>
           <w:bCs/>
           <w:sz w:val="28"/>
@@ -1932,7 +1887,7 @@
       </w:r>
       <w:r>
         <w:rPr>
-          <w:rFonts w:ascii="Arial" w:eastAsia="Times New Roman" w:hAnsi="Arial" w:cs="Arial"/>
+          <w:rFonts w:eastAsia="Times New Roman" w:cstheme="minorHAnsi"/>
           <w:b/>
           <w:bCs/>
         </w:rPr>
@@ -1942,25 +1897,25 @@
     <w:p>
       <w:pPr>
         <w:rPr>
-          <w:rFonts w:ascii="Arial" w:eastAsia="Times New Roman" w:hAnsi="Arial" w:cs="Arial"/>
-          <w:sz w:val="20"/>
-          <w:szCs w:val="20"/>
-        </w:rPr>
-      </w:pPr>
-      <w:r>
-        <w:rPr>
-          <w:rFonts w:ascii="Arial" w:eastAsia="Times New Roman" w:hAnsi="Arial" w:cs="Arial"/>
-          <w:sz w:val="20"/>
-          <w:szCs w:val="20"/>
+          <w:rFonts w:eastAsia="Times New Roman" w:cstheme="minorHAnsi"/>
+          <w:sz w:val="22"/>
+          <w:szCs w:val="22"/>
+        </w:rPr>
+      </w:pPr>
+      <w:r>
+        <w:rPr>
+          <w:rFonts w:eastAsia="Times New Roman" w:cstheme="minorHAnsi"/>
+          <w:sz w:val="22"/>
+          <w:szCs w:val="22"/>
           <w:u w:val="single"/>
         </w:rPr>
         <w:t>Duration</w:t>
       </w:r>
       <w:r>
         <w:rPr>
-          <w:rFonts w:ascii="Arial" w:eastAsia="Times New Roman" w:hAnsi="Arial" w:cs="Arial"/>
-          <w:sz w:val="20"/>
-          <w:szCs w:val="20"/>
+          <w:rFonts w:eastAsia="Times New Roman" w:cstheme="minorHAnsi"/>
+          <w:sz w:val="22"/>
+          <w:szCs w:val="22"/>
         </w:rPr>
         <w:t xml:space="preserve">: March 2002 – Sept 2005 </w:t>
       </w:r>
@@ -1968,24 +1923,25 @@
     <w:p>
       <w:pPr>
         <w:rPr>
-          <w:rFonts w:ascii="Arial" w:eastAsia="Times New Roman" w:hAnsi="Arial" w:cs="Arial"/>
-          <w:sz w:val="20"/>
-          <w:szCs w:val="20"/>
-        </w:rPr>
-      </w:pPr>
-      <w:r>
-        <w:rPr>
-          <w:rFonts w:ascii="Arial" w:eastAsia="Times New Roman" w:hAnsi="Arial" w:cs="Arial"/>
-          <w:sz w:val="20"/>
-          <w:szCs w:val="20"/>
-        </w:rPr>
+          <w:rFonts w:eastAsia="Times New Roman" w:cstheme="minorHAnsi"/>
+          <w:sz w:val="22"/>
+          <w:szCs w:val="22"/>
+        </w:rPr>
+      </w:pPr>
+      <w:r>
+        <w:rPr>
+          <w:rFonts w:eastAsia="Times New Roman" w:cstheme="minorHAnsi"/>
+          <w:sz w:val="22"/>
+          <w:szCs w:val="22"/>
+        </w:rPr>
+        <w:lastRenderedPageBreak/>
         <w:tab/>
       </w:r>
       <w:r>
         <w:rPr>
-          <w:rFonts w:ascii="Arial" w:eastAsia="Times New Roman" w:hAnsi="Arial" w:cs="Arial"/>
-          <w:sz w:val="20"/>
-          <w:szCs w:val="20"/>
+          <w:rFonts w:eastAsia="Times New Roman" w:cstheme="minorHAnsi"/>
+          <w:sz w:val="22"/>
+          <w:szCs w:val="22"/>
         </w:rPr>
         <w:t xml:space="preserve">Design and developed tools to validate CPU Core and Caching/Memory Subsystem. This also involves Linux kernel programming and developing drivers for test cards and chipset. </w:t>
       </w:r>
@@ -1993,24 +1949,24 @@
     <w:p>
       <w:pPr>
         <w:rPr>
-          <w:rFonts w:ascii="Arial" w:eastAsia="Times New Roman" w:hAnsi="Arial" w:cs="Arial"/>
-          <w:sz w:val="20"/>
-          <w:szCs w:val="20"/>
-        </w:rPr>
-      </w:pPr>
-      <w:r>
-        <w:rPr>
-          <w:rFonts w:ascii="Arial" w:eastAsia="Times New Roman" w:hAnsi="Arial" w:cs="Arial"/>
-          <w:sz w:val="20"/>
-          <w:szCs w:val="20"/>
+          <w:rFonts w:eastAsia="Times New Roman" w:cstheme="minorHAnsi"/>
+          <w:sz w:val="22"/>
+          <w:szCs w:val="22"/>
+        </w:rPr>
+      </w:pPr>
+      <w:r>
+        <w:rPr>
+          <w:rFonts w:eastAsia="Times New Roman" w:cstheme="minorHAnsi"/>
+          <w:sz w:val="22"/>
+          <w:szCs w:val="22"/>
         </w:rPr>
         <w:tab/>
       </w:r>
       <w:r>
         <w:rPr>
-          <w:rFonts w:ascii="Arial" w:eastAsia="Times New Roman" w:hAnsi="Arial" w:cs="Arial"/>
-          <w:sz w:val="20"/>
-          <w:szCs w:val="20"/>
+          <w:rFonts w:eastAsia="Times New Roman" w:cstheme="minorHAnsi"/>
+          <w:sz w:val="22"/>
+          <w:szCs w:val="22"/>
         </w:rPr>
         <w:t xml:space="preserve">Debug and root cause hardware/OS bugs, drive bug to closure and sometime write patches to rectify the bug. </w:t>
       </w:r>
@@ -2018,38 +1974,27 @@
     <w:p>
       <w:pPr>
         <w:rPr>
-          <w:rFonts w:ascii="Arial" w:eastAsia="Times New Roman" w:hAnsi="Arial" w:cs="Arial"/>
-        </w:rPr>
-      </w:pPr>
-      <w:r>
-        <w:rPr>
-          <w:rFonts w:ascii="Arial" w:eastAsia="Times New Roman" w:hAnsi="Arial" w:cs="Arial"/>
-          <w:sz w:val="20"/>
-          <w:szCs w:val="20"/>
+          <w:rFonts w:eastAsia="Times New Roman" w:cstheme="minorHAnsi"/>
+          <w:sz w:val="22"/>
+          <w:szCs w:val="22"/>
+        </w:rPr>
+      </w:pPr>
+      <w:r>
+        <w:rPr>
+          <w:rFonts w:eastAsia="Times New Roman" w:cstheme="minorHAnsi"/>
+          <w:sz w:val="22"/>
+          <w:szCs w:val="22"/>
         </w:rPr>
         <w:tab/>
       </w:r>
       <w:r>
         <w:rPr>
-          <w:rFonts w:ascii="Arial" w:eastAsia="Times New Roman" w:hAnsi="Arial" w:cs="Arial"/>
-          <w:sz w:val="20"/>
-          <w:szCs w:val="20"/>
-        </w:rPr>
-        <w:t>Design, development and test network card management/configuration/manageability software on Windows and Linux platform</w:t>
-      </w:r>
-      <w:r>
-        <w:rPr>
-          <w:rFonts w:ascii="Arial" w:eastAsia="Times New Roman" w:hAnsi="Arial" w:cs="Arial"/>
-        </w:rPr>
-        <w:t>.</w:t>
-      </w:r>
-    </w:p>
-    <w:p>
-      <w:pPr>
-        <w:rPr>
-          <w:rFonts w:ascii="Arial" w:hAnsi="Arial" w:cs="Arial"/>
-        </w:rPr>
-      </w:pPr>
+          <w:rFonts w:eastAsia="Times New Roman" w:cstheme="minorHAnsi"/>
+          <w:sz w:val="22"/>
+          <w:szCs w:val="22"/>
+        </w:rPr>
+        <w:t>Design, development and test network card management/configuration/manageability software on Windows and Linux platform.</w:t>
+      </w:r>
     </w:p>
     <w:sectPr>
       <w:headerReference w:type="even" r:id="rId8"/>
@@ -3458,6 +3403,31 @@
     <w:uiPriority w:val="99"/>
     <w:rsid w:val="001605C2"/>
   </w:style>
+  <w:style w:type="paragraph" w:customStyle="1" w:styleId="codex-docx-previewheading1">
+    <w:name w:val="codex-docx-preview_heading1"/>
+    <w:basedOn w:val="Normal"/>
+    <w:rsid w:val="005048FE"/>
+    <w:pPr>
+      <w:spacing w:before="100" w:beforeAutospacing="1" w:after="100" w:afterAutospacing="1"/>
+    </w:pPr>
+    <w:rPr>
+      <w:rFonts w:ascii="Times New Roman" w:eastAsia="Times New Roman" w:hAnsi="Times New Roman" w:cs="Times New Roman"/>
+    </w:rPr>
+  </w:style>
+  <w:style w:type="paragraph" w:styleId="NormalWeb">
+    <w:name w:val="Normal (Web)"/>
+    <w:basedOn w:val="Normal"/>
+    <w:uiPriority w:val="99"/>
+    <w:semiHidden/>
+    <w:unhideWhenUsed/>
+    <w:rsid w:val="005048FE"/>
+    <w:pPr>
+      <w:spacing w:before="100" w:beforeAutospacing="1" w:after="100" w:afterAutospacing="1"/>
+    </w:pPr>
+    <w:rPr>
+      <w:rFonts w:ascii="Times New Roman" w:eastAsia="Times New Roman" w:hAnsi="Times New Roman" w:cs="Times New Roman"/>
+    </w:rPr>
+  </w:style>
 </w:styles>
 </file>
 

--- a/resume/RESUME.docx
+++ b/resume/RESUME.docx
@@ -1393,6 +1393,77 @@
       <w:pPr>
         <w:rPr>
           <w:rFonts w:eastAsia="Times New Roman" w:cstheme="minorHAnsi"/>
+          <w:sz w:val="22"/>
+          <w:szCs w:val="22"/>
+        </w:rPr>
+      </w:pPr>
+      <w:r>
+        <w:rPr>
+          <w:rFonts w:eastAsia="Times New Roman" w:cstheme="minorHAnsi"/>
+          <w:sz w:val="22"/>
+          <w:szCs w:val="22"/>
+        </w:rPr>
+        <w:t>AI Infra</w:t>
+      </w:r>
+    </w:p>
+    <w:p>
+      <w:pPr>
+        <w:rPr>
+          <w:rFonts w:eastAsia="Times New Roman" w:cstheme="minorHAnsi"/>
+          <w:sz w:val="22"/>
+          <w:szCs w:val="22"/>
+        </w:rPr>
+      </w:pPr>
+      <w:r>
+        <w:rPr>
+          <w:rFonts w:eastAsia="Times New Roman" w:cstheme="minorHAnsi"/>
+          <w:sz w:val="22"/>
+          <w:szCs w:val="22"/>
+        </w:rPr>
+        <w:tab/>
+        <w:t>Built service to automatically handle security tickets for service team. The service auto triage tickets and provides recommendations based off past incident and/or recommend fixed based off the suggestion provide by team</w:t>
+      </w:r>
+    </w:p>
+    <w:p>
+      <w:pPr>
+        <w:rPr>
+          <w:rFonts w:eastAsia="Times New Roman" w:cstheme="minorHAnsi"/>
+          <w:sz w:val="22"/>
+          <w:szCs w:val="22"/>
+        </w:rPr>
+      </w:pPr>
+      <w:r>
+        <w:rPr>
+          <w:rFonts w:eastAsia="Times New Roman" w:cstheme="minorHAnsi"/>
+          <w:sz w:val="22"/>
+          <w:szCs w:val="22"/>
+        </w:rPr>
+        <w:tab/>
+        <w:t xml:space="preserve">Built DC operation tooling to auto triage and fix any DC issues during </w:t>
+      </w:r>
+      <w:proofErr w:type="spellStart"/>
+      <w:r>
+        <w:rPr>
+          <w:rFonts w:eastAsia="Times New Roman" w:cstheme="minorHAnsi"/>
+          <w:sz w:val="22"/>
+          <w:szCs w:val="22"/>
+        </w:rPr>
+        <w:t>bringup</w:t>
+      </w:r>
+      <w:proofErr w:type="spellEnd"/>
+      <w:r>
+        <w:rPr>
+          <w:rFonts w:eastAsia="Times New Roman" w:cstheme="minorHAnsi"/>
+          <w:sz w:val="22"/>
+          <w:szCs w:val="22"/>
+        </w:rPr>
+        <w:t>/regular operations. Designed and scaled the service to reduce the time take to resolve an issue.</w:t>
+      </w:r>
+    </w:p>
+    <w:p>
+      <w:pPr>
+        <w:rPr>
+          <w:rFonts w:eastAsia="Times New Roman" w:cstheme="minorHAnsi"/>
         </w:rPr>
       </w:pPr>
     </w:p>
@@ -1855,7 +1926,16 @@
           <w:sz w:val="22"/>
           <w:szCs w:val="22"/>
         </w:rPr>
-        <w:t>Supported Windows Platform team, specialty areas include Windows OS, File System and Disk issues. My primary responsibilities include kernel dump analysis, provide root cause analysis, reverse engineer, code review, work with dev team to get the bug fixed, interacting with the customer to help them resolve the issue, resolve disk and cluster issues.</w:t>
+        <w:t xml:space="preserve">Supported Windows Platform team, specialty areas include Windows OS, File System and Disk issues. My primary responsibilities include kernel dump analysis, provide root cause analysis, reverse engineer, code </w:t>
+      </w:r>
+      <w:r>
+        <w:rPr>
+          <w:rFonts w:eastAsia="Times New Roman" w:cstheme="minorHAnsi"/>
+          <w:sz w:val="22"/>
+          <w:szCs w:val="22"/>
+        </w:rPr>
+        <w:lastRenderedPageBreak/>
+        <w:t>review, work with dev team to get the bug fixed, interacting with the customer to help them resolve the issue, resolve disk and cluster issues.</w:t>
       </w:r>
     </w:p>
     <w:p>
@@ -1934,7 +2014,6 @@
           <w:sz w:val="22"/>
           <w:szCs w:val="22"/>
         </w:rPr>
-        <w:lastRenderedPageBreak/>
         <w:tab/>
       </w:r>
       <w:r>
